--- a/course-production/hormones-peptides-skin/review/media-preview.docx
+++ b/course-production/hormones-peptides-skin/review/media-preview.docx
@@ -2,7 +2,7 @@
 <file path=word/document.xml><?xml version="1.0" encoding="utf-8"?>
 <w:document xmlns:w="http://schemas.openxmlformats.org/wordprocessingml/2006/main" xmlns:m="http://schemas.openxmlformats.org/officeDocument/2006/math" xmlns:r="http://schemas.openxmlformats.org/officeDocument/2006/relationships" xmlns:o="urn:schemas-microsoft-com:office:office" xmlns:v="urn:schemas-microsoft-com:vml" xmlns:w10="urn:schemas-microsoft-com:office:word" xmlns:a="http://schemas.openxmlformats.org/drawingml/2006/main" xmlns:pic="http://schemas.openxmlformats.org/drawingml/2006/picture" xmlns:wp="http://schemas.openxmlformats.org/drawingml/2006/wordprocessingDrawing">
   <w:body>
-    <w:bookmarkStart w:id="209" w:name="teaching-stills-contact-sheet"/>
+    <w:bookmarkStart w:id="238" w:name="teaching-stills-contact-sheet"/>
     <w:p>
       <w:pPr>
         <w:pStyle w:val="Heading1"/>
@@ -71,418 +71,45 @@
         <w:t xml:space="preserve">.</w:t>
       </w:r>
     </w:p>
-    <w:bookmarkStart w:id="9" w:name="look-at-these-first"/>
+    <w:bookmarkStart w:id="37" w:name="module-opening-films-7"/>
     <w:p>
       <w:pPr>
         <w:pStyle w:val="Heading2"/>
       </w:pPr>
       <w:r>
-        <w:t xml:space="preserve">Look at these first</w:t>
-      </w:r>
-    </w:p>
-    <w:p>
-      <w:pPr>
-        <w:pStyle w:val="Compact"/>
-        <w:numPr>
-          <w:ilvl w:val="0"/>
-          <w:numId w:val="1001"/>
-        </w:numPr>
-      </w:pPr>
-      <w:r>
-        <w:rPr>
-          <w:b/>
-          <w:bCs/>
-        </w:rPr>
-        <w:t xml:space="preserve">m5-p14</w:t>
-      </w:r>
-      <w:r>
-        <w:t xml:space="preserve"> </w:t>
-      </w:r>
-      <w:r>
-        <w:t xml:space="preserve">A Wnt switch and a zinc question. — Most complex mechanism in the set: a cell-penetrating decoy peptide sits in the docking site so the grey</w:t>
-      </w:r>
-      <w:r>
-        <w:t xml:space="preserve"> </w:t>
-      </w:r>
-      <w:r>
-        <w:t xml:space="preserve">‘brake’</w:t>
-      </w:r>
-      <w:r>
-        <w:t xml:space="preserve"> </w:t>
-      </w:r>
-      <w:r>
-        <w:t xml:space="preserve">protein (CXXC5) cannot bind Dishevelled, and β-catenin tokens move into the nucleus. Confirm this reading of PTD-DBM (Lee 2017).</w:t>
-      </w:r>
-    </w:p>
-    <w:p>
-      <w:pPr>
-        <w:pStyle w:val="Compact"/>
-        <w:numPr>
-          <w:ilvl w:val="0"/>
-          <w:numId w:val="1001"/>
-        </w:numPr>
-      </w:pPr>
-      <w:r>
-        <w:rPr>
-          <w:b/>
-          <w:bCs/>
-        </w:rPr>
-        <w:t xml:space="preserve">m3-p08</w:t>
-      </w:r>
-      <w:r>
-        <w:t xml:space="preserve"> </w:t>
-      </w:r>
-      <w:r>
-        <w:t xml:space="preserve">Two gut hormones, re-engineered. — DPP-4 drawn clipping the two N-terminal residues off native GLP-1; the drug drawn with a substituted second residue and a fatty side chain. Confirm this is acceptable for semaglutide and tirzepatide at this level of detail.</w:t>
-      </w:r>
-    </w:p>
-    <w:p>
-      <w:pPr>
-        <w:pStyle w:val="Compact"/>
-        <w:numPr>
-          <w:ilvl w:val="0"/>
-          <w:numId w:val="1001"/>
-        </w:numPr>
-      </w:pPr>
-      <w:r>
-        <w:rPr>
-          <w:b/>
-          <w:bCs/>
-        </w:rPr>
-        <w:t xml:space="preserve">m2-p17</w:t>
-      </w:r>
-      <w:r>
-        <w:t xml:space="preserve"> </w:t>
-      </w:r>
-      <w:r>
-        <w:t xml:space="preserve">Freckles before the wedding. — Pedigree shows an affected father and daughter (mother unaffected). Redrawn at review: the myxoma now sits in the left atrium (the upper chamber on the viewer’s right of a textbook four-chamber cutaway, beside the pulmonary-vein openings), the commoner site; it is drawn as a small stalked mass by the septum reaching toward the mitral valve.</w:t>
-      </w:r>
-    </w:p>
-    <w:p>
-      <w:pPr>
-        <w:pStyle w:val="Compact"/>
-        <w:numPr>
-          <w:ilvl w:val="0"/>
-          <w:numId w:val="1001"/>
-        </w:numPr>
-      </w:pPr>
-      <w:r>
-        <w:rPr>
-          <w:b/>
-          <w:bCs/>
-        </w:rPr>
-        <w:t xml:space="preserve">m4-p03</w:t>
-      </w:r>
-      <w:r>
-        <w:t xml:space="preserve"> </w:t>
-      </w:r>
-      <w:r>
-        <w:t xml:space="preserve">A plasma tripeptide with a copper habit. — GHK-Cu drawn as three beads with the copper ion against the first two (Gly-His). Schematic only; confirm.</w:t>
-      </w:r>
-    </w:p>
-    <w:p>
-      <w:pPr>
-        <w:pStyle w:val="Compact"/>
-        <w:numPr>
-          <w:ilvl w:val="0"/>
-          <w:numId w:val="1001"/>
-        </w:numPr>
-      </w:pPr>
-      <w:r>
-        <w:rPr>
-          <w:b/>
-          <w:bCs/>
-        </w:rPr>
-        <w:t xml:space="preserve">m5-p07</w:t>
-      </w:r>
-      <w:r>
-        <w:t xml:space="preserve"> </w:t>
-      </w:r>
-      <w:r>
-        <w:t xml:space="preserve">Five receptors, one family of hormones. — Five receptor tiles: MC1R pigment cell, MC2R adrenal, MC3R and MC4R brain (drawn twice), MC5R sebaceous gland — the tidy map the moment itself qualifies.</w:t>
-      </w:r>
-    </w:p>
-    <w:p>
-      <w:pPr>
-        <w:pStyle w:val="Compact"/>
-        <w:numPr>
-          <w:ilvl w:val="0"/>
-          <w:numId w:val="1001"/>
-        </w:numPr>
-      </w:pPr>
-      <w:r>
-        <w:rPr>
-          <w:b/>
-          <w:bCs/>
-        </w:rPr>
-        <w:t xml:space="preserve">m7-p02</w:t>
-      </w:r>
-      <w:r>
-        <w:t xml:space="preserve"> </w:t>
-      </w:r>
-      <w:r>
-        <w:t xml:space="preserve">GRADE rates certainty in an effect, one outcome at a time. — GRADE: randomized trials on the top shelf, observational studies on the third; the model also put a small cluster on the lowest shelf (very low). Keep, or redraw with the lowest shelf empty?</w:t>
-      </w:r>
-    </w:p>
-    <w:p>
-      <w:pPr>
-        <w:pStyle w:val="Compact"/>
-        <w:numPr>
-          <w:ilvl w:val="0"/>
-          <w:numId w:val="1001"/>
-        </w:numPr>
-      </w:pPr>
-      <w:r>
-        <w:rPr>
-          <w:b/>
-          <w:bCs/>
-        </w:rPr>
-        <w:t xml:space="preserve">m6-p05</w:t>
-      </w:r>
-      <w:r>
-        <w:t xml:space="preserve"> </w:t>
-      </w:r>
-      <w:r>
-        <w:t xml:space="preserve">Deficiency is a diagnosis. Decline is ageing. — Deficiency drawn as a pituitary mass (one cause among several); normal ageing drawn as an intact gland releasing less.</w:t>
-      </w:r>
-    </w:p>
-    <w:p>
-      <w:pPr>
-        <w:pStyle w:val="Compact"/>
-        <w:numPr>
-          <w:ilvl w:val="0"/>
-          <w:numId w:val="1001"/>
-        </w:numPr>
-      </w:pPr>
-      <w:r>
-        <w:rPr>
-          <w:b/>
-          <w:bCs/>
-        </w:rPr>
-        <w:t xml:space="preserve">m3-p13</w:t>
-      </w:r>
-      <w:r>
-        <w:t xml:space="preserve"> </w:t>
-      </w:r>
-      <w:r>
-        <w:t xml:space="preserve">Ten months in, and unhappy with the mirror. — Facial fat drawn as one pad over bone; real anatomy has separate superficial and deep compartments.</w:t>
-      </w:r>
-    </w:p>
-    <w:p>
-      <w:pPr>
-        <w:pStyle w:val="Compact"/>
-        <w:numPr>
-          <w:ilvl w:val="0"/>
-          <w:numId w:val="1001"/>
-        </w:numPr>
-      </w:pPr>
-      <w:r>
-        <w:rPr>
-          <w:b/>
-          <w:bCs/>
-        </w:rPr>
-        <w:t xml:space="preserve">m1-p06</w:t>
-      </w:r>
-      <w:r>
-        <w:t xml:space="preserve"> </w:t>
-      </w:r>
-      <w:r>
-        <w:t xml:space="preserve">Read the skin before the serum. — Skin sign paired with gland: thin skin with bruising and the adrenal (cortisol excess); coarse dry skin and the thyroid; acanthosis nigricans and the pancreas (hyperinsulinaemia).</w:t>
-      </w:r>
-    </w:p>
-    <w:p>
-      <w:pPr>
-        <w:pStyle w:val="Compact"/>
-        <w:numPr>
-          <w:ilvl w:val="0"/>
-          <w:numId w:val="1001"/>
-        </w:numPr>
-      </w:pPr>
-      <w:r>
-        <w:rPr>
-          <w:b/>
-          <w:bCs/>
-        </w:rPr>
-        <w:t xml:space="preserve">m6-p17</w:t>
-      </w:r>
-      <w:r>
-        <w:t xml:space="preserve"> </w:t>
-      </w:r>
-      <w:r>
-        <w:t xml:space="preserve">Tight rings, eight months into</w:t>
-      </w:r>
-      <w:r>
-        <w:t xml:space="preserve"> </w:t>
-      </w:r>
-      <w:r>
-        <w:t xml:space="preserve">‘CJC/ipa’</w:t>
-      </w:r>
-      <w:r>
-        <w:t xml:space="preserve">. — Tingling drawn along the thumb, index and middle fingers (median nerve) to match carpal tunnel symptoms.</w:t>
-      </w:r>
-    </w:p>
-    <w:p>
-      <w:pPr>
-        <w:pStyle w:val="Compact"/>
-        <w:numPr>
-          <w:ilvl w:val="0"/>
-          <w:numId w:val="1001"/>
-        </w:numPr>
-      </w:pPr>
-      <w:r>
-        <w:rPr>
-          <w:b/>
-          <w:bCs/>
-        </w:rPr>
-        <w:t xml:space="preserve">m4-p13</w:t>
-      </w:r>
-      <w:r>
-        <w:t xml:space="preserve"> </w:t>
-      </w:r>
-      <w:r>
-        <w:t xml:space="preserve">Rodents, a fragment, and a tripeptide. — TB-500 drawn as a seven-bead fragment lifted from the first half of a long chain (residues 17–23 of thymosin β4); KPV as the last three beads of α-MSH.</w:t>
-      </w:r>
-    </w:p>
-    <w:p>
-      <w:pPr>
-        <w:pStyle w:val="Compact"/>
-        <w:numPr>
-          <w:ilvl w:val="0"/>
-          <w:numId w:val="1001"/>
-        </w:numPr>
-      </w:pPr>
-      <w:r>
-        <w:rPr>
-          <w:b/>
-          <w:bCs/>
-        </w:rPr>
-        <w:t xml:space="preserve">m5-p05</w:t>
-      </w:r>
-      <w:r>
-        <w:t xml:space="preserve"> </w:t>
-      </w:r>
-      <w:r>
-        <w:t xml:space="preserve">Work up the hair loss before anyone mentions a peptide. — Four hair-loss patterns seen from above: male pattern, diffuse shedding, an alopecia areata patch, female-pattern widened parting. The front of three ovals is bare (forehead).</w:t>
-      </w:r>
-    </w:p>
-    <w:p>
-      <w:pPr>
-        <w:pStyle w:val="Compact"/>
-        <w:numPr>
-          <w:ilvl w:val="0"/>
-          <w:numId w:val="1001"/>
-        </w:numPr>
-      </w:pPr>
-      <w:r>
-        <w:rPr>
-          <w:b/>
-          <w:bCs/>
-        </w:rPr>
-        <w:t xml:space="preserve">m2-p13</w:t>
-      </w:r>
-      <w:r>
-        <w:t xml:space="preserve"> </w:t>
-      </w:r>
-      <w:r>
-        <w:t xml:space="preserve">Some syndromes show on the skin first. — Only the MEN2A example is drawn: interscapular cutaneous lichen amyloidosis linked to the thyroid.</w:t>
-      </w:r>
-    </w:p>
-    <w:p>
-      <w:pPr>
-        <w:pStyle w:val="Compact"/>
-        <w:numPr>
-          <w:ilvl w:val="0"/>
-          <w:numId w:val="1001"/>
-        </w:numPr>
-      </w:pPr>
-      <w:r>
-        <w:rPr>
-          <w:b/>
-          <w:bCs/>
-        </w:rPr>
-        <w:t xml:space="preserve">m2-p11</w:t>
-      </w:r>
-      <w:r>
-        <w:t xml:space="preserve"> </w:t>
-      </w:r>
-      <w:r>
-        <w:t xml:space="preserve">Symptoms and bone. Skin is a bystander. — Two of the approved uses drawn (vasomotor symptoms, bone); vulvovaginal symptoms are left to the text.</w:t>
-      </w:r>
-    </w:p>
-    <w:p>
-      <w:pPr>
-        <w:pStyle w:val="Compact"/>
-        <w:numPr>
-          <w:ilvl w:val="0"/>
-          <w:numId w:val="1001"/>
-        </w:numPr>
-      </w:pPr>
-      <w:r>
-        <w:rPr>
-          <w:b/>
-          <w:bCs/>
-        </w:rPr>
-        <w:t xml:space="preserve">m2-p15</w:t>
-      </w:r>
-      <w:r>
-        <w:t xml:space="preserve"> </w:t>
-      </w:r>
-      <w:r>
-        <w:t xml:space="preserve">The everyday endocrine signs. — Three of the named signs drawn: palm creases (adrenal), acanthosis nigricans at the back of the neck, a pretibial plaque; hirsutism and hypothyroid skin are left to the text.</w:t>
-      </w:r>
-    </w:p>
-    <w:bookmarkEnd w:id="9"/>
-    <w:bookmarkStart w:id="38" w:name="Xd0bdfd2938be9d9823ac801be6adbb60de99fb0"/>
-    <w:p>
-      <w:pPr>
-        <w:pStyle w:val="Heading2"/>
-      </w:pPr>
-      <w:r>
-        <w:t xml:space="preserve">Module 01 · Cutaneous Neuro-Immuno-Endocrinology and Dermal Aging</w:t>
-      </w:r>
-    </w:p>
-    <w:bookmarkStart w:id="13" w:name="m1-p03-four-units-one-circuit."/>
+        <w:t xml:space="preserve">Module opening films (7)</w:t>
+      </w:r>
+    </w:p>
+    <w:bookmarkStart w:id="12" w:name="Xfd1d94c0e5e8beabfc254c7e061c4f5bc6de550"/>
     <w:p>
       <w:pPr>
         <w:pStyle w:val="Heading3"/>
       </w:pPr>
       <w:r>
-        <w:t xml:space="preserve">m1-p03 · Four units, one circuit.</w:t>
+        <w:t xml:space="preserve">Module 01 · The skin as an endocrine organ, and how it ages</w:t>
       </w:r>
     </w:p>
     <w:p>
       <w:pPr>
         <w:pStyle w:val="FirstParagraph"/>
-      </w:pPr>
-      <w:r>
-        <w:rPr>
-          <w:i/>
-          <w:iCs/>
-        </w:rPr>
-        <w:t xml:space="preserve">03 / 19 · Lesson 1.1 · Concept · Lesson 1.1 · The skin as a steroidogenic, endocrine organ</w:t>
-      </w:r>
-    </w:p>
-    <w:p>
-      <w:pPr>
-        <w:pStyle w:val="BodyText"/>
       </w:pPr>
       <w:r>
         <w:drawing>
           <wp:inline>
-            <wp:extent cx="5334000" cy="2978150"/>
+            <wp:extent cx="2194560" cy="3899916"/>
             <wp:effectExtent b="0" l="0" r="0" t="0"/>
-            <wp:docPr descr="" title="" id="11" name="Picture"/>
+            <wp:docPr descr="" title="" id="10" name="Picture"/>
             <a:graphic>
               <a:graphicData uri="http://schemas.openxmlformats.org/drawingml/2006/picture">
                 <pic:pic>
                   <pic:nvPicPr>
-                    <pic:cNvPr descr="/var/folders/25/1742nktj7yl7th499b7g5g6h0000gn/T/media-preview-pcrpuilk/m1-p03-img.jpg" id="12" name="Picture"/>
+                    <pic:cNvPr descr="/var/folders/25/1742nktj7yl7th499b7g5g6h0000gn/T/media-preview-s9ncfumc/m01-opener-poster.jpg" id="11" name="Picture"/>
                     <pic:cNvPicPr>
                       <a:picLocks noChangeArrowheads="1" noChangeAspect="1"/>
                     </pic:cNvPicPr>
                   </pic:nvPicPr>
                   <pic:blipFill>
-                    <a:blip r:embed="rId10"/>
+                    <a:blip r:embed="rId9"/>
                     <a:stretch>
                       <a:fillRect/>
                     </a:stretch>
@@ -490,7 +117,7 @@
                   <pic:spPr bwMode="auto">
                     <a:xfrm>
                       <a:off x="0" y="0"/>
-                      <a:ext cx="5334000" cy="2978150"/>
+                      <a:ext cx="2194560" cy="3899916"/>
                     </a:xfrm>
                     <a:prstGeom prst="rect">
                       <a:avLst/>
@@ -518,13 +145,13 @@
           <w:b/>
           <w:bCs/>
         </w:rPr>
-        <w:t xml:space="preserve">Teaches:</w:t>
-      </w:r>
-      <w:r>
-        <w:t xml:space="preserve"> </w:t>
-      </w:r>
-      <w:r>
-        <w:t xml:space="preserve">Skin as a neuro-immuno-endocrine organ: four units, three signalling routes (neighbouring cells, nerves, blood); mostly cell, tissue and animal evidence.</w:t>
+        <w:t xml:space="preserve">Watch:</w:t>
+      </w:r>
+      <w:r>
+        <w:t xml:space="preserve"> </w:t>
+      </w:r>
+      <w:r>
+        <w:t xml:space="preserve">https://storage.googleapis.com/perceptors-academy-hormonaly-media/assets/hormones-peptides-skin/video/m01-opener.mp4 (70 s)</w:t>
       </w:r>
       <w:r>
         <w:br/>
@@ -534,75 +161,62 @@
           <w:b/>
           <w:bCs/>
         </w:rPr>
-        <w:t xml:space="preserve">Alt text:</w:t>
-      </w:r>
-      <w:r>
-        <w:t xml:space="preserve"> </w:t>
-      </w:r>
-      <w:r>
-        <w:t xml:space="preserve">A cross-section of skin showing the epidermis, dermis, fat layer and a hair follicle with its glands, with signals passing between cells, along a nerve and into a blood vessel.</w:t>
-      </w:r>
-    </w:p>
-    <w:p>
-      <w:pPr>
-        <w:pStyle w:val="BodyText"/>
-      </w:pPr>
-      <w:r>
-        <w:rPr>
-          <w:rStyle w:val="VerbatimChar"/>
-        </w:rPr>
-        <w:t xml:space="preserve">assets/hormones-peptides-skin/images/m1-p03-img.jpg</w:t>
-      </w:r>
-      <w:r>
-        <w:t xml:space="preserve"> </w:t>
-      </w:r>
-      <w:r>
-        <w:t xml:space="preserve">· draft</w:t>
-      </w:r>
-    </w:p>
-    <w:bookmarkEnd w:id="13"/>
-    <w:bookmarkStart w:id="17" w:name="m1-p06-read-the-skin-before-the-serum."/>
+        <w:t xml:space="preserve">Narration:</w:t>
+      </w:r>
+      <w:r>
+        <w:t xml:space="preserve"> </w:t>
+      </w:r>
+      <w:r>
+        <w:t xml:space="preserve">approved text, verbatim (m1-p01 body, sentences 1–2; m1-p03 audioScript, sentences 1–8)</w:t>
+      </w:r>
+      <w:r>
+        <w:br/>
+      </w:r>
+      <w:r>
+        <w:rPr>
+          <w:b/>
+          <w:bCs/>
+        </w:rPr>
+        <w:t xml:space="preserve">Presenter:</w:t>
+      </w:r>
+      <w:r>
+        <w:t xml:space="preserve"> </w:t>
+      </w:r>
+      <w:r>
+        <w:t xml:space="preserve">HeyGen digital avatar; under the player: “Presented by a digital avatar (AI-generated presenter and voice).”</w:t>
+      </w:r>
+    </w:p>
+    <w:bookmarkEnd w:id="12"/>
+    <w:bookmarkStart w:id="16" w:name="module-02-systemic-hormones-and-the-skin"/>
     <w:p>
       <w:pPr>
         <w:pStyle w:val="Heading3"/>
       </w:pPr>
       <w:r>
-        <w:t xml:space="preserve">m1-p06 · Read the skin before the serum.</w:t>
+        <w:t xml:space="preserve">Module 02 · Systemic hormones and the skin</w:t>
       </w:r>
     </w:p>
     <w:p>
       <w:pPr>
         <w:pStyle w:val="FirstParagraph"/>
-      </w:pPr>
-      <w:r>
-        <w:rPr>
-          <w:i/>
-          <w:iCs/>
-        </w:rPr>
-        <w:t xml:space="preserve">06 / 19 · What changes in practice · Lesson 1.1 · The skin as a steroidogenic, endocrine organ</w:t>
-      </w:r>
-    </w:p>
-    <w:p>
-      <w:pPr>
-        <w:pStyle w:val="BodyText"/>
       </w:pPr>
       <w:r>
         <w:drawing>
           <wp:inline>
-            <wp:extent cx="5334000" cy="2978150"/>
+            <wp:extent cx="2194560" cy="3899916"/>
             <wp:effectExtent b="0" l="0" r="0" t="0"/>
-            <wp:docPr descr="" title="" id="15" name="Picture"/>
+            <wp:docPr descr="" title="" id="14" name="Picture"/>
             <a:graphic>
               <a:graphicData uri="http://schemas.openxmlformats.org/drawingml/2006/picture">
                 <pic:pic>
                   <pic:nvPicPr>
-                    <pic:cNvPr descr="/var/folders/25/1742nktj7yl7th499b7g5g6h0000gn/T/media-preview-pcrpuilk/m1-p06-img.jpg" id="16" name="Picture"/>
+                    <pic:cNvPr descr="/var/folders/25/1742nktj7yl7th499b7g5g6h0000gn/T/media-preview-s9ncfumc/m02-opener-poster.jpg" id="15" name="Picture"/>
                     <pic:cNvPicPr>
                       <a:picLocks noChangeArrowheads="1" noChangeAspect="1"/>
                     </pic:cNvPicPr>
                   </pic:nvPicPr>
                   <pic:blipFill>
-                    <a:blip r:embed="rId14"/>
+                    <a:blip r:embed="rId13"/>
                     <a:stretch>
                       <a:fillRect/>
                     </a:stretch>
@@ -610,7 +224,7 @@
                   <pic:spPr bwMode="auto">
                     <a:xfrm>
                       <a:off x="0" y="0"/>
-                      <a:ext cx="5334000" cy="2978150"/>
+                      <a:ext cx="2194560" cy="3899916"/>
                     </a:xfrm>
                     <a:prstGeom prst="rect">
                       <a:avLst/>
@@ -638,13 +252,13 @@
           <w:b/>
           <w:bCs/>
         </w:rPr>
-        <w:t xml:space="preserve">Teaches:</w:t>
-      </w:r>
-      <w:r>
-        <w:t xml:space="preserve"> </w:t>
-      </w:r>
-      <w:r>
-        <w:t xml:space="preserve">The aesthetic exam as a systemic screen: thinning and bruising, coarse dry skin and acanthosis nigricans point to cortisol, thyroid and insulin; some signs mean prompt referral.</w:t>
+        <w:t xml:space="preserve">Watch:</w:t>
+      </w:r>
+      <w:r>
+        <w:t xml:space="preserve"> </w:t>
+      </w:r>
+      <w:r>
+        <w:t xml:space="preserve">https://storage.googleapis.com/perceptors-academy-hormonaly-media/assets/hormones-peptides-skin/video/m02-opener.mp4 (76 s)</w:t>
       </w:r>
       <w:r>
         <w:br/>
@@ -654,93 +268,62 @@
           <w:b/>
           <w:bCs/>
         </w:rPr>
-        <w:t xml:space="preserve">Alt text:</w:t>
-      </w:r>
-      <w:r>
-        <w:t xml:space="preserve"> </w:t>
-      </w:r>
-      <w:r>
-        <w:t xml:space="preserve">Three magnified patches of skin — thin with a bruise, coarse and dry, velvety and dark — each linked to the gland it points to: an adrenal gland, the thyroid and the pancreas.</w:t>
-      </w:r>
-    </w:p>
-    <w:p>
-      <w:pPr>
-        <w:pStyle w:val="BodyText"/>
-      </w:pPr>
-      <w:r>
-        <w:rPr>
-          <w:b/>
-          <w:bCs/>
-        </w:rPr>
-        <w:t xml:space="preserve">Check first:</w:t>
-      </w:r>
-      <w:r>
-        <w:t xml:space="preserve"> </w:t>
-      </w:r>
-      <w:r>
-        <w:t xml:space="preserve">Skin sign paired with gland: thin skin with bruising and the adrenal (cortisol excess); coarse dry skin and the thyroid; acanthosis nigricans and the pancreas (hyperinsulinaemia).</w:t>
-      </w:r>
-    </w:p>
-    <w:p>
-      <w:pPr>
-        <w:pStyle w:val="BodyText"/>
-      </w:pPr>
-      <w:r>
-        <w:rPr>
-          <w:rStyle w:val="VerbatimChar"/>
-        </w:rPr>
-        <w:t xml:space="preserve">assets/hormones-peptides-skin/images/m1-p06-img.jpg</w:t>
-      </w:r>
-      <w:r>
-        <w:t xml:space="preserve"> </w:t>
-      </w:r>
-      <w:r>
-        <w:t xml:space="preserve">· draft</w:t>
-      </w:r>
-    </w:p>
-    <w:bookmarkEnd w:id="17"/>
-    <w:bookmarkStart w:id="21" w:name="m1-p08-a-map-of-fourteen-million-cells."/>
+        <w:t xml:space="preserve">Narration:</w:t>
+      </w:r>
+      <w:r>
+        <w:t xml:space="preserve"> </w:t>
+      </w:r>
+      <w:r>
+        <w:t xml:space="preserve">approved text, verbatim (m2-p01 body, sentences 1, 2, 3; m2-p02 audioScript, sentences 1, 2, 3, 4, 5, 6, 7)</w:t>
+      </w:r>
+      <w:r>
+        <w:br/>
+      </w:r>
+      <w:r>
+        <w:rPr>
+          <w:b/>
+          <w:bCs/>
+        </w:rPr>
+        <w:t xml:space="preserve">Presenter:</w:t>
+      </w:r>
+      <w:r>
+        <w:t xml:space="preserve"> </w:t>
+      </w:r>
+      <w:r>
+        <w:t xml:space="preserve">HeyGen digital avatar; under the player: “Presented by a digital avatar (AI-generated presenter and voice).”</w:t>
+      </w:r>
+    </w:p>
+    <w:bookmarkEnd w:id="16"/>
+    <w:bookmarkStart w:id="20" w:name="X4ab69a1c036c311ecfdbc87977091e02ce08b11"/>
     <w:p>
       <w:pPr>
         <w:pStyle w:val="Heading3"/>
       </w:pPr>
       <w:r>
-        <w:t xml:space="preserve">m1-p08 · A map of fourteen million cells.</w:t>
+        <w:t xml:space="preserve">Module 03 · Fat, incretins and the ageing face</w:t>
       </w:r>
     </w:p>
     <w:p>
       <w:pPr>
         <w:pStyle w:val="FirstParagraph"/>
-      </w:pPr>
-      <w:r>
-        <w:rPr>
-          <w:i/>
-          <w:iCs/>
-        </w:rPr>
-        <w:t xml:space="preserve">08 / 19 · Lesson 1.2 · Concept · Lesson 1.2 · The Hormone Cell Atlas: receptor maps and what they prove</w:t>
-      </w:r>
-    </w:p>
-    <w:p>
-      <w:pPr>
-        <w:pStyle w:val="BodyText"/>
       </w:pPr>
       <w:r>
         <w:drawing>
           <wp:inline>
-            <wp:extent cx="5334000" cy="2978150"/>
+            <wp:extent cx="2194560" cy="3899916"/>
             <wp:effectExtent b="0" l="0" r="0" t="0"/>
-            <wp:docPr descr="" title="" id="19" name="Picture"/>
+            <wp:docPr descr="" title="" id="18" name="Picture"/>
             <a:graphic>
               <a:graphicData uri="http://schemas.openxmlformats.org/drawingml/2006/picture">
                 <pic:pic>
                   <pic:nvPicPr>
-                    <pic:cNvPr descr="/var/folders/25/1742nktj7yl7th499b7g5g6h0000gn/T/media-preview-pcrpuilk/m1-p08-img.jpg" id="20" name="Picture"/>
+                    <pic:cNvPr descr="/var/folders/25/1742nktj7yl7th499b7g5g6h0000gn/T/media-preview-s9ncfumc/m03-opener-poster.jpg" id="19" name="Picture"/>
                     <pic:cNvPicPr>
                       <a:picLocks noChangeArrowheads="1" noChangeAspect="1"/>
                     </pic:cNvPicPr>
                   </pic:nvPicPr>
                   <pic:blipFill>
-                    <a:blip r:embed="rId18"/>
+                    <a:blip r:embed="rId17"/>
                     <a:stretch>
                       <a:fillRect/>
                     </a:stretch>
@@ -748,7 +331,7 @@
                   <pic:spPr bwMode="auto">
                     <a:xfrm>
                       <a:off x="0" y="0"/>
-                      <a:ext cx="5334000" cy="2978150"/>
+                      <a:ext cx="2194560" cy="3899916"/>
                     </a:xfrm>
                     <a:prstGeom prst="rect">
                       <a:avLst/>
@@ -776,13 +359,13 @@
           <w:b/>
           <w:bCs/>
         </w:rPr>
-        <w:t xml:space="preserve">Teaches:</w:t>
-      </w:r>
-      <w:r>
-        <w:t xml:space="preserve"> </w:t>
-      </w:r>
-      <w:r>
-        <w:t xml:space="preserve">The Hormone Cell Atlas read hormone and receptor RNA cell by cell across human tissues: a map of predicted capacity, not measured hormone release.</w:t>
+        <w:t xml:space="preserve">Watch:</w:t>
+      </w:r>
+      <w:r>
+        <w:t xml:space="preserve"> </w:t>
+      </w:r>
+      <w:r>
+        <w:t xml:space="preserve">https://storage.googleapis.com/perceptors-academy-hormonaly-media/assets/hormones-peptides-skin/video/m03-opener.mp4 (72 s)</w:t>
       </w:r>
       <w:r>
         <w:br/>
@@ -792,75 +375,62 @@
           <w:b/>
           <w:bCs/>
         </w:rPr>
-        <w:t xml:space="preserve">Alt text:</w:t>
-      </w:r>
-      <w:r>
-        <w:t xml:space="preserve"> </w:t>
-      </w:r>
-      <w:r>
-        <w:t xml:space="preserve">A grid of small tissue tiles with a skin tile at the centre, where some cells carry receptor cups and a few hold outlined granules, marking cells predicted to respond to or make a hormone.</w:t>
-      </w:r>
-    </w:p>
-    <w:p>
-      <w:pPr>
-        <w:pStyle w:val="BodyText"/>
-      </w:pPr>
-      <w:r>
-        <w:rPr>
-          <w:rStyle w:val="VerbatimChar"/>
-        </w:rPr>
-        <w:t xml:space="preserve">assets/hormones-peptides-skin/images/m1-p08-img.jpg</w:t>
-      </w:r>
-      <w:r>
-        <w:t xml:space="preserve"> </w:t>
-      </w:r>
-      <w:r>
-        <w:t xml:space="preserve">· draft</w:t>
-      </w:r>
-    </w:p>
-    <w:bookmarkEnd w:id="21"/>
-    <w:bookmarkStart w:id="25" w:name="m1-p11-a-map-to-confirm-then-a-trial."/>
+        <w:t xml:space="preserve">Narration:</w:t>
+      </w:r>
+      <w:r>
+        <w:t xml:space="preserve"> </w:t>
+      </w:r>
+      <w:r>
+        <w:t xml:space="preserve">approved text, verbatim (m3-p01 body, sentences 1, 2; m3-p02 audioScript, sentences 1, 2, 3, 4, 5, 6, 7, 8, 9)</w:t>
+      </w:r>
+      <w:r>
+        <w:br/>
+      </w:r>
+      <w:r>
+        <w:rPr>
+          <w:b/>
+          <w:bCs/>
+        </w:rPr>
+        <w:t xml:space="preserve">Presenter:</w:t>
+      </w:r>
+      <w:r>
+        <w:t xml:space="preserve"> </w:t>
+      </w:r>
+      <w:r>
+        <w:t xml:space="preserve">HeyGen digital avatar; under the player: “Presented by a digital avatar (AI-generated presenter and voice).”</w:t>
+      </w:r>
+    </w:p>
+    <w:bookmarkEnd w:id="20"/>
+    <w:bookmarkStart w:id="24" w:name="X61786dbf7d4b85cf7a5b6a0013f0357b1e00a38"/>
     <w:p>
       <w:pPr>
         <w:pStyle w:val="Heading3"/>
       </w:pPr>
       <w:r>
-        <w:t xml:space="preserve">m1-p11 · A map to confirm, then a trial.</w:t>
+        <w:t xml:space="preserve">Module 04 · Matrix peptides and wound healing</w:t>
       </w:r>
     </w:p>
     <w:p>
       <w:pPr>
         <w:pStyle w:val="FirstParagraph"/>
-      </w:pPr>
-      <w:r>
-        <w:rPr>
-          <w:i/>
-          <w:iCs/>
-        </w:rPr>
-        <w:t xml:space="preserve">11 / 19 · What changes in practice · Lesson 1.2 · The Hormone Cell Atlas: receptor maps and what they prove</w:t>
-      </w:r>
-    </w:p>
-    <w:p>
-      <w:pPr>
-        <w:pStyle w:val="BodyText"/>
       </w:pPr>
       <w:r>
         <w:drawing>
           <wp:inline>
-            <wp:extent cx="5334000" cy="2978150"/>
+            <wp:extent cx="2194560" cy="3899916"/>
             <wp:effectExtent b="0" l="0" r="0" t="0"/>
-            <wp:docPr descr="" title="" id="23" name="Picture"/>
+            <wp:docPr descr="" title="" id="22" name="Picture"/>
             <a:graphic>
               <a:graphicData uri="http://schemas.openxmlformats.org/drawingml/2006/picture">
                 <pic:pic>
                   <pic:nvPicPr>
-                    <pic:cNvPr descr="/var/folders/25/1742nktj7yl7th499b7g5g6h0000gn/T/media-preview-pcrpuilk/m1-p11-img.jpg" id="24" name="Picture"/>
+                    <pic:cNvPr descr="/var/folders/25/1742nktj7yl7th499b7g5g6h0000gn/T/media-preview-s9ncfumc/m04-opener-poster.jpg" id="23" name="Picture"/>
                     <pic:cNvPicPr>
                       <a:picLocks noChangeArrowheads="1" noChangeAspect="1"/>
                     </pic:cNvPicPr>
                   </pic:nvPicPr>
                   <pic:blipFill>
-                    <a:blip r:embed="rId22"/>
+                    <a:blip r:embed="rId21"/>
                     <a:stretch>
                       <a:fillRect/>
                     </a:stretch>
@@ -868,7 +438,7 @@
                   <pic:spPr bwMode="auto">
                     <a:xfrm>
                       <a:off x="0" y="0"/>
-                      <a:ext cx="5334000" cy="2978150"/>
+                      <a:ext cx="2194560" cy="3899916"/>
                     </a:xfrm>
                     <a:prstGeom prst="rect">
                       <a:avLst/>
@@ -896,13 +466,13 @@
           <w:b/>
           <w:bCs/>
         </w:rPr>
-        <w:t xml:space="preserve">Teaches:</w:t>
-      </w:r>
-      <w:r>
-        <w:t xml:space="preserve"> </w:t>
-      </w:r>
-      <w:r>
-        <w:t xml:space="preserve">A receptor on a map is where an efficacy question starts; skin enzymes change potency; only a human trial answers it (sunscreen and vitamin D as the example).</w:t>
+        <w:t xml:space="preserve">Watch:</w:t>
+      </w:r>
+      <w:r>
+        <w:t xml:space="preserve"> </w:t>
+      </w:r>
+      <w:r>
+        <w:t xml:space="preserve">https://storage.googleapis.com/perceptors-academy-hormonaly-media/assets/hormones-peptides-skin/video/m04-opener.mp4 (67 s)</w:t>
       </w:r>
       <w:r>
         <w:br/>
@@ -912,75 +482,62 @@
           <w:b/>
           <w:bCs/>
         </w:rPr>
-        <w:t xml:space="preserve">Alt text:</w:t>
-      </w:r>
-      <w:r>
-        <w:t xml:space="preserve"> </w:t>
-      </w:r>
-      <w:r>
-        <w:t xml:space="preserve">A droplet on the skin reaches a cell’s receptor while an enzyme reshapes a passing molecule, and a line leads to two matched groups of dots standing for a randomized trial.</w:t>
-      </w:r>
-    </w:p>
-    <w:p>
-      <w:pPr>
-        <w:pStyle w:val="BodyText"/>
-      </w:pPr>
-      <w:r>
-        <w:rPr>
-          <w:rStyle w:val="VerbatimChar"/>
-        </w:rPr>
-        <w:t xml:space="preserve">assets/hormones-peptides-skin/images/m1-p11-img.jpg</w:t>
-      </w:r>
-      <w:r>
-        <w:t xml:space="preserve"> </w:t>
-      </w:r>
-      <w:r>
-        <w:t xml:space="preserve">· draft</w:t>
-      </w:r>
-    </w:p>
-    <w:bookmarkEnd w:id="25"/>
-    <w:bookmarkStart w:id="29" w:name="Xab3848fee755edeb709a5d94824b8eb948a7751"/>
+        <w:t xml:space="preserve">Narration:</w:t>
+      </w:r>
+      <w:r>
+        <w:t xml:space="preserve"> </w:t>
+      </w:r>
+      <w:r>
+        <w:t xml:space="preserve">approved text, verbatim (m4-p01 body, sentences 1, 2; m4-p03 audioScript, sentences 1, 2, 3, 4, 5, 6, 7, 8)</w:t>
+      </w:r>
+      <w:r>
+        <w:br/>
+      </w:r>
+      <w:r>
+        <w:rPr>
+          <w:b/>
+          <w:bCs/>
+        </w:rPr>
+        <w:t xml:space="preserve">Presenter:</w:t>
+      </w:r>
+      <w:r>
+        <w:t xml:space="preserve"> </w:t>
+      </w:r>
+      <w:r>
+        <w:t xml:space="preserve">HeyGen digital avatar; under the player: “Presented by a digital avatar (AI-generated presenter and voice).”</w:t>
+      </w:r>
+    </w:p>
+    <w:bookmarkEnd w:id="24"/>
+    <w:bookmarkStart w:id="28" w:name="X1e196f57836ca2144733c9e8b5e61c4fbd6ea50"/>
     <w:p>
       <w:pPr>
         <w:pStyle w:val="Heading3"/>
       </w:pPr>
       <w:r>
-        <w:t xml:space="preserve">m1-p13 · Cells that stop dividing and keep talking.</w:t>
+        <w:t xml:space="preserve">Module 05 · Follicle, pigment and melanocortins</w:t>
       </w:r>
     </w:p>
     <w:p>
       <w:pPr>
         <w:pStyle w:val="FirstParagraph"/>
-      </w:pPr>
-      <w:r>
-        <w:rPr>
-          <w:i/>
-          <w:iCs/>
-        </w:rPr>
-        <w:t xml:space="preserve">13 / 19 · Lesson 1.3 · Concept · Lesson 1.3 · Senescence, the SASP and the ageing dermis</w:t>
-      </w:r>
-    </w:p>
-    <w:p>
-      <w:pPr>
-        <w:pStyle w:val="BodyText"/>
       </w:pPr>
       <w:r>
         <w:drawing>
           <wp:inline>
-            <wp:extent cx="5334000" cy="2978150"/>
+            <wp:extent cx="2194560" cy="3899916"/>
             <wp:effectExtent b="0" l="0" r="0" t="0"/>
-            <wp:docPr descr="" title="" id="27" name="Picture"/>
+            <wp:docPr descr="" title="" id="26" name="Picture"/>
             <a:graphic>
               <a:graphicData uri="http://schemas.openxmlformats.org/drawingml/2006/picture">
                 <pic:pic>
                   <pic:nvPicPr>
-                    <pic:cNvPr descr="/var/folders/25/1742nktj7yl7th499b7g5g6h0000gn/T/media-preview-pcrpuilk/m1-p13-img.jpg" id="28" name="Picture"/>
+                    <pic:cNvPr descr="/var/folders/25/1742nktj7yl7th499b7g5g6h0000gn/T/media-preview-s9ncfumc/m05-opener-poster.jpg" id="27" name="Picture"/>
                     <pic:cNvPicPr>
                       <a:picLocks noChangeArrowheads="1" noChangeAspect="1"/>
                     </pic:cNvPicPr>
                   </pic:nvPicPr>
                   <pic:blipFill>
-                    <a:blip r:embed="rId26"/>
+                    <a:blip r:embed="rId25"/>
                     <a:stretch>
                       <a:fillRect/>
                     </a:stretch>
@@ -988,7 +545,7 @@
                   <pic:spPr bwMode="auto">
                     <a:xfrm>
                       <a:off x="0" y="0"/>
-                      <a:ext cx="5334000" cy="2978150"/>
+                      <a:ext cx="2194560" cy="3899916"/>
                     </a:xfrm>
                     <a:prstGeom prst="rect">
                       <a:avLst/>
@@ -1016,13 +573,13 @@
           <w:b/>
           <w:bCs/>
         </w:rPr>
-        <w:t xml:space="preserve">Teaches:</w:t>
-      </w:r>
-      <w:r>
-        <w:t xml:space="preserve"> </w:t>
-      </w:r>
-      <w:r>
-        <w:t xml:space="preserve">Senescent cells stop dividing but keep secreting cytokines, enzymes and growth factors (the SASP); p16-positive cells become more common with age in human skin.</w:t>
+        <w:t xml:space="preserve">Watch:</w:t>
+      </w:r>
+      <w:r>
+        <w:t xml:space="preserve"> </w:t>
+      </w:r>
+      <w:r>
+        <w:t xml:space="preserve">https://storage.googleapis.com/perceptors-academy-hormonaly-media/assets/hormones-peptides-skin/video/m05-opener.mp4 (71 s)</w:t>
       </w:r>
       <w:r>
         <w:br/>
@@ -1032,75 +589,62 @@
           <w:b/>
           <w:bCs/>
         </w:rPr>
-        <w:t xml:space="preserve">Alt text:</w:t>
-      </w:r>
-      <w:r>
-        <w:t xml:space="preserve"> </w:t>
-      </w:r>
-      <w:r>
-        <w:t xml:space="preserve">On the left a cell divides into two; on the right a larger, flattened cell has stopped dividing and releases a cloud of small particles into the frayed fibres around it.</w:t>
-      </w:r>
-    </w:p>
-    <w:p>
-      <w:pPr>
-        <w:pStyle w:val="BodyText"/>
-      </w:pPr>
-      <w:r>
-        <w:rPr>
-          <w:rStyle w:val="VerbatimChar"/>
-        </w:rPr>
-        <w:t xml:space="preserve">assets/hormones-peptides-skin/images/m1-p13-img.jpg</w:t>
-      </w:r>
-      <w:r>
-        <w:t xml:space="preserve"> </w:t>
-      </w:r>
-      <w:r>
-        <w:t xml:space="preserve">· draft</w:t>
-      </w:r>
-    </w:p>
-    <w:bookmarkEnd w:id="29"/>
-    <w:bookmarkStart w:id="33" w:name="X3976650bd71bf87b2de338a3f1addaf1aa6130f"/>
+        <w:t xml:space="preserve">Narration:</w:t>
+      </w:r>
+      <w:r>
+        <w:t xml:space="preserve"> </w:t>
+      </w:r>
+      <w:r>
+        <w:t xml:space="preserve">approved text, verbatim (m5-p01 body, sentences 1, 2; m5-p02 audioScript, sentences 1, 2, 3, 5, 8)</w:t>
+      </w:r>
+      <w:r>
+        <w:br/>
+      </w:r>
+      <w:r>
+        <w:rPr>
+          <w:b/>
+          <w:bCs/>
+        </w:rPr>
+        <w:t xml:space="preserve">Presenter:</w:t>
+      </w:r>
+      <w:r>
+        <w:t xml:space="preserve"> </w:t>
+      </w:r>
+      <w:r>
+        <w:t xml:space="preserve">HeyGen digital avatar; under the player: “Presented by a digital avatar (AI-generated presenter and voice).”</w:t>
+      </w:r>
+    </w:p>
+    <w:bookmarkEnd w:id="28"/>
+    <w:bookmarkStart w:id="32" w:name="X00d85f3c4d7a439a7ae3e379049a3176d17aa07"/>
     <w:p>
       <w:pPr>
         <w:pStyle w:val="Heading3"/>
       </w:pPr>
       <w:r>
-        <w:t xml:space="preserve">m1-p16 · The levers with trials behind them.</w:t>
+        <w:t xml:space="preserve">Module 06 · The growth-hormone axis and the skin</w:t>
       </w:r>
     </w:p>
     <w:p>
       <w:pPr>
         <w:pStyle w:val="FirstParagraph"/>
-      </w:pPr>
-      <w:r>
-        <w:rPr>
-          <w:i/>
-          <w:iCs/>
-        </w:rPr>
-        <w:t xml:space="preserve">16 / 19 · Where the evidence is strongest · Lesson 1.3 · Senescence, the SASP and the ageing dermis</w:t>
-      </w:r>
-    </w:p>
-    <w:p>
-      <w:pPr>
-        <w:pStyle w:val="BodyText"/>
       </w:pPr>
       <w:r>
         <w:drawing>
           <wp:inline>
-            <wp:extent cx="5334000" cy="2978150"/>
+            <wp:extent cx="2194560" cy="3899916"/>
             <wp:effectExtent b="0" l="0" r="0" t="0"/>
-            <wp:docPr descr="" title="" id="31" name="Picture"/>
+            <wp:docPr descr="" title="" id="30" name="Picture"/>
             <a:graphic>
               <a:graphicData uri="http://schemas.openxmlformats.org/drawingml/2006/picture">
                 <pic:pic>
                   <pic:nvPicPr>
-                    <pic:cNvPr descr="/var/folders/25/1742nktj7yl7th499b7g5g6h0000gn/T/media-preview-pcrpuilk/m1-p16-img.jpg" id="32" name="Picture"/>
+                    <pic:cNvPr descr="/var/folders/25/1742nktj7yl7th499b7g5g6h0000gn/T/media-preview-s9ncfumc/m06-opener-poster.jpg" id="31" name="Picture"/>
                     <pic:cNvPicPr>
                       <a:picLocks noChangeArrowheads="1" noChangeAspect="1"/>
                     </pic:cNvPicPr>
                   </pic:nvPicPr>
                   <pic:blipFill>
-                    <a:blip r:embed="rId30"/>
+                    <a:blip r:embed="rId29"/>
                     <a:stretch>
                       <a:fillRect/>
                     </a:stretch>
@@ -1108,7 +652,7 @@
                   <pic:spPr bwMode="auto">
                     <a:xfrm>
                       <a:off x="0" y="0"/>
-                      <a:ext cx="5334000" cy="2978150"/>
+                      <a:ext cx="2194560" cy="3899916"/>
                     </a:xfrm>
                     <a:prstGeom prst="rect">
                       <a:avLst/>
@@ -1136,13 +680,13 @@
           <w:b/>
           <w:bCs/>
         </w:rPr>
-        <w:t xml:space="preserve">Teaches:</w:t>
-      </w:r>
-      <w:r>
-        <w:t xml:space="preserve"> </w:t>
-      </w:r>
-      <w:r>
-        <w:t xml:space="preserve">The levers with randomized trials: daily sunscreen (B) and topical retinoids (tretinoin, guide A; retinol C); senotherapies are biomarker pilots.</w:t>
+        <w:t xml:space="preserve">Watch:</w:t>
+      </w:r>
+      <w:r>
+        <w:t xml:space="preserve"> </w:t>
+      </w:r>
+      <w:r>
+        <w:t xml:space="preserve">https://storage.googleapis.com/perceptors-academy-hormonaly-media/assets/hormones-peptides-skin/video/m06-opener.mp4 (84 s)</w:t>
       </w:r>
       <w:r>
         <w:br/>
@@ -1152,81 +696,62 @@
           <w:b/>
           <w:bCs/>
         </w:rPr>
-        <w:t xml:space="preserve">Alt text:</w:t>
-      </w:r>
-      <w:r>
-        <w:t xml:space="preserve"> </w:t>
-      </w:r>
-      <w:r>
-        <w:t xml:space="preserve">A skin cross-section with a thin protective film turning back sun rays and a few drops soaking in, above dense, orderly collagen in the dermis.</w:t>
-      </w:r>
-    </w:p>
-    <w:p>
-      <w:pPr>
-        <w:pStyle w:val="BodyText"/>
-      </w:pPr>
-      <w:r>
-        <w:rPr>
-          <w:rStyle w:val="VerbatimChar"/>
-        </w:rPr>
-        <w:t xml:space="preserve">assets/hormones-peptides-skin/images/m1-p16-img.jpg</w:t>
-      </w:r>
-      <w:r>
-        <w:t xml:space="preserve"> </w:t>
-      </w:r>
-      <w:r>
-        <w:t xml:space="preserve">· draft</w:t>
-      </w:r>
-    </w:p>
-    <w:bookmarkEnd w:id="33"/>
-    <w:bookmarkStart w:id="37" w:name="m1-p17-can-a-senolytic-fix-my-skin"/>
+        <w:t xml:space="preserve">Narration:</w:t>
+      </w:r>
+      <w:r>
+        <w:t xml:space="preserve"> </w:t>
+      </w:r>
+      <w:r>
+        <w:t xml:space="preserve">approved text, verbatim (m6-p01 body, sentences 1, 2, 3; m6-p02 audioScript, sentences 1, 2, 3, 4, 5, 7, 8, 9, 10)</w:t>
+      </w:r>
+      <w:r>
+        <w:br/>
+      </w:r>
+      <w:r>
+        <w:rPr>
+          <w:b/>
+          <w:bCs/>
+        </w:rPr>
+        <w:t xml:space="preserve">Presenter:</w:t>
+      </w:r>
+      <w:r>
+        <w:t xml:space="preserve"> </w:t>
+      </w:r>
+      <w:r>
+        <w:t xml:space="preserve">HeyGen digital avatar; under the player: “Presented by a digital avatar (AI-generated presenter and voice).”</w:t>
+      </w:r>
+    </w:p>
+    <w:bookmarkEnd w:id="32"/>
+    <w:bookmarkStart w:id="36" w:name="X77e6a60bb1dcdbcb226328e2c27d098c9403344"/>
     <w:p>
       <w:pPr>
         <w:pStyle w:val="Heading3"/>
       </w:pPr>
       <w:r>
-        <w:t xml:space="preserve">m1-p17 ·</w:t>
-      </w:r>
-      <w:r>
-        <w:t xml:space="preserve"> </w:t>
-      </w:r>
-      <w:r>
-        <w:t xml:space="preserve">‘Can a senolytic fix my skin?’</w:t>
+        <w:t xml:space="preserve">Module 07 · Evidence, regulation and compliance</w:t>
       </w:r>
     </w:p>
     <w:p>
       <w:pPr>
         <w:pStyle w:val="FirstParagraph"/>
-      </w:pPr>
-      <w:r>
-        <w:rPr>
-          <w:i/>
-          <w:iCs/>
-        </w:rPr>
-        <w:t xml:space="preserve">17 / 19 · Fictional case · Lesson 1.3 · Senescence, the SASP and the ageing dermis</w:t>
-      </w:r>
-    </w:p>
-    <w:p>
-      <w:pPr>
-        <w:pStyle w:val="BodyText"/>
       </w:pPr>
       <w:r>
         <w:drawing>
           <wp:inline>
-            <wp:extent cx="5334000" cy="2978150"/>
+            <wp:extent cx="2194560" cy="3899916"/>
             <wp:effectExtent b="0" l="0" r="0" t="0"/>
-            <wp:docPr descr="" title="" id="35" name="Picture"/>
+            <wp:docPr descr="" title="" id="34" name="Picture"/>
             <a:graphic>
               <a:graphicData uri="http://schemas.openxmlformats.org/drawingml/2006/picture">
                 <pic:pic>
                   <pic:nvPicPr>
-                    <pic:cNvPr descr="/var/folders/25/1742nktj7yl7th499b7g5g6h0000gn/T/media-preview-pcrpuilk/m1-p17-img.jpg" id="36" name="Picture"/>
+                    <pic:cNvPr descr="/var/folders/25/1742nktj7yl7th499b7g5g6h0000gn/T/media-preview-s9ncfumc/m07-opener-poster.jpg" id="35" name="Picture"/>
                     <pic:cNvPicPr>
                       <a:picLocks noChangeArrowheads="1" noChangeAspect="1"/>
                     </pic:cNvPicPr>
                   </pic:nvPicPr>
                   <pic:blipFill>
-                    <a:blip r:embed="rId34"/>
+                    <a:blip r:embed="rId33"/>
                     <a:stretch>
                       <a:fillRect/>
                     </a:stretch>
@@ -1234,7 +759,7 @@
                   <pic:spPr bwMode="auto">
                     <a:xfrm>
                       <a:off x="0" y="0"/>
-                      <a:ext cx="5334000" cy="2978150"/>
+                      <a:ext cx="2194560" cy="3899916"/>
                     </a:xfrm>
                     <a:prstGeom prst="rect">
                       <a:avLst/>
@@ -1262,13 +787,13 @@
           <w:b/>
           <w:bCs/>
         </w:rPr>
-        <w:t xml:space="preserve">Teaches:</w:t>
-      </w:r>
-      <w:r>
-        <w:t xml:space="preserve"> </w:t>
-      </w:r>
-      <w:r>
-        <w:t xml:space="preserve">Fictional case: senolytic supplements rest on mouse data and small human pilots; daily sunscreen and topical retinoids have randomized trials with visible outcomes.</w:t>
+        <w:t xml:space="preserve">Watch:</w:t>
+      </w:r>
+      <w:r>
+        <w:t xml:space="preserve"> </w:t>
+      </w:r>
+      <w:r>
+        <w:t xml:space="preserve">https://storage.googleapis.com/perceptors-academy-hormonaly-media/assets/hormones-peptides-skin/video/m07-opener.mp4 (75 s)</w:t>
       </w:r>
       <w:r>
         <w:br/>
@@ -1278,50 +803,410 @@
           <w:b/>
           <w:bCs/>
         </w:rPr>
-        <w:t xml:space="preserve">Alt text:</w:t>
-      </w:r>
-      <w:r>
-        <w:t xml:space="preserve"> </w:t>
-      </w:r>
-      <w:r>
-        <w:t xml:space="preserve">Three steps of evidence, from a culture dish to a mouse to a human trial; an unmarked capsule sits on the mouse step, while a sun-protection film sits on the top step.</w:t>
-      </w:r>
-    </w:p>
-    <w:p>
-      <w:pPr>
-        <w:pStyle w:val="BodyText"/>
-      </w:pPr>
-      <w:r>
-        <w:rPr>
-          <w:rStyle w:val="VerbatimChar"/>
-        </w:rPr>
-        <w:t xml:space="preserve">assets/hormones-peptides-skin/images/m1-p17-img.jpg</w:t>
-      </w:r>
-      <w:r>
-        <w:t xml:space="preserve"> </w:t>
-      </w:r>
-      <w:r>
-        <w:t xml:space="preserve">· draft</w:t>
-      </w:r>
-    </w:p>
+        <w:t xml:space="preserve">Narration:</w:t>
+      </w:r>
+      <w:r>
+        <w:t xml:space="preserve"> </w:t>
+      </w:r>
+      <w:r>
+        <w:t xml:space="preserve">approved text, verbatim (m7-p01 body, sentences 1, 2; m7-p02 audioScript, sentences 1, 2, 3, 4, 5, 6, 8, 9, 10)</w:t>
+      </w:r>
+      <w:r>
+        <w:br/>
+      </w:r>
+      <w:r>
+        <w:rPr>
+          <w:b/>
+          <w:bCs/>
+        </w:rPr>
+        <w:t xml:space="preserve">Presenter:</w:t>
+      </w:r>
+      <w:r>
+        <w:t xml:space="preserve"> </w:t>
+      </w:r>
+      <w:r>
+        <w:t xml:space="preserve">HeyGen digital avatar; under the player: “Presented by a digital avatar (AI-generated presenter and voice).”</w:t>
+      </w:r>
+    </w:p>
+    <w:bookmarkEnd w:id="36"/>
     <w:bookmarkEnd w:id="37"/>
+    <w:bookmarkStart w:id="38" w:name="look-at-these-first"/>
+    <w:p>
+      <w:pPr>
+        <w:pStyle w:val="Heading2"/>
+      </w:pPr>
+      <w:r>
+        <w:t xml:space="preserve">Look at these first</w:t>
+      </w:r>
+    </w:p>
+    <w:p>
+      <w:pPr>
+        <w:pStyle w:val="Compact"/>
+        <w:numPr>
+          <w:ilvl w:val="0"/>
+          <w:numId w:val="1001"/>
+        </w:numPr>
+      </w:pPr>
+      <w:r>
+        <w:rPr>
+          <w:b/>
+          <w:bCs/>
+        </w:rPr>
+        <w:t xml:space="preserve">m5-p14</w:t>
+      </w:r>
+      <w:r>
+        <w:t xml:space="preserve"> </w:t>
+      </w:r>
+      <w:r>
+        <w:t xml:space="preserve">A Wnt switch and a zinc question. — Most complex mechanism in the set: a cell-penetrating decoy peptide sits in the docking site so the grey</w:t>
+      </w:r>
+      <w:r>
+        <w:t xml:space="preserve"> </w:t>
+      </w:r>
+      <w:r>
+        <w:t xml:space="preserve">‘brake’</w:t>
+      </w:r>
+      <w:r>
+        <w:t xml:space="preserve"> </w:t>
+      </w:r>
+      <w:r>
+        <w:t xml:space="preserve">protein (CXXC5) cannot bind Dishevelled, and β-catenin tokens move into the nucleus. Confirm this reading of PTD-DBM (Lee 2017).</w:t>
+      </w:r>
+    </w:p>
+    <w:p>
+      <w:pPr>
+        <w:pStyle w:val="Compact"/>
+        <w:numPr>
+          <w:ilvl w:val="0"/>
+          <w:numId w:val="1001"/>
+        </w:numPr>
+      </w:pPr>
+      <w:r>
+        <w:rPr>
+          <w:b/>
+          <w:bCs/>
+        </w:rPr>
+        <w:t xml:space="preserve">m3-p08</w:t>
+      </w:r>
+      <w:r>
+        <w:t xml:space="preserve"> </w:t>
+      </w:r>
+      <w:r>
+        <w:t xml:space="preserve">Two gut hormones, re-engineered. — DPP-4 drawn clipping the two N-terminal residues off native GLP-1; the drug drawn with a substituted second residue and a fatty side chain. Confirm this is acceptable for semaglutide and tirzepatide at this level of detail.</w:t>
+      </w:r>
+    </w:p>
+    <w:p>
+      <w:pPr>
+        <w:pStyle w:val="Compact"/>
+        <w:numPr>
+          <w:ilvl w:val="0"/>
+          <w:numId w:val="1001"/>
+        </w:numPr>
+      </w:pPr>
+      <w:r>
+        <w:rPr>
+          <w:b/>
+          <w:bCs/>
+        </w:rPr>
+        <w:t xml:space="preserve">m2-p17</w:t>
+      </w:r>
+      <w:r>
+        <w:t xml:space="preserve"> </w:t>
+      </w:r>
+      <w:r>
+        <w:t xml:space="preserve">Freckles before the wedding. — Pedigree shows an affected father and daughter (mother unaffected). Redrawn at review: the myxoma now sits in the left atrium (the upper chamber on the viewer’s right of a textbook four-chamber cutaway, beside the pulmonary-vein openings), the commoner site; it is drawn as a small stalked mass by the septum reaching toward the mitral valve.</w:t>
+      </w:r>
+    </w:p>
+    <w:p>
+      <w:pPr>
+        <w:pStyle w:val="Compact"/>
+        <w:numPr>
+          <w:ilvl w:val="0"/>
+          <w:numId w:val="1001"/>
+        </w:numPr>
+      </w:pPr>
+      <w:r>
+        <w:rPr>
+          <w:b/>
+          <w:bCs/>
+        </w:rPr>
+        <w:t xml:space="preserve">m4-p03</w:t>
+      </w:r>
+      <w:r>
+        <w:t xml:space="preserve"> </w:t>
+      </w:r>
+      <w:r>
+        <w:t xml:space="preserve">A plasma tripeptide with a copper habit. — GHK-Cu drawn as three beads with the copper ion against the first two (Gly-His). Schematic only; confirm.</w:t>
+      </w:r>
+    </w:p>
+    <w:p>
+      <w:pPr>
+        <w:pStyle w:val="Compact"/>
+        <w:numPr>
+          <w:ilvl w:val="0"/>
+          <w:numId w:val="1001"/>
+        </w:numPr>
+      </w:pPr>
+      <w:r>
+        <w:rPr>
+          <w:b/>
+          <w:bCs/>
+        </w:rPr>
+        <w:t xml:space="preserve">m5-p07</w:t>
+      </w:r>
+      <w:r>
+        <w:t xml:space="preserve"> </w:t>
+      </w:r>
+      <w:r>
+        <w:t xml:space="preserve">Five receptors, one family of hormones. — Five receptor tiles: MC1R pigment cell, MC2R adrenal, MC3R and MC4R brain (drawn twice), MC5R sebaceous gland — the tidy map the moment itself qualifies.</w:t>
+      </w:r>
+    </w:p>
+    <w:p>
+      <w:pPr>
+        <w:pStyle w:val="Compact"/>
+        <w:numPr>
+          <w:ilvl w:val="0"/>
+          <w:numId w:val="1001"/>
+        </w:numPr>
+      </w:pPr>
+      <w:r>
+        <w:rPr>
+          <w:b/>
+          <w:bCs/>
+        </w:rPr>
+        <w:t xml:space="preserve">m7-p02</w:t>
+      </w:r>
+      <w:r>
+        <w:t xml:space="preserve"> </w:t>
+      </w:r>
+      <w:r>
+        <w:t xml:space="preserve">GRADE rates certainty in an effect, one outcome at a time. — GRADE: randomized trials on the top shelf, observational studies on the third; the model also put a small cluster on the lowest shelf (very low). Keep, or redraw with the lowest shelf empty?</w:t>
+      </w:r>
+    </w:p>
+    <w:p>
+      <w:pPr>
+        <w:pStyle w:val="Compact"/>
+        <w:numPr>
+          <w:ilvl w:val="0"/>
+          <w:numId w:val="1001"/>
+        </w:numPr>
+      </w:pPr>
+      <w:r>
+        <w:rPr>
+          <w:b/>
+          <w:bCs/>
+        </w:rPr>
+        <w:t xml:space="preserve">m6-p05</w:t>
+      </w:r>
+      <w:r>
+        <w:t xml:space="preserve"> </w:t>
+      </w:r>
+      <w:r>
+        <w:t xml:space="preserve">Deficiency is a diagnosis. Decline is ageing. — Deficiency drawn as a pituitary mass (one cause among several); normal ageing drawn as an intact gland releasing less.</w:t>
+      </w:r>
+    </w:p>
+    <w:p>
+      <w:pPr>
+        <w:pStyle w:val="Compact"/>
+        <w:numPr>
+          <w:ilvl w:val="0"/>
+          <w:numId w:val="1001"/>
+        </w:numPr>
+      </w:pPr>
+      <w:r>
+        <w:rPr>
+          <w:b/>
+          <w:bCs/>
+        </w:rPr>
+        <w:t xml:space="preserve">m3-p13</w:t>
+      </w:r>
+      <w:r>
+        <w:t xml:space="preserve"> </w:t>
+      </w:r>
+      <w:r>
+        <w:t xml:space="preserve">Ten months in, and unhappy with the mirror. — Facial fat drawn as one pad over bone; real anatomy has separate superficial and deep compartments.</w:t>
+      </w:r>
+    </w:p>
+    <w:p>
+      <w:pPr>
+        <w:pStyle w:val="Compact"/>
+        <w:numPr>
+          <w:ilvl w:val="0"/>
+          <w:numId w:val="1001"/>
+        </w:numPr>
+      </w:pPr>
+      <w:r>
+        <w:rPr>
+          <w:b/>
+          <w:bCs/>
+        </w:rPr>
+        <w:t xml:space="preserve">m1-p06</w:t>
+      </w:r>
+      <w:r>
+        <w:t xml:space="preserve"> </w:t>
+      </w:r>
+      <w:r>
+        <w:t xml:space="preserve">Read the skin before the serum. — Skin sign paired with gland: thin skin with bruising and the adrenal (cortisol excess); coarse dry skin and the thyroid; acanthosis nigricans and the pancreas (hyperinsulinaemia).</w:t>
+      </w:r>
+    </w:p>
+    <w:p>
+      <w:pPr>
+        <w:pStyle w:val="Compact"/>
+        <w:numPr>
+          <w:ilvl w:val="0"/>
+          <w:numId w:val="1001"/>
+        </w:numPr>
+      </w:pPr>
+      <w:r>
+        <w:rPr>
+          <w:b/>
+          <w:bCs/>
+        </w:rPr>
+        <w:t xml:space="preserve">m6-p17</w:t>
+      </w:r>
+      <w:r>
+        <w:t xml:space="preserve"> </w:t>
+      </w:r>
+      <w:r>
+        <w:t xml:space="preserve">Tight rings, eight months into</w:t>
+      </w:r>
+      <w:r>
+        <w:t xml:space="preserve"> </w:t>
+      </w:r>
+      <w:r>
+        <w:t xml:space="preserve">‘CJC/ipa’</w:t>
+      </w:r>
+      <w:r>
+        <w:t xml:space="preserve">. — Tingling drawn along the thumb, index and middle fingers (median nerve) to match carpal tunnel symptoms.</w:t>
+      </w:r>
+    </w:p>
+    <w:p>
+      <w:pPr>
+        <w:pStyle w:val="Compact"/>
+        <w:numPr>
+          <w:ilvl w:val="0"/>
+          <w:numId w:val="1001"/>
+        </w:numPr>
+      </w:pPr>
+      <w:r>
+        <w:rPr>
+          <w:b/>
+          <w:bCs/>
+        </w:rPr>
+        <w:t xml:space="preserve">m4-p13</w:t>
+      </w:r>
+      <w:r>
+        <w:t xml:space="preserve"> </w:t>
+      </w:r>
+      <w:r>
+        <w:t xml:space="preserve">Rodents, a fragment, and a tripeptide. — TB-500 drawn as a seven-bead fragment lifted from the first half of a long chain (residues 17–23 of thymosin β4); KPV as the last three beads of α-MSH.</w:t>
+      </w:r>
+    </w:p>
+    <w:p>
+      <w:pPr>
+        <w:pStyle w:val="Compact"/>
+        <w:numPr>
+          <w:ilvl w:val="0"/>
+          <w:numId w:val="1001"/>
+        </w:numPr>
+      </w:pPr>
+      <w:r>
+        <w:rPr>
+          <w:b/>
+          <w:bCs/>
+        </w:rPr>
+        <w:t xml:space="preserve">m5-p05</w:t>
+      </w:r>
+      <w:r>
+        <w:t xml:space="preserve"> </w:t>
+      </w:r>
+      <w:r>
+        <w:t xml:space="preserve">Work up the hair loss before anyone mentions a peptide. — Four hair-loss patterns seen from above: male pattern, diffuse shedding, an alopecia areata patch, female-pattern widened parting. The front of three ovals is bare (forehead).</w:t>
+      </w:r>
+    </w:p>
+    <w:p>
+      <w:pPr>
+        <w:pStyle w:val="Compact"/>
+        <w:numPr>
+          <w:ilvl w:val="0"/>
+          <w:numId w:val="1001"/>
+        </w:numPr>
+      </w:pPr>
+      <w:r>
+        <w:rPr>
+          <w:b/>
+          <w:bCs/>
+        </w:rPr>
+        <w:t xml:space="preserve">m2-p13</w:t>
+      </w:r>
+      <w:r>
+        <w:t xml:space="preserve"> </w:t>
+      </w:r>
+      <w:r>
+        <w:t xml:space="preserve">Some syndromes show on the skin first. — Only the MEN2A example is drawn: interscapular cutaneous lichen amyloidosis linked to the thyroid.</w:t>
+      </w:r>
+    </w:p>
+    <w:p>
+      <w:pPr>
+        <w:pStyle w:val="Compact"/>
+        <w:numPr>
+          <w:ilvl w:val="0"/>
+          <w:numId w:val="1001"/>
+        </w:numPr>
+      </w:pPr>
+      <w:r>
+        <w:rPr>
+          <w:b/>
+          <w:bCs/>
+        </w:rPr>
+        <w:t xml:space="preserve">m2-p11</w:t>
+      </w:r>
+      <w:r>
+        <w:t xml:space="preserve"> </w:t>
+      </w:r>
+      <w:r>
+        <w:t xml:space="preserve">Symptoms and bone. Skin is a bystander. — Two of the approved uses drawn (vasomotor symptoms, bone); vulvovaginal symptoms are left to the text.</w:t>
+      </w:r>
+    </w:p>
+    <w:p>
+      <w:pPr>
+        <w:pStyle w:val="Compact"/>
+        <w:numPr>
+          <w:ilvl w:val="0"/>
+          <w:numId w:val="1001"/>
+        </w:numPr>
+      </w:pPr>
+      <w:r>
+        <w:rPr>
+          <w:b/>
+          <w:bCs/>
+        </w:rPr>
+        <w:t xml:space="preserve">m2-p15</w:t>
+      </w:r>
+      <w:r>
+        <w:t xml:space="preserve"> </w:t>
+      </w:r>
+      <w:r>
+        <w:t xml:space="preserve">The everyday endocrine signs. — Three of the named signs drawn: palm creases (adrenal), acanthosis nigricans at the back of the neck, a pretibial plaque; hirsutism and hypothyroid skin are left to the text.</w:t>
+      </w:r>
+    </w:p>
     <w:bookmarkEnd w:id="38"/>
-    <w:bookmarkStart w:id="67" w:name="Xecf87f7a6bcfda40f7e8b17072b8aa02010e916"/>
+    <w:bookmarkStart w:id="67" w:name="Xe5338d205a0b183f397ca7bfe79b563d06de083"/>
     <w:p>
       <w:pPr>
         <w:pStyle w:val="Heading2"/>
       </w:pPr>
       <w:r>
-        <w:t xml:space="preserve">Module 02 · Steroid and Systemic Hormone Signaling in Dermatologic Practice</w:t>
-      </w:r>
-    </w:p>
-    <w:bookmarkStart w:id="42" w:name="X3139b6a2fc673ab0b7efbf38c30ec1b6201057b"/>
+        <w:t xml:space="preserve">Module 01 · The skin as an endocrine organ, and how it ages</w:t>
+      </w:r>
+    </w:p>
+    <w:bookmarkStart w:id="42" w:name="m1-p03-four-units-one-circuit."/>
     <w:p>
       <w:pPr>
         <w:pStyle w:val="Heading3"/>
       </w:pPr>
       <w:r>
-        <w:t xml:space="preserve">m2-p02 · The skin regenerates its own cortisol.</w:t>
+        <w:t xml:space="preserve">m1-p03 · Four units, one circuit.</w:t>
       </w:r>
     </w:p>
     <w:p>
@@ -1333,7 +1218,7 @@
           <w:i/>
           <w:iCs/>
         </w:rPr>
-        <w:t xml:space="preserve">02 / 19 · Mechanism · Lesson 2.1 · Cortisol signatures: local 11β-HSD1 and Cushing’s syndrome</w:t>
+        <w:t xml:space="preserve">03 / 19 · Lesson 1.1 · Concept · Lesson 1.1 · The skin as a steroidogenic, endocrine organ</w:t>
       </w:r>
     </w:p>
     <w:p>
@@ -1350,7 +1235,7 @@
               <a:graphicData uri="http://schemas.openxmlformats.org/drawingml/2006/picture">
                 <pic:pic>
                   <pic:nvPicPr>
-                    <pic:cNvPr descr="/var/folders/25/1742nktj7yl7th499b7g5g6h0000gn/T/media-preview-pcrpuilk/m2-p02-img.jpg" id="41" name="Picture"/>
+                    <pic:cNvPr descr="/var/folders/25/1742nktj7yl7th499b7g5g6h0000gn/T/media-preview-s9ncfumc/m1-p03-img.jpg" id="41" name="Picture"/>
                     <pic:cNvPicPr>
                       <a:picLocks noChangeArrowheads="1" noChangeAspect="1"/>
                     </pic:cNvPicPr>
@@ -1398,7 +1283,7 @@
         <w:t xml:space="preserve"> </w:t>
       </w:r>
       <w:r>
-        <w:t xml:space="preserve">Skin regenerates cortisol from cortisone with 11β-HSD1, more with age and sun exposure; cortisol slows collagen synthesis; visible ageing in people is untested.</w:t>
+        <w:t xml:space="preserve">Skin as a neuro-immuno-endocrine organ: four units, three signalling routes (neighbouring cells, nerves, blood); mostly cell, tissue and animal evidence.</w:t>
       </w:r>
       <w:r>
         <w:br/>
@@ -1414,7 +1299,7 @@
         <w:t xml:space="preserve"> </w:t>
       </w:r>
       <w:r>
-        <w:t xml:space="preserve">A magnified skin cell in which an enzyme turns an inactive hormone into its active form, surrounded by thin, sparse collagen fibres.</w:t>
+        <w:t xml:space="preserve">A cross-section of skin showing the epidermis, dermis, fat layer and a hair follicle with its glands, with signals passing between cells, along a nerve and into a blood vessel.</w:t>
       </w:r>
     </w:p>
     <w:p>
@@ -1425,7 +1310,7 @@
         <w:rPr>
           <w:rStyle w:val="VerbatimChar"/>
         </w:rPr>
-        <w:t xml:space="preserve">assets/hormones-peptides-skin/images/m2-p02-img.jpg</w:t>
+        <w:t xml:space="preserve">assets/hormones-peptides-skin/images/m1-p03-img.jpg</w:t>
       </w:r>
       <w:r>
         <w:t xml:space="preserve"> </w:t>
@@ -1435,13 +1320,13 @@
       </w:r>
     </w:p>
     <w:bookmarkEnd w:id="42"/>
-    <w:bookmarkStart w:id="46" w:name="m2-p06-reassure-the-many-refer-the-few."/>
+    <w:bookmarkStart w:id="46" w:name="m1-p06-read-the-skin-before-the-serum."/>
     <w:p>
       <w:pPr>
         <w:pStyle w:val="Heading3"/>
       </w:pPr>
       <w:r>
-        <w:t xml:space="preserve">m2-p06 · Reassure the many, refer the few.</w:t>
+        <w:t xml:space="preserve">m1-p06 · Read the skin before the serum.</w:t>
       </w:r>
     </w:p>
     <w:p>
@@ -1453,7 +1338,7 @@
           <w:i/>
           <w:iCs/>
         </w:rPr>
-        <w:t xml:space="preserve">06 / 19 · What changes in practice · Lesson 2.1 · Cortisol signatures: local 11β-HSD1 and Cushing’s syndrome</w:t>
+        <w:t xml:space="preserve">06 / 19 · What changes in practice · Lesson 1.1 · The skin as a steroidogenic, endocrine organ</w:t>
       </w:r>
     </w:p>
     <w:p>
@@ -1470,7 +1355,7 @@
               <a:graphicData uri="http://schemas.openxmlformats.org/drawingml/2006/picture">
                 <pic:pic>
                   <pic:nvPicPr>
-                    <pic:cNvPr descr="/var/folders/25/1742nktj7yl7th499b7g5g6h0000gn/T/media-preview-pcrpuilk/m2-p06-img.jpg" id="45" name="Picture"/>
+                    <pic:cNvPr descr="/var/folders/25/1742nktj7yl7th499b7g5g6h0000gn/T/media-preview-s9ncfumc/m1-p06-img.jpg" id="45" name="Picture"/>
                     <pic:cNvPicPr>
                       <a:picLocks noChangeArrowheads="1" noChangeAspect="1"/>
                     </pic:cNvPicPr>
@@ -1518,10 +1403,7 @@
         <w:t xml:space="preserve"> </w:t>
       </w:r>
       <w:r>
-        <w:t xml:space="preserve">‘Cortisol face’</w:t>
-      </w:r>
-      <w:r>
-        <w:t xml:space="preserve">: take the glucocorticoid history, look for discriminating features, reassure most, and route the few to formal testing and an endocrinologist.</w:t>
+        <w:t xml:space="preserve">The aesthetic exam as a systemic screen: thinning and bruising, coarse dry skin and acanthosis nigricans point to cortisol, thyroid and insulin; some signs mean prompt referral.</w:t>
       </w:r>
       <w:r>
         <w:br/>
@@ -1537,7 +1419,25 @@
         <w:t xml:space="preserve"> </w:t>
       </w:r>
       <w:r>
-        <w:t xml:space="preserve">A stream of tokens passes under a lens; most continue into a calm pool, while a few violet tokens turn onto a path toward a small building.</w:t>
+        <w:t xml:space="preserve">Three magnified patches of skin — thin with a bruise, coarse and dry, velvety and dark — each linked to the gland it points to: an adrenal gland, the thyroid and the pancreas.</w:t>
+      </w:r>
+    </w:p>
+    <w:p>
+      <w:pPr>
+        <w:pStyle w:val="BodyText"/>
+      </w:pPr>
+      <w:r>
+        <w:rPr>
+          <w:b/>
+          <w:bCs/>
+        </w:rPr>
+        <w:t xml:space="preserve">Check first:</w:t>
+      </w:r>
+      <w:r>
+        <w:t xml:space="preserve"> </w:t>
+      </w:r>
+      <w:r>
+        <w:t xml:space="preserve">Skin sign paired with gland: thin skin with bruising and the adrenal (cortisol excess); coarse dry skin and the thyroid; acanthosis nigricans and the pancreas (hyperinsulinaemia).</w:t>
       </w:r>
     </w:p>
     <w:p>
@@ -1548,7 +1448,7 @@
         <w:rPr>
           <w:rStyle w:val="VerbatimChar"/>
         </w:rPr>
-        <w:t xml:space="preserve">assets/hormones-peptides-skin/images/m2-p06-img.jpg</w:t>
+        <w:t xml:space="preserve">assets/hormones-peptides-skin/images/m1-p06-img.jpg</w:t>
       </w:r>
       <w:r>
         <w:t xml:space="preserve"> </w:t>
@@ -1558,13 +1458,13 @@
       </w:r>
     </w:p>
     <w:bookmarkEnd w:id="46"/>
-    <w:bookmarkStart w:id="50" w:name="m2-p08-estrogen-and-the-dermis."/>
+    <w:bookmarkStart w:id="50" w:name="m1-p08-a-map-of-fourteen-million-cells."/>
     <w:p>
       <w:pPr>
         <w:pStyle w:val="Heading3"/>
       </w:pPr>
       <w:r>
-        <w:t xml:space="preserve">m2-p08 · Estrogen and the dermis.</w:t>
+        <w:t xml:space="preserve">m1-p08 · A map of fourteen million cells.</w:t>
       </w:r>
     </w:p>
     <w:p>
@@ -1576,7 +1476,7 @@
           <w:i/>
           <w:iCs/>
         </w:rPr>
-        <w:t xml:space="preserve">08 / 19 · Lesson 2.2 · Concept · Lesson 2.2 · Estrogen, menopause and dermal collagen</w:t>
+        <w:t xml:space="preserve">08 / 19 · Lesson 1.2 · Concept · Lesson 1.2 · The Hormone Cell Atlas: receptor maps and what they prove</w:t>
       </w:r>
     </w:p>
     <w:p>
@@ -1593,7 +1493,7 @@
               <a:graphicData uri="http://schemas.openxmlformats.org/drawingml/2006/picture">
                 <pic:pic>
                   <pic:nvPicPr>
-                    <pic:cNvPr descr="/var/folders/25/1742nktj7yl7th499b7g5g6h0000gn/T/media-preview-pcrpuilk/m2-p08-img.jpg" id="49" name="Picture"/>
+                    <pic:cNvPr descr="/var/folders/25/1742nktj7yl7th499b7g5g6h0000gn/T/media-preview-s9ncfumc/m1-p08-img.jpg" id="49" name="Picture"/>
                     <pic:cNvPicPr>
                       <a:picLocks noChangeArrowheads="1" noChangeAspect="1"/>
                     </pic:cNvPicPr>
@@ -1641,7 +1541,7 @@
         <w:t xml:space="preserve"> </w:t>
       </w:r>
       <w:r>
-        <w:t xml:space="preserve">Estrogen receptors sit in all skin; topical estradiol raised collagen in sun-protected but not photoaged skin; skin collagen falls with years since menopause.</w:t>
+        <w:t xml:space="preserve">The Hormone Cell Atlas read hormone and receptor RNA cell by cell across human tissues: a map of predicted capacity, not measured hormone release.</w:t>
       </w:r>
       <w:r>
         <w:br/>
@@ -1657,7 +1557,7 @@
         <w:t xml:space="preserve"> </w:t>
       </w:r>
       <w:r>
-        <w:t xml:space="preserve">Two panels of dermis: in sun-protected skin, receptor-bearing cells lay down new collagen; in sun-damaged skin, the same cells sit among fragmented, clumped fibres with no new collagen.</w:t>
+        <w:t xml:space="preserve">A grid of small tissue tiles with a skin tile at the centre, where some cells carry receptor cups and a few hold outlined granules, marking cells predicted to respond to or make a hormone.</w:t>
       </w:r>
     </w:p>
     <w:p>
@@ -1668,7 +1568,7 @@
         <w:rPr>
           <w:rStyle w:val="VerbatimChar"/>
         </w:rPr>
-        <w:t xml:space="preserve">assets/hormones-peptides-skin/images/m2-p08-img.jpg</w:t>
+        <w:t xml:space="preserve">assets/hormones-peptides-skin/images/m1-p08-img.jpg</w:t>
       </w:r>
       <w:r>
         <w:t xml:space="preserve"> </w:t>
@@ -1678,13 +1578,13 @@
       </w:r>
     </w:p>
     <w:bookmarkEnd w:id="50"/>
-    <w:bookmarkStart w:id="54" w:name="Xabc23a866393cd0ffa829bc5cc3a12edc4daa8d"/>
+    <w:bookmarkStart w:id="54" w:name="m1-p11-a-map-to-confirm-then-a-trial."/>
     <w:p>
       <w:pPr>
         <w:pStyle w:val="Heading3"/>
       </w:pPr>
       <w:r>
-        <w:t xml:space="preserve">m2-p11 · Symptoms and bone. Skin is a bystander.</w:t>
+        <w:t xml:space="preserve">m1-p11 · A map to confirm, then a trial.</w:t>
       </w:r>
     </w:p>
     <w:p>
@@ -1696,7 +1596,7 @@
           <w:i/>
           <w:iCs/>
         </w:rPr>
-        <w:t xml:space="preserve">11 / 19 · Regulatory status and indications · Lesson 2.2 · Estrogen, menopause and dermal collagen</w:t>
+        <w:t xml:space="preserve">11 / 19 · What changes in practice · Lesson 1.2 · The Hormone Cell Atlas: receptor maps and what they prove</w:t>
       </w:r>
     </w:p>
     <w:p>
@@ -1713,7 +1613,7 @@
               <a:graphicData uri="http://schemas.openxmlformats.org/drawingml/2006/picture">
                 <pic:pic>
                   <pic:nvPicPr>
-                    <pic:cNvPr descr="/var/folders/25/1742nktj7yl7th499b7g5g6h0000gn/T/media-preview-pcrpuilk/m2-p11-img.jpg" id="53" name="Picture"/>
+                    <pic:cNvPr descr="/var/folders/25/1742nktj7yl7th499b7g5g6h0000gn/T/media-preview-s9ncfumc/m1-p11-img.jpg" id="53" name="Picture"/>
                     <pic:cNvPicPr>
                       <a:picLocks noChangeArrowheads="1" noChangeAspect="1"/>
                     </pic:cNvPicPr>
@@ -1761,19 +1661,7 @@
         <w:t xml:space="preserve"> </w:t>
       </w:r>
       <w:r>
-        <w:t xml:space="preserve">US and UK menopausal hormone therapy is approved for symptoms and bone protection; the 2025–26 US label changes did not add skin; compounded</w:t>
-      </w:r>
-      <w:r>
-        <w:t xml:space="preserve"> </w:t>
-      </w:r>
-      <w:r>
-        <w:t xml:space="preserve">‘bioidentical’</w:t>
-      </w:r>
-      <w:r>
-        <w:t xml:space="preserve"> </w:t>
-      </w:r>
-      <w:r>
-        <w:t xml:space="preserve">products lack data.</w:t>
+        <w:t xml:space="preserve">A receptor on a map is where an efficacy question starts; skin enzymes change potency; only a human trial answers it (sunscreen and vitamin D as the example).</w:t>
       </w:r>
       <w:r>
         <w:br/>
@@ -1789,25 +1677,7 @@
         <w:t xml:space="preserve"> </w:t>
       </w:r>
       <w:r>
-        <w:t xml:space="preserve">An open frame holds rising heat lines and a piece of spongy bone, while a small block of skin sits outside it, drawn in grey.</w:t>
-      </w:r>
-    </w:p>
-    <w:p>
-      <w:pPr>
-        <w:pStyle w:val="BodyText"/>
-      </w:pPr>
-      <w:r>
-        <w:rPr>
-          <w:b/>
-          <w:bCs/>
-        </w:rPr>
-        <w:t xml:space="preserve">Check first:</w:t>
-      </w:r>
-      <w:r>
-        <w:t xml:space="preserve"> </w:t>
-      </w:r>
-      <w:r>
-        <w:t xml:space="preserve">Two of the approved uses drawn (vasomotor symptoms, bone); vulvovaginal symptoms are left to the text.</w:t>
+        <w:t xml:space="preserve">A droplet on the skin reaches a cell’s receptor while an enzyme reshapes a passing molecule, and a line leads to two matched groups of dots standing for a randomized trial.</w:t>
       </w:r>
     </w:p>
     <w:p>
@@ -1818,7 +1688,7 @@
         <w:rPr>
           <w:rStyle w:val="VerbatimChar"/>
         </w:rPr>
-        <w:t xml:space="preserve">assets/hormones-peptides-skin/images/m2-p11-img.jpg</w:t>
+        <w:t xml:space="preserve">assets/hormones-peptides-skin/images/m1-p11-img.jpg</w:t>
       </w:r>
       <w:r>
         <w:t xml:space="preserve"> </w:t>
@@ -1828,13 +1698,13 @@
       </w:r>
     </w:p>
     <w:bookmarkEnd w:id="54"/>
-    <w:bookmarkStart w:id="58" w:name="X60d882dcdb12c329c72b39a1677b154b683fb53"/>
+    <w:bookmarkStart w:id="58" w:name="Xab3848fee755edeb709a5d94824b8eb948a7751"/>
     <w:p>
       <w:pPr>
         <w:pStyle w:val="Heading3"/>
       </w:pPr>
       <w:r>
-        <w:t xml:space="preserve">m2-p13 · Some syndromes show on the skin first.</w:t>
+        <w:t xml:space="preserve">m1-p13 · Cells that stop dividing and keep talking.</w:t>
       </w:r>
     </w:p>
     <w:p>
@@ -1846,7 +1716,7 @@
           <w:i/>
           <w:iCs/>
         </w:rPr>
-        <w:t xml:space="preserve">13 / 19 · Lesson 2.3 · Concept · Lesson 2.3 · Skin hallmarks of inherited and systemic endocrinopathies</w:t>
+        <w:t xml:space="preserve">13 / 19 · Lesson 1.3 · Concept · Lesson 1.3 · Senescence, the SASP and the ageing dermis</w:t>
       </w:r>
     </w:p>
     <w:p>
@@ -1863,7 +1733,7 @@
               <a:graphicData uri="http://schemas.openxmlformats.org/drawingml/2006/picture">
                 <pic:pic>
                   <pic:nvPicPr>
-                    <pic:cNvPr descr="/var/folders/25/1742nktj7yl7th499b7g5g6h0000gn/T/media-preview-pcrpuilk/m2-p13-img.jpg" id="57" name="Picture"/>
+                    <pic:cNvPr descr="/var/folders/25/1742nktj7yl7th499b7g5g6h0000gn/T/media-preview-s9ncfumc/m1-p13-img.jpg" id="57" name="Picture"/>
                     <pic:cNvPicPr>
                       <a:picLocks noChangeArrowheads="1" noChangeAspect="1"/>
                     </pic:cNvPicPr>
@@ -1911,7 +1781,7 @@
         <w:t xml:space="preserve"> </w:t>
       </w:r>
       <w:r>
-        <w:t xml:space="preserve">Some inherited endocrine syndromes show on the skin first: MEN1 angiofibromas, Carney complex lentigines and myxomas, MEN2A lichen amyloidosis before thyroid cancer.</w:t>
+        <w:t xml:space="preserve">Senescent cells stop dividing but keep secreting cytokines, enzymes and growth factors (the SASP); p16-positive cells become more common with age in human skin.</w:t>
       </w:r>
       <w:r>
         <w:br/>
@@ -1927,25 +1797,7 @@
         <w:t xml:space="preserve"> </w:t>
       </w:r>
       <w:r>
-        <w:t xml:space="preserve">An upper back seen from behind with a rippled, pigmented patch between the shoulder blades, linked by a fine line to a drawing of the thyroid gland.</w:t>
-      </w:r>
-    </w:p>
-    <w:p>
-      <w:pPr>
-        <w:pStyle w:val="BodyText"/>
-      </w:pPr>
-      <w:r>
-        <w:rPr>
-          <w:b/>
-          <w:bCs/>
-        </w:rPr>
-        <w:t xml:space="preserve">Check first:</w:t>
-      </w:r>
-      <w:r>
-        <w:t xml:space="preserve"> </w:t>
-      </w:r>
-      <w:r>
-        <w:t xml:space="preserve">Only the MEN2A example is drawn: interscapular cutaneous lichen amyloidosis linked to the thyroid.</w:t>
+        <w:t xml:space="preserve">On the left a cell divides into two; on the right a larger, flattened cell has stopped dividing and releases a cloud of small particles into the frayed fibres around it.</w:t>
       </w:r>
     </w:p>
     <w:p>
@@ -1956,7 +1808,7 @@
         <w:rPr>
           <w:rStyle w:val="VerbatimChar"/>
         </w:rPr>
-        <w:t xml:space="preserve">assets/hormones-peptides-skin/images/m2-p13-img.jpg</w:t>
+        <w:t xml:space="preserve">assets/hormones-peptides-skin/images/m1-p13-img.jpg</w:t>
       </w:r>
       <w:r>
         <w:t xml:space="preserve"> </w:t>
@@ -1966,13 +1818,13 @@
       </w:r>
     </w:p>
     <w:bookmarkEnd w:id="58"/>
-    <w:bookmarkStart w:id="62" w:name="m2-p15-the-everyday-endocrine-signs."/>
+    <w:bookmarkStart w:id="62" w:name="X3976650bd71bf87b2de338a3f1addaf1aa6130f"/>
     <w:p>
       <w:pPr>
         <w:pStyle w:val="Heading3"/>
       </w:pPr>
       <w:r>
-        <w:t xml:space="preserve">m2-p15 · The everyday endocrine signs.</w:t>
+        <w:t xml:space="preserve">m1-p16 · The levers with trials behind them.</w:t>
       </w:r>
     </w:p>
     <w:p>
@@ -1984,7 +1836,7 @@
           <w:i/>
           <w:iCs/>
         </w:rPr>
-        <w:t xml:space="preserve">15 / 19 · Concept · Lesson 2.3 · Skin hallmarks of inherited and systemic endocrinopathies</w:t>
+        <w:t xml:space="preserve">16 / 19 · Where the evidence is strongest · Lesson 1.3 · Senescence, the SASP and the ageing dermis</w:t>
       </w:r>
     </w:p>
     <w:p>
@@ -2001,7 +1853,7 @@
               <a:graphicData uri="http://schemas.openxmlformats.org/drawingml/2006/picture">
                 <pic:pic>
                   <pic:nvPicPr>
-                    <pic:cNvPr descr="/var/folders/25/1742nktj7yl7th499b7g5g6h0000gn/T/media-preview-pcrpuilk/m2-p15-img.jpg" id="61" name="Picture"/>
+                    <pic:cNvPr descr="/var/folders/25/1742nktj7yl7th499b7g5g6h0000gn/T/media-preview-s9ncfumc/m1-p16-img.jpg" id="61" name="Picture"/>
                     <pic:cNvPicPr>
                       <a:picLocks noChangeArrowheads="1" noChangeAspect="1"/>
                     </pic:cNvPicPr>
@@ -2049,7 +1901,7 @@
         <w:t xml:space="preserve"> </w:t>
       </w:r>
       <w:r>
-        <w:t xml:space="preserve">Everyday endocrine signs: adrenal darkening in creases, fast or virilising hirsutism, acanthosis nigricans, pretibial myxoedema, cold dry hypothyroid skin.</w:t>
+        <w:t xml:space="preserve">The levers with randomized trials: daily sunscreen (B) and topical retinoids (tretinoin, guide A; retinol C); senotherapies are biomarker pilots.</w:t>
       </w:r>
       <w:r>
         <w:br/>
@@ -2065,25 +1917,7 @@
         <w:t xml:space="preserve"> </w:t>
       </w:r>
       <w:r>
-        <w:t xml:space="preserve">Three body-part outlines with typical sites marked: the palm creases, a velvety patch at the back of the neck, and a raised plaque on the front of the shin.</w:t>
-      </w:r>
-    </w:p>
-    <w:p>
-      <w:pPr>
-        <w:pStyle w:val="BodyText"/>
-      </w:pPr>
-      <w:r>
-        <w:rPr>
-          <w:b/>
-          <w:bCs/>
-        </w:rPr>
-        <w:t xml:space="preserve">Check first:</w:t>
-      </w:r>
-      <w:r>
-        <w:t xml:space="preserve"> </w:t>
-      </w:r>
-      <w:r>
-        <w:t xml:space="preserve">Three of the named signs drawn: palm creases (adrenal), acanthosis nigricans at the back of the neck, a pretibial plaque; hirsutism and hypothyroid skin are left to the text.</w:t>
+        <w:t xml:space="preserve">A skin cross-section with a thin protective film turning back sun rays and a few drops soaking in, above dense, orderly collagen in the dermis.</w:t>
       </w:r>
     </w:p>
     <w:p>
@@ -2094,7 +1928,7 @@
         <w:rPr>
           <w:rStyle w:val="VerbatimChar"/>
         </w:rPr>
-        <w:t xml:space="preserve">assets/hormones-peptides-skin/images/m2-p15-img.jpg</w:t>
+        <w:t xml:space="preserve">assets/hormones-peptides-skin/images/m1-p16-img.jpg</w:t>
       </w:r>
       <w:r>
         <w:t xml:space="preserve"> </w:t>
@@ -2104,13 +1938,19 @@
       </w:r>
     </w:p>
     <w:bookmarkEnd w:id="62"/>
-    <w:bookmarkStart w:id="66" w:name="m2-p17-freckles-before-the-wedding."/>
+    <w:bookmarkStart w:id="66" w:name="m1-p17-can-a-senolytic-fix-my-skin"/>
     <w:p>
       <w:pPr>
         <w:pStyle w:val="Heading3"/>
       </w:pPr>
       <w:r>
-        <w:t xml:space="preserve">m2-p17 · Freckles before the wedding.</w:t>
+        <w:t xml:space="preserve">m1-p17 ·</w:t>
+      </w:r>
+      <w:r>
+        <w:t xml:space="preserve"> </w:t>
+      </w:r>
+      <w:r>
+        <w:t xml:space="preserve">‘Can a senolytic fix my skin?’</w:t>
       </w:r>
     </w:p>
     <w:p>
@@ -2122,7 +1962,7 @@
           <w:i/>
           <w:iCs/>
         </w:rPr>
-        <w:t xml:space="preserve">17 / 19 · Fictional case · Lesson 2.3 · Skin hallmarks of inherited and systemic endocrinopathies</w:t>
+        <w:t xml:space="preserve">17 / 19 · Fictional case · Lesson 1.3 · Senescence, the SASP and the ageing dermis</w:t>
       </w:r>
     </w:p>
     <w:p>
@@ -2139,7 +1979,7 @@
               <a:graphicData uri="http://schemas.openxmlformats.org/drawingml/2006/picture">
                 <pic:pic>
                   <pic:nvPicPr>
-                    <pic:cNvPr descr="/var/folders/25/1742nktj7yl7th499b7g5g6h0000gn/T/media-preview-pcrpuilk/m2-p17-img.jpg" id="65" name="Picture"/>
+                    <pic:cNvPr descr="/var/folders/25/1742nktj7yl7th499b7g5g6h0000gn/T/media-preview-s9ncfumc/m1-p17-img.jpg" id="65" name="Picture"/>
                     <pic:cNvPicPr>
                       <a:picLocks noChangeArrowheads="1" noChangeAspect="1"/>
                     </pic:cNvPicPr>
@@ -2187,7 +2027,7 @@
         <w:t xml:space="preserve"> </w:t>
       </w:r>
       <w:r>
-        <w:t xml:space="preserve">Fictional case: lip and canthal lentigines, an eyelid papule and a father’s heart tumour suggest Carney complex; specialist assessment before any laser.</w:t>
+        <w:t xml:space="preserve">Fictional case: senolytic supplements rest on mouse data and small human pilots; daily sunscreen and topical retinoids have randomized trials with visible outcomes.</w:t>
       </w:r>
       <w:r>
         <w:br/>
@@ -2203,25 +2043,7 @@
         <w:t xml:space="preserve"> </w:t>
       </w:r>
       <w:r>
-        <w:t xml:space="preserve">A pedigree with an affected father and daughter, a patch of skin with small dark spots and a soft bump, and a heart with a small mass in its left upper chamber, linked by one line.</w:t>
-      </w:r>
-    </w:p>
-    <w:p>
-      <w:pPr>
-        <w:pStyle w:val="BodyText"/>
-      </w:pPr>
-      <w:r>
-        <w:rPr>
-          <w:b/>
-          <w:bCs/>
-        </w:rPr>
-        <w:t xml:space="preserve">Check first:</w:t>
-      </w:r>
-      <w:r>
-        <w:t xml:space="preserve"> </w:t>
-      </w:r>
-      <w:r>
-        <w:t xml:space="preserve">Pedigree shows an affected father and daughter (mother unaffected). Redrawn at review: the myxoma now sits in the left atrium (the upper chamber on the viewer’s right of a textbook four-chamber cutaway, beside the pulmonary-vein openings), the commoner site; it is drawn as a small stalked mass by the septum reaching toward the mitral valve.</w:t>
+        <w:t xml:space="preserve">Three steps of evidence, from a culture dish to a mouse to a human trial; an unmarked capsule sits on the mouse step, while a sun-protection film sits on the top step.</w:t>
       </w:r>
     </w:p>
     <w:p>
@@ -2232,7 +2054,7 @@
         <w:rPr>
           <w:rStyle w:val="VerbatimChar"/>
         </w:rPr>
-        <w:t xml:space="preserve">assets/hormones-peptides-skin/images/m2-p17-img.jpg</w:t>
+        <w:t xml:space="preserve">assets/hormones-peptides-skin/images/m1-p17-img.jpg</w:t>
       </w:r>
       <w:r>
         <w:t xml:space="preserve"> </w:t>
@@ -2243,22 +2065,22 @@
     </w:p>
     <w:bookmarkEnd w:id="66"/>
     <w:bookmarkEnd w:id="67"/>
-    <w:bookmarkStart w:id="96" w:name="Xf89ab1886186b0f764de11253bdd07b71a3583c"/>
+    <w:bookmarkStart w:id="96" w:name="Xbd7493ea5373f547063c8b2e979e0e12adb6734"/>
     <w:p>
       <w:pPr>
         <w:pStyle w:val="Heading2"/>
       </w:pPr>
       <w:r>
-        <w:t xml:space="preserve">Module 03 · Metabolic, Adipose, and Incretin Axis Dynamics in Facial Architecture</w:t>
-      </w:r>
-    </w:p>
-    <w:bookmarkStart w:id="71" w:name="m3-p02-the-skin-keeps-its-own-fat."/>
+        <w:t xml:space="preserve">Module 02 · Systemic hormones and the skin</w:t>
+      </w:r>
+    </w:p>
+    <w:bookmarkStart w:id="71" w:name="X3139b6a2fc673ab0b7efbf38c30ec1b6201057b"/>
     <w:p>
       <w:pPr>
         <w:pStyle w:val="Heading3"/>
       </w:pPr>
       <w:r>
-        <w:t xml:space="preserve">m3-p02 · The skin keeps its own fat.</w:t>
+        <w:t xml:space="preserve">m2-p02 · The skin regenerates its own cortisol.</w:t>
       </w:r>
     </w:p>
     <w:p>
@@ -2270,7 +2092,7 @@
           <w:i/>
           <w:iCs/>
         </w:rPr>
-        <w:t xml:space="preserve">02 / 20 · Mechanism · Lesson 3.1 · Dermal fat and matrix glycation</w:t>
+        <w:t xml:space="preserve">02 / 19 · Mechanism · Lesson 2.1 · Cortisol signatures: local 11β-HSD1 and Cushing’s syndrome</w:t>
       </w:r>
     </w:p>
     <w:p>
@@ -2287,7 +2109,7 @@
               <a:graphicData uri="http://schemas.openxmlformats.org/drawingml/2006/picture">
                 <pic:pic>
                   <pic:nvPicPr>
-                    <pic:cNvPr descr="/var/folders/25/1742nktj7yl7th499b7g5g6h0000gn/T/media-preview-pcrpuilk/m3-p02-img.jpg" id="70" name="Picture"/>
+                    <pic:cNvPr descr="/var/folders/25/1742nktj7yl7th499b7g5g6h0000gn/T/media-preview-s9ncfumc/m2-p02-img.jpg" id="70" name="Picture"/>
                     <pic:cNvPicPr>
                       <a:picLocks noChangeArrowheads="1" noChangeAspect="1"/>
                     </pic:cNvPicPr>
@@ -2335,7 +2157,7 @@
         <w:t xml:space="preserve"> </w:t>
       </w:r>
       <w:r>
-        <w:t xml:space="preserve">Dermal white adipose tissue: a fat layer inside the dermis, in cones around follicles in humans; antimicrobial in mice; its part in human skin ageing is unmeasured.</w:t>
+        <w:t xml:space="preserve">Skin regenerates cortisol from cortisone with 11β-HSD1, more with age and sun exposure; cortisol slows collagen synthesis; visible ageing in people is untested.</w:t>
       </w:r>
       <w:r>
         <w:br/>
@@ -2351,7 +2173,7 @@
         <w:t xml:space="preserve"> </w:t>
       </w:r>
       <w:r>
-        <w:t xml:space="preserve">A skin cross-section in which a cone of small fat cells surrounds the lower hair follicle inside the dermis, separate from the fat layer beneath.</w:t>
+        <w:t xml:space="preserve">A magnified skin cell in which an enzyme turns an inactive hormone into its active form, surrounded by thin, sparse collagen fibres.</w:t>
       </w:r>
     </w:p>
     <w:p>
@@ -2362,7 +2184,7 @@
         <w:rPr>
           <w:rStyle w:val="VerbatimChar"/>
         </w:rPr>
-        <w:t xml:space="preserve">assets/hormones-peptides-skin/images/m3-p02-img.jpg</w:t>
+        <w:t xml:space="preserve">assets/hormones-peptides-skin/images/m2-p02-img.jpg</w:t>
       </w:r>
       <w:r>
         <w:t xml:space="preserve"> </w:t>
@@ -2372,13 +2194,13 @@
       </w:r>
     </w:p>
     <w:bookmarkEnd w:id="71"/>
-    <w:bookmarkStart w:id="75" w:name="m3-p04-sugar-that-sticks-to-collagen."/>
+    <w:bookmarkStart w:id="75" w:name="m2-p06-reassure-the-many-refer-the-few."/>
     <w:p>
       <w:pPr>
         <w:pStyle w:val="Heading3"/>
       </w:pPr>
       <w:r>
-        <w:t xml:space="preserve">m3-p04 · Sugar that sticks to collagen.</w:t>
+        <w:t xml:space="preserve">m2-p06 · Reassure the many, refer the few.</w:t>
       </w:r>
     </w:p>
     <w:p>
@@ -2390,7 +2212,7 @@
           <w:i/>
           <w:iCs/>
         </w:rPr>
-        <w:t xml:space="preserve">04 / 20 · Mechanism · Lesson 3.1 · Dermal fat and matrix glycation</w:t>
+        <w:t xml:space="preserve">06 / 19 · What changes in practice · Lesson 2.1 · Cortisol signatures: local 11β-HSD1 and Cushing’s syndrome</w:t>
       </w:r>
     </w:p>
     <w:p>
@@ -2407,7 +2229,7 @@
               <a:graphicData uri="http://schemas.openxmlformats.org/drawingml/2006/picture">
                 <pic:pic>
                   <pic:nvPicPr>
-                    <pic:cNvPr descr="/var/folders/25/1742nktj7yl7th499b7g5g6h0000gn/T/media-preview-pcrpuilk/m3-p04-img.jpg" id="74" name="Picture"/>
+                    <pic:cNvPr descr="/var/folders/25/1742nktj7yl7th499b7g5g6h0000gn/T/media-preview-s9ncfumc/m2-p06-img.jpg" id="74" name="Picture"/>
                     <pic:cNvPicPr>
                       <a:picLocks noChangeArrowheads="1" noChangeAspect="1"/>
                     </pic:cNvPicPr>
@@ -2455,7 +2277,10 @@
         <w:t xml:space="preserve"> </w:t>
       </w:r>
       <w:r>
-        <w:t xml:space="preserve">Glycation: sugars bind collagen and end as AGEs that cross-link and stiffen the matrix; RAGE signalling in lab studies; the causal link to visible ageing is graded D.</w:t>
+        <w:t xml:space="preserve">‘Cortisol face’</w:t>
+      </w:r>
+      <w:r>
+        <w:t xml:space="preserve">: take the glucocorticoid history, look for discriminating features, reassure most, and route the few to formal testing and an endocrinologist.</w:t>
       </w:r>
       <w:r>
         <w:br/>
@@ -2471,7 +2296,7 @@
         <w:t xml:space="preserve"> </w:t>
       </w:r>
       <w:r>
-        <w:t xml:space="preserve">On the left, parallel collagen fibres lie free; on the right, the same fibres carry small sugar rings and are tied together by short cross-links.</w:t>
+        <w:t xml:space="preserve">A stream of tokens passes under a lens; most continue into a calm pool, while a few violet tokens turn onto a path toward a small building.</w:t>
       </w:r>
     </w:p>
     <w:p>
@@ -2482,7 +2307,7 @@
         <w:rPr>
           <w:rStyle w:val="VerbatimChar"/>
         </w:rPr>
-        <w:t xml:space="preserve">assets/hormones-peptides-skin/images/m3-p04-img.jpg</w:t>
+        <w:t xml:space="preserve">assets/hormones-peptides-skin/images/m2-p06-img.jpg</w:t>
       </w:r>
       <w:r>
         <w:t xml:space="preserve"> </w:t>
@@ -2492,13 +2317,13 @@
       </w:r>
     </w:p>
     <w:bookmarkEnd w:id="75"/>
-    <w:bookmarkStart w:id="79" w:name="m3-p08-two-gut-hormones-re-engineered."/>
+    <w:bookmarkStart w:id="79" w:name="m2-p08-estrogen-and-the-dermis."/>
     <w:p>
       <w:pPr>
         <w:pStyle w:val="Heading3"/>
       </w:pPr>
       <w:r>
-        <w:t xml:space="preserve">m3-p08 · Two gut hormones, re-engineered.</w:t>
+        <w:t xml:space="preserve">m2-p08 · Estrogen and the dermis.</w:t>
       </w:r>
     </w:p>
     <w:p>
@@ -2510,7 +2335,7 @@
           <w:i/>
           <w:iCs/>
         </w:rPr>
-        <w:t xml:space="preserve">08 / 20 · Lesson 3.2 · Concept · Lesson 3.2 · Incretin therapy and the changing face</w:t>
+        <w:t xml:space="preserve">08 / 19 · Lesson 2.2 · Concept · Lesson 2.2 · Estrogen, menopause and dermal collagen</w:t>
       </w:r>
     </w:p>
     <w:p>
@@ -2527,7 +2352,7 @@
               <a:graphicData uri="http://schemas.openxmlformats.org/drawingml/2006/picture">
                 <pic:pic>
                   <pic:nvPicPr>
-                    <pic:cNvPr descr="/var/folders/25/1742nktj7yl7th499b7g5g6h0000gn/T/media-preview-pcrpuilk/m3-p08-img.jpg" id="78" name="Picture"/>
+                    <pic:cNvPr descr="/var/folders/25/1742nktj7yl7th499b7g5g6h0000gn/T/media-preview-s9ncfumc/m2-p08-img.jpg" id="78" name="Picture"/>
                     <pic:cNvPicPr>
                       <a:picLocks noChangeArrowheads="1" noChangeAspect="1"/>
                     </pic:cNvPicPr>
@@ -2575,7 +2400,7 @@
         <w:t xml:space="preserve"> </w:t>
       </w:r>
       <w:r>
-        <w:t xml:space="preserve">GLP-1 and GIP are incretins; native GLP-1 is cleared within minutes by DPP-4; semaglutide and tirzepatide are engineered to last, for approved indications.</w:t>
+        <w:t xml:space="preserve">Estrogen receptors sit in all skin; topical estradiol raised collagen in sun-protected but not photoaged skin; skin collagen falls with years since menopause.</w:t>
       </w:r>
       <w:r>
         <w:br/>
@@ -2591,25 +2416,7 @@
         <w:t xml:space="preserve"> </w:t>
       </w:r>
       <w:r>
-        <w:t xml:space="preserve">On the left an enzyme clips a pair of units off the end of a natural hormone chain; on the right a modified chain with an altered unit and a fatty tail resists the enzyme and stays whole.</w:t>
-      </w:r>
-    </w:p>
-    <w:p>
-      <w:pPr>
-        <w:pStyle w:val="BodyText"/>
-      </w:pPr>
-      <w:r>
-        <w:rPr>
-          <w:b/>
-          <w:bCs/>
-        </w:rPr>
-        <w:t xml:space="preserve">Check first:</w:t>
-      </w:r>
-      <w:r>
-        <w:t xml:space="preserve"> </w:t>
-      </w:r>
-      <w:r>
-        <w:t xml:space="preserve">DPP-4 drawn clipping the two N-terminal residues off native GLP-1; the drug drawn with a substituted second residue and a fatty side chain. Confirm this is acceptable for semaglutide and tirzepatide at this level of detail.</w:t>
+        <w:t xml:space="preserve">Two panels of dermis: in sun-protected skin, receptor-bearing cells lay down new collagen; in sun-damaged skin, the same cells sit among fragmented, clumped fibres with no new collagen.</w:t>
       </w:r>
     </w:p>
     <w:p>
@@ -2620,7 +2427,7 @@
         <w:rPr>
           <w:rStyle w:val="VerbatimChar"/>
         </w:rPr>
-        <w:t xml:space="preserve">assets/hormones-peptides-skin/images/m3-p08-img.jpg</w:t>
+        <w:t xml:space="preserve">assets/hormones-peptides-skin/images/m2-p08-img.jpg</w:t>
       </w:r>
       <w:r>
         <w:t xml:space="preserve"> </w:t>
@@ -2630,13 +2437,13 @@
       </w:r>
     </w:p>
     <w:bookmarkEnd w:id="79"/>
-    <w:bookmarkStart w:id="83" w:name="X14565a2cf367bf07a66292e052797fa74142ed2"/>
+    <w:bookmarkStart w:id="83" w:name="Xabc23a866393cd0ffa829bc5cc3a12edc4daa8d"/>
     <w:p>
       <w:pPr>
         <w:pStyle w:val="Heading3"/>
       </w:pPr>
       <w:r>
-        <w:t xml:space="preserve">m3-p12 · Counsel before, record during, refer when asked.</w:t>
+        <w:t xml:space="preserve">m2-p11 · Symptoms and bone. Skin is a bystander.</w:t>
       </w:r>
     </w:p>
     <w:p>
@@ -2648,7 +2455,7 @@
           <w:i/>
           <w:iCs/>
         </w:rPr>
-        <w:t xml:space="preserve">12 / 20 · What changes in practice · Lesson 3.2 · Incretin therapy and the changing face</w:t>
+        <w:t xml:space="preserve">11 / 19 · Regulatory status and indications · Lesson 2.2 · Estrogen, menopause and dermal collagen</w:t>
       </w:r>
     </w:p>
     <w:p>
@@ -2665,7 +2472,7 @@
               <a:graphicData uri="http://schemas.openxmlformats.org/drawingml/2006/picture">
                 <pic:pic>
                   <pic:nvPicPr>
-                    <pic:cNvPr descr="/var/folders/25/1742nktj7yl7th499b7g5g6h0000gn/T/media-preview-pcrpuilk/m3-p12-img.jpg" id="82" name="Picture"/>
+                    <pic:cNvPr descr="/var/folders/25/1742nktj7yl7th499b7g5g6h0000gn/T/media-preview-s9ncfumc/m2-p11-img.jpg" id="82" name="Picture"/>
                     <pic:cNvPicPr>
                       <a:picLocks noChangeArrowheads="1" noChangeAspect="1"/>
                     </pic:cNvPicPr>
@@ -2713,7 +2520,19 @@
         <w:t xml:space="preserve"> </w:t>
       </w:r>
       <w:r>
-        <w:t xml:space="preserve">On GLP-1 drugs: counsel before treatment, photograph with consent during, refer restoration requests; restoration advice is expert opinion.</w:t>
+        <w:t xml:space="preserve">US and UK menopausal hormone therapy is approved for symptoms and bone protection; the 2025–26 US label changes did not add skin; compounded</w:t>
+      </w:r>
+      <w:r>
+        <w:t xml:space="preserve"> </w:t>
+      </w:r>
+      <w:r>
+        <w:t xml:space="preserve">‘bioidentical’</w:t>
+      </w:r>
+      <w:r>
+        <w:t xml:space="preserve"> </w:t>
+      </w:r>
+      <w:r>
+        <w:t xml:space="preserve">products lack data.</w:t>
       </w:r>
       <w:r>
         <w:br/>
@@ -2729,7 +2548,25 @@
         <w:t xml:space="preserve"> </w:t>
       </w:r>
       <w:r>
-        <w:t xml:space="preserve">A path passes two blank conversation cards, a camera pointed at a blank frame, and an open door into another room.</w:t>
+        <w:t xml:space="preserve">An open frame holds rising heat lines and a piece of spongy bone, while a small block of skin sits outside it, drawn in grey.</w:t>
+      </w:r>
+    </w:p>
+    <w:p>
+      <w:pPr>
+        <w:pStyle w:val="BodyText"/>
+      </w:pPr>
+      <w:r>
+        <w:rPr>
+          <w:b/>
+          <w:bCs/>
+        </w:rPr>
+        <w:t xml:space="preserve">Check first:</w:t>
+      </w:r>
+      <w:r>
+        <w:t xml:space="preserve"> </w:t>
+      </w:r>
+      <w:r>
+        <w:t xml:space="preserve">Two of the approved uses drawn (vasomotor symptoms, bone); vulvovaginal symptoms are left to the text.</w:t>
       </w:r>
     </w:p>
     <w:p>
@@ -2740,7 +2577,7 @@
         <w:rPr>
           <w:rStyle w:val="VerbatimChar"/>
         </w:rPr>
-        <w:t xml:space="preserve">assets/hormones-peptides-skin/images/m3-p12-img.jpg</w:t>
+        <w:t xml:space="preserve">assets/hormones-peptides-skin/images/m2-p11-img.jpg</w:t>
       </w:r>
       <w:r>
         <w:t xml:space="preserve"> </w:t>
@@ -2750,13 +2587,13 @@
       </w:r>
     </w:p>
     <w:bookmarkEnd w:id="83"/>
-    <w:bookmarkStart w:id="87" w:name="X4ab4f687e5cabec0109670d196aba4068af56f7"/>
+    <w:bookmarkStart w:id="87" w:name="X60d882dcdb12c329c72b39a1677b154b683fb53"/>
     <w:p>
       <w:pPr>
         <w:pStyle w:val="Heading3"/>
       </w:pPr>
       <w:r>
-        <w:t xml:space="preserve">m3-p13 · Ten months in, and unhappy with the mirror.</w:t>
+        <w:t xml:space="preserve">m2-p13 · Some syndromes show on the skin first.</w:t>
       </w:r>
     </w:p>
     <w:p>
@@ -2768,7 +2605,7 @@
           <w:i/>
           <w:iCs/>
         </w:rPr>
-        <w:t xml:space="preserve">13 / 20 · Fictional case · Lesson 3.2 · Incretin therapy and the changing face</w:t>
+        <w:t xml:space="preserve">13 / 19 · Lesson 2.3 · Concept · Lesson 2.3 · Skin hallmarks of inherited and systemic endocrinopathies</w:t>
       </w:r>
     </w:p>
     <w:p>
@@ -2785,7 +2622,7 @@
               <a:graphicData uri="http://schemas.openxmlformats.org/drawingml/2006/picture">
                 <pic:pic>
                   <pic:nvPicPr>
-                    <pic:cNvPr descr="/var/folders/25/1742nktj7yl7th499b7g5g6h0000gn/T/media-preview-pcrpuilk/m3-p13-img.jpg" id="86" name="Picture"/>
+                    <pic:cNvPr descr="/var/folders/25/1742nktj7yl7th499b7g5g6h0000gn/T/media-preview-s9ncfumc/m2-p13-img.jpg" id="86" name="Picture"/>
                     <pic:cNvPicPr>
                       <a:picLocks noChangeArrowheads="1" noChangeAspect="1"/>
                     </pic:cNvPicPr>
@@ -2833,7 +2670,7 @@
         <w:t xml:space="preserve"> </w:t>
       </w:r>
       <w:r>
-        <w:t xml:space="preserve">Fictional case: facial volume loss and shedding on an effective, approved GLP-1 drug — counsel, record and refer; whether to stop belongs with her prescriber.</w:t>
+        <w:t xml:space="preserve">Some inherited endocrine syndromes show on the skin first: MEN1 angiofibromas, Carney complex lentigines and myxomas, MEN2A lichen amyloidosis before thyroid cancer.</w:t>
       </w:r>
       <w:r>
         <w:br/>
@@ -2849,7 +2686,7 @@
         <w:t xml:space="preserve"> </w:t>
       </w:r>
       <w:r>
-        <w:t xml:space="preserve">Two cross-sections of cheek tissue over bone: one with a full fat pad under the skin, the other with a thinner pad and looser skin above it.</w:t>
+        <w:t xml:space="preserve">An upper back seen from behind with a rippled, pigmented patch between the shoulder blades, linked by a fine line to a drawing of the thyroid gland.</w:t>
       </w:r>
     </w:p>
     <w:p>
@@ -2867,7 +2704,7 @@
         <w:t xml:space="preserve"> </w:t>
       </w:r>
       <w:r>
-        <w:t xml:space="preserve">Facial fat drawn as one pad over bone; real anatomy has separate superficial and deep compartments.</w:t>
+        <w:t xml:space="preserve">Only the MEN2A example is drawn: interscapular cutaneous lichen amyloidosis linked to the thyroid.</w:t>
       </w:r>
     </w:p>
     <w:p>
@@ -2878,7 +2715,7 @@
         <w:rPr>
           <w:rStyle w:val="VerbatimChar"/>
         </w:rPr>
-        <w:t xml:space="preserve">assets/hormones-peptides-skin/images/m3-p13-img.jpg</w:t>
+        <w:t xml:space="preserve">assets/hormones-peptides-skin/images/m2-p13-img.jpg</w:t>
       </w:r>
       <w:r>
         <w:t xml:space="preserve"> </w:t>
@@ -2888,13 +2725,13 @@
       </w:r>
     </w:p>
     <w:bookmarkEnd w:id="87"/>
-    <w:bookmarkStart w:id="91" w:name="m3-p15-inflammation-that-comes-with-age."/>
+    <w:bookmarkStart w:id="91" w:name="m2-p15-the-everyday-endocrine-signs."/>
     <w:p>
       <w:pPr>
         <w:pStyle w:val="Heading3"/>
       </w:pPr>
       <w:r>
-        <w:t xml:space="preserve">m3-p15 · Inflammation that comes with age.</w:t>
+        <w:t xml:space="preserve">m2-p15 · The everyday endocrine signs.</w:t>
       </w:r>
     </w:p>
     <w:p>
@@ -2906,7 +2743,7 @@
           <w:i/>
           <w:iCs/>
         </w:rPr>
-        <w:t xml:space="preserve">15 / 20 · Lesson 3.3 · Concept · Lesson 3.3 · Gut barrier, endotoxaemia and inflammaging</w:t>
+        <w:t xml:space="preserve">15 / 19 · Concept · Lesson 2.3 · Skin hallmarks of inherited and systemic endocrinopathies</w:t>
       </w:r>
     </w:p>
     <w:p>
@@ -2923,7 +2760,7 @@
               <a:graphicData uri="http://schemas.openxmlformats.org/drawingml/2006/picture">
                 <pic:pic>
                   <pic:nvPicPr>
-                    <pic:cNvPr descr="/var/folders/25/1742nktj7yl7th499b7g5g6h0000gn/T/media-preview-pcrpuilk/m3-p15-img.jpg" id="90" name="Picture"/>
+                    <pic:cNvPr descr="/var/folders/25/1742nktj7yl7th499b7g5g6h0000gn/T/media-preview-s9ncfumc/m2-p15-img.jpg" id="90" name="Picture"/>
                     <pic:cNvPicPr>
                       <a:picLocks noChangeArrowheads="1" noChangeAspect="1"/>
                     </pic:cNvPicPr>
@@ -2971,7 +2808,7 @@
         <w:t xml:space="preserve"> </w:t>
       </w:r>
       <w:r>
-        <w:t xml:space="preserve">Inflammaging and the gut hypothesis: bacterial LPS crossing a leaky barrier, shown in mice and briefly after a fatty meal; not shown to drive skin disease.</w:t>
+        <w:t xml:space="preserve">Everyday endocrine signs: adrenal darkening in creases, fast or virilising hirsutism, acanthosis nigricans, pretibial myxoedema, cold dry hypothyroid skin.</w:t>
       </w:r>
       <w:r>
         <w:br/>
@@ -2987,7 +2824,25 @@
         <w:t xml:space="preserve"> </w:t>
       </w:r>
       <w:r>
-        <w:t xml:space="preserve">Two views of the gut lining: one with closed junctions keeping small bacterial fragments out, the other with loosened junctions letting them pass into a blood vessel.</w:t>
+        <w:t xml:space="preserve">Three body-part outlines with typical sites marked: the palm creases, a velvety patch at the back of the neck, and a raised plaque on the front of the shin.</w:t>
+      </w:r>
+    </w:p>
+    <w:p>
+      <w:pPr>
+        <w:pStyle w:val="BodyText"/>
+      </w:pPr>
+      <w:r>
+        <w:rPr>
+          <w:b/>
+          <w:bCs/>
+        </w:rPr>
+        <w:t xml:space="preserve">Check first:</w:t>
+      </w:r>
+      <w:r>
+        <w:t xml:space="preserve"> </w:t>
+      </w:r>
+      <w:r>
+        <w:t xml:space="preserve">Three of the named signs drawn: palm creases (adrenal), acanthosis nigricans at the back of the neck, a pretibial plaque; hirsutism and hypothyroid skin are left to the text.</w:t>
       </w:r>
     </w:p>
     <w:p>
@@ -2998,7 +2853,7 @@
         <w:rPr>
           <w:rStyle w:val="VerbatimChar"/>
         </w:rPr>
-        <w:t xml:space="preserve">assets/hormones-peptides-skin/images/m3-p15-img.jpg</w:t>
+        <w:t xml:space="preserve">assets/hormones-peptides-skin/images/m2-p15-img.jpg</w:t>
       </w:r>
       <w:r>
         <w:t xml:space="preserve"> </w:t>
@@ -3008,13 +2863,13 @@
       </w:r>
     </w:p>
     <w:bookmarkEnd w:id="91"/>
-    <w:bookmarkStart w:id="95" w:name="m3-p18-diet-first-a-bottle-last."/>
+    <w:bookmarkStart w:id="95" w:name="m2-p17-freckles-before-the-wedding."/>
     <w:p>
       <w:pPr>
         <w:pStyle w:val="Heading3"/>
       </w:pPr>
       <w:r>
-        <w:t xml:space="preserve">m3-p18 · Diet first, a bottle last.</w:t>
+        <w:t xml:space="preserve">m2-p17 · Freckles before the wedding.</w:t>
       </w:r>
     </w:p>
     <w:p>
@@ -3026,7 +2881,7 @@
           <w:i/>
           <w:iCs/>
         </w:rPr>
-        <w:t xml:space="preserve">18 / 20 · What changes in practice · Lesson 3.3 · Gut barrier, endotoxaemia and inflammaging</w:t>
+        <w:t xml:space="preserve">17 / 19 · Fictional case · Lesson 2.3 · Skin hallmarks of inherited and systemic endocrinopathies</w:t>
       </w:r>
     </w:p>
     <w:p>
@@ -3043,7 +2898,7 @@
               <a:graphicData uri="http://schemas.openxmlformats.org/drawingml/2006/picture">
                 <pic:pic>
                   <pic:nvPicPr>
-                    <pic:cNvPr descr="/var/folders/25/1742nktj7yl7th499b7g5g6h0000gn/T/media-preview-pcrpuilk/m3-p18-img.jpg" id="94" name="Picture"/>
+                    <pic:cNvPr descr="/var/folders/25/1742nktj7yl7th499b7g5g6h0000gn/T/media-preview-s9ncfumc/m2-p17-img.jpg" id="94" name="Picture"/>
                     <pic:cNvPicPr>
                       <a:picLocks noChangeArrowheads="1" noChangeAspect="1"/>
                     </pic:cNvPicPr>
@@ -3091,7 +2946,7 @@
         <w:t xml:space="preserve"> </w:t>
       </w:r>
       <w:r>
-        <w:t xml:space="preserve">Gut and skin: diet quality, metabolic care and established skin treatment come first; a zonulin test cannot show a leaky gut; gut-repair peptides last, if at all.</w:t>
+        <w:t xml:space="preserve">Fictional case: lip and canthal lentigines, an eyelid papule and a father’s heart tumour suggest Carney complex; specialist assessment before any laser.</w:t>
       </w:r>
       <w:r>
         <w:br/>
@@ -3107,7 +2962,25 @@
         <w:t xml:space="preserve"> </w:t>
       </w:r>
       <w:r>
-        <w:t xml:space="preserve">A row of stepping stones leads from a plate of whole foods, past a small block of skin, to a single unmarked capsule on the last, smallest stone.</w:t>
+        <w:t xml:space="preserve">A pedigree with an affected father and daughter, a patch of skin with small dark spots and a soft bump, and a heart with a small mass in its left upper chamber, linked by one line.</w:t>
+      </w:r>
+    </w:p>
+    <w:p>
+      <w:pPr>
+        <w:pStyle w:val="BodyText"/>
+      </w:pPr>
+      <w:r>
+        <w:rPr>
+          <w:b/>
+          <w:bCs/>
+        </w:rPr>
+        <w:t xml:space="preserve">Check first:</w:t>
+      </w:r>
+      <w:r>
+        <w:t xml:space="preserve"> </w:t>
+      </w:r>
+      <w:r>
+        <w:t xml:space="preserve">Pedigree shows an affected father and daughter (mother unaffected). Redrawn at review: the myxoma now sits in the left atrium (the upper chamber on the viewer’s right of a textbook four-chamber cutaway, beside the pulmonary-vein openings), the commoner site; it is drawn as a small stalked mass by the septum reaching toward the mitral valve.</w:t>
       </w:r>
     </w:p>
     <w:p>
@@ -3118,7 +2991,7 @@
         <w:rPr>
           <w:rStyle w:val="VerbatimChar"/>
         </w:rPr>
-        <w:t xml:space="preserve">assets/hormones-peptides-skin/images/m3-p18-img.jpg</w:t>
+        <w:t xml:space="preserve">assets/hormones-peptides-skin/images/m2-p17-img.jpg</w:t>
       </w:r>
       <w:r>
         <w:t xml:space="preserve"> </w:t>
@@ -3129,22 +3002,22 @@
     </w:p>
     <w:bookmarkEnd w:id="95"/>
     <w:bookmarkEnd w:id="96"/>
-    <w:bookmarkStart w:id="121" w:name="X1c14de8bfc9954c5c14c159d8c4eb36e1641129"/>
+    <w:bookmarkStart w:id="125" w:name="X7a954823b4d9045584050250a89debc5e0f7eb0"/>
     <w:p>
       <w:pPr>
         <w:pStyle w:val="Heading2"/>
       </w:pPr>
       <w:r>
-        <w:t xml:space="preserve">Module 04 · Matrix Remodeling, Wound Healing, and Topical Matrikine Peptides</w:t>
-      </w:r>
-    </w:p>
-    <w:bookmarkStart w:id="100" w:name="X3d4f0b0a85b20800120e623e503162d8a06c971"/>
+        <w:t xml:space="preserve">Module 03 · Fat, incretins and the ageing face</w:t>
+      </w:r>
+    </w:p>
+    <w:bookmarkStart w:id="100" w:name="m3-p02-the-skin-keeps-its-own-fat."/>
     <w:p>
       <w:pPr>
         <w:pStyle w:val="Heading3"/>
       </w:pPr>
       <w:r>
-        <w:t xml:space="preserve">m4-p03 · A plasma tripeptide with a copper habit.</w:t>
+        <w:t xml:space="preserve">m3-p02 · The skin keeps its own fat.</w:t>
       </w:r>
     </w:p>
     <w:p>
@@ -3156,7 +3029,7 @@
           <w:i/>
           <w:iCs/>
         </w:rPr>
-        <w:t xml:space="preserve">03 / 19 · Mechanism · Lesson 4.1 · Copper peptides: GHK and GHK-Cu</w:t>
+        <w:t xml:space="preserve">02 / 20 · Mechanism · Lesson 3.1 · Dermal fat and matrix glycation</w:t>
       </w:r>
     </w:p>
     <w:p>
@@ -3173,7 +3046,7 @@
               <a:graphicData uri="http://schemas.openxmlformats.org/drawingml/2006/picture">
                 <pic:pic>
                   <pic:nvPicPr>
-                    <pic:cNvPr descr="/var/folders/25/1742nktj7yl7th499b7g5g6h0000gn/T/media-preview-pcrpuilk/m4-p03-img.jpg" id="99" name="Picture"/>
+                    <pic:cNvPr descr="/var/folders/25/1742nktj7yl7th499b7g5g6h0000gn/T/media-preview-s9ncfumc/m3-p02-img.jpg" id="99" name="Picture"/>
                     <pic:cNvPicPr>
                       <a:picLocks noChangeArrowheads="1" noChangeAspect="1"/>
                     </pic:cNvPicPr>
@@ -3221,7 +3094,7 @@
         <w:t xml:space="preserve"> </w:t>
       </w:r>
       <w:r>
-        <w:t xml:space="preserve">GHK-Cu: a plasma tripeptide that binds copper; the proposed copper-delivery and gene-expression mechanism comes largely from its discoverer’s group.</w:t>
+        <w:t xml:space="preserve">Dermal white adipose tissue: a fat layer inside the dermis, in cones around follicles in humans; antimicrobial in mice; its part in human skin ageing is unmeasured.</w:t>
       </w:r>
       <w:r>
         <w:br/>
@@ -3237,25 +3110,7 @@
         <w:t xml:space="preserve"> </w:t>
       </w:r>
       <w:r>
-        <w:t xml:space="preserve">A three-bead peptide holds a copper ion, with fine lines toward the collagen fibres and enzymes it is proposed to supply.</w:t>
-      </w:r>
-    </w:p>
-    <w:p>
-      <w:pPr>
-        <w:pStyle w:val="BodyText"/>
-      </w:pPr>
-      <w:r>
-        <w:rPr>
-          <w:b/>
-          <w:bCs/>
-        </w:rPr>
-        <w:t xml:space="preserve">Check first:</w:t>
-      </w:r>
-      <w:r>
-        <w:t xml:space="preserve"> </w:t>
-      </w:r>
-      <w:r>
-        <w:t xml:space="preserve">GHK-Cu drawn as three beads with the copper ion against the first two (Gly-His). Schematic only; confirm.</w:t>
+        <w:t xml:space="preserve">A skin cross-section in which a cone of small fat cells surrounds the lower hair follicle inside the dermis, separate from the fat layer beneath.</w:t>
       </w:r>
     </w:p>
     <w:p>
@@ -3266,7 +3121,7 @@
         <w:rPr>
           <w:rStyle w:val="VerbatimChar"/>
         </w:rPr>
-        <w:t xml:space="preserve">assets/hormones-peptides-skin/images/m4-p03-img.jpg</w:t>
+        <w:t xml:space="preserve">assets/hormones-peptides-skin/images/m3-p02-img.jpg</w:t>
       </w:r>
       <w:r>
         <w:t xml:space="preserve"> </w:t>
@@ -3276,13 +3131,13 @@
       </w:r>
     </w:p>
     <w:bookmarkEnd w:id="100"/>
-    <w:bookmarkStart w:id="104" w:name="m4-p06-serum-yes-syringe-no."/>
+    <w:bookmarkStart w:id="104" w:name="m3-p04-sugar-that-sticks-to-collagen."/>
     <w:p>
       <w:pPr>
         <w:pStyle w:val="Heading3"/>
       </w:pPr>
       <w:r>
-        <w:t xml:space="preserve">m4-p06 · Serum yes, syringe no.</w:t>
+        <w:t xml:space="preserve">m3-p04 · Sugar that sticks to collagen.</w:t>
       </w:r>
     </w:p>
     <w:p>
@@ -3294,7 +3149,7 @@
           <w:i/>
           <w:iCs/>
         </w:rPr>
-        <w:t xml:space="preserve">06 / 19 · What changes in practice · Lesson 4.1 · Copper peptides: GHK and GHK-Cu</w:t>
+        <w:t xml:space="preserve">04 / 20 · Mechanism · Lesson 3.1 · Dermal fat and matrix glycation</w:t>
       </w:r>
     </w:p>
     <w:p>
@@ -3311,7 +3166,7 @@
               <a:graphicData uri="http://schemas.openxmlformats.org/drawingml/2006/picture">
                 <pic:pic>
                   <pic:nvPicPr>
-                    <pic:cNvPr descr="/var/folders/25/1742nktj7yl7th499b7g5g6h0000gn/T/media-preview-pcrpuilk/m4-p06-img.jpg" id="103" name="Picture"/>
+                    <pic:cNvPr descr="/var/folders/25/1742nktj7yl7th499b7g5g6h0000gn/T/media-preview-s9ncfumc/m3-p04-img.jpg" id="103" name="Picture"/>
                     <pic:cNvPicPr>
                       <a:picLocks noChangeArrowheads="1" noChangeAspect="1"/>
                     </pic:cNvPicPr>
@@ -3359,7 +3214,7 @@
         <w:t xml:space="preserve"> </w:t>
       </w:r>
       <w:r>
-        <w:t xml:space="preserve">Topical GHK-Cu is a reasonable cosmetic conversation (C); injected GHK-Cu has no trials, irritates tissue, and in the US sits outside the Category 1 listing.</w:t>
+        <w:t xml:space="preserve">Glycation: sugars bind collagen and end as AGEs that cross-link and stiffen the matrix; RAGE signalling in lab studies; the causal link to visible ageing is graded D.</w:t>
       </w:r>
       <w:r>
         <w:br/>
@@ -3375,7 +3230,7 @@
         <w:t xml:space="preserve"> </w:t>
       </w:r>
       <w:r>
-        <w:t xml:space="preserve">Two skin cross-sections: drops resting on the surface on the left, and a deposit deep in the dermis with a ring of irritated tissue on the right.</w:t>
+        <w:t xml:space="preserve">On the left, parallel collagen fibres lie free; on the right, the same fibres carry small sugar rings and are tied together by short cross-links.</w:t>
       </w:r>
     </w:p>
     <w:p>
@@ -3386,7 +3241,7 @@
         <w:rPr>
           <w:rStyle w:val="VerbatimChar"/>
         </w:rPr>
-        <w:t xml:space="preserve">assets/hormones-peptides-skin/images/m4-p06-img.jpg</w:t>
+        <w:t xml:space="preserve">assets/hormones-peptides-skin/images/m3-p04-img.jpg</w:t>
       </w:r>
       <w:r>
         <w:t xml:space="preserve"> </w:t>
@@ -3396,13 +3251,13 @@
       </w:r>
     </w:p>
     <w:bookmarkEnd w:id="104"/>
-    <w:bookmarkStart w:id="108" w:name="Xdf66463b9245f2b86e44943de47e17b5d1254dd"/>
+    <w:bookmarkStart w:id="108" w:name="m3-p08-two-gut-hormones-re-engineered."/>
     <w:p>
       <w:pPr>
         <w:pStyle w:val="Heading3"/>
       </w:pPr>
       <w:r>
-        <w:t xml:space="preserve">m4-p08 · Three families, one question: who ran the trial?</w:t>
+        <w:t xml:space="preserve">m3-p08 · Two gut hormones, re-engineered.</w:t>
       </w:r>
     </w:p>
     <w:p>
@@ -3414,7 +3269,7 @@
           <w:i/>
           <w:iCs/>
         </w:rPr>
-        <w:t xml:space="preserve">08 / 19 · Lesson 4.2 · Concept · Lesson 4.2 · Signal peptides, oral collagen and SNAP-25 mimics</w:t>
+        <w:t xml:space="preserve">08 / 20 · Lesson 3.2 · Concept · Lesson 3.2 · Incretin therapy and the changing face</w:t>
       </w:r>
     </w:p>
     <w:p>
@@ -3431,7 +3286,7 @@
               <a:graphicData uri="http://schemas.openxmlformats.org/drawingml/2006/picture">
                 <pic:pic>
                   <pic:nvPicPr>
-                    <pic:cNvPr descr="/var/folders/25/1742nktj7yl7th499b7g5g6h0000gn/T/media-preview-pcrpuilk/m4-p08-img.jpg" id="107" name="Picture"/>
+                    <pic:cNvPr descr="/var/folders/25/1742nktj7yl7th499b7g5g6h0000gn/T/media-preview-s9ncfumc/m3-p08-img.jpg" id="107" name="Picture"/>
                     <pic:cNvPicPr>
                       <a:picLocks noChangeArrowheads="1" noChangeAspect="1"/>
                     </pic:cNvPicPr>
@@ -3479,7 +3334,7 @@
         <w:t xml:space="preserve"> </w:t>
       </w:r>
       <w:r>
-        <w:t xml:space="preserve">Three families — signal peptides, SNAP-25 mimics, oral collagen — all have trial records; the question that matters most is who funded them.</w:t>
+        <w:t xml:space="preserve">GLP-1 and GIP are incretins; native GLP-1 is cleared within minutes by DPP-4; semaglutide and tirzepatide are engineered to last, for approved indications.</w:t>
       </w:r>
       <w:r>
         <w:br/>
@@ -3495,7 +3350,25 @@
         <w:t xml:space="preserve"> </w:t>
       </w:r>
       <w:r>
-        <w:t xml:space="preserve">Three vignettes: a fatty-tailed peptide near a skin fibroblast, a peptide at a nerve-muscle junction, and a collagen chain breaking into small pieces in the gut.</w:t>
+        <w:t xml:space="preserve">On the left an enzyme clips a pair of units off the end of a natural hormone chain; on the right a modified chain with an altered unit and a fatty tail resists the enzyme and stays whole.</w:t>
+      </w:r>
+    </w:p>
+    <w:p>
+      <w:pPr>
+        <w:pStyle w:val="BodyText"/>
+      </w:pPr>
+      <w:r>
+        <w:rPr>
+          <w:b/>
+          <w:bCs/>
+        </w:rPr>
+        <w:t xml:space="preserve">Check first:</w:t>
+      </w:r>
+      <w:r>
+        <w:t xml:space="preserve"> </w:t>
+      </w:r>
+      <w:r>
+        <w:t xml:space="preserve">DPP-4 drawn clipping the two N-terminal residues off native GLP-1; the drug drawn with a substituted second residue and a fatty side chain. Confirm this is acceptable for semaglutide and tirzepatide at this level of detail.</w:t>
       </w:r>
     </w:p>
     <w:p>
@@ -3506,7 +3379,7 @@
         <w:rPr>
           <w:rStyle w:val="VerbatimChar"/>
         </w:rPr>
-        <w:t xml:space="preserve">assets/hormones-peptides-skin/images/m4-p08-img.jpg</w:t>
+        <w:t xml:space="preserve">assets/hormones-peptides-skin/images/m3-p08-img.jpg</w:t>
       </w:r>
       <w:r>
         <w:t xml:space="preserve"> </w:t>
@@ -3516,13 +3389,13 @@
       </w:r>
     </w:p>
     <w:bookmarkEnd w:id="108"/>
-    <w:bookmarkStart w:id="112" w:name="X4ce2d278fa151908a6313d7f19c30a3c8258341"/>
+    <w:bookmarkStart w:id="112" w:name="X14565a2cf367bf07a66292e052797fa74142ed2"/>
     <w:p>
       <w:pPr>
         <w:pStyle w:val="Heading3"/>
       </w:pPr>
       <w:r>
-        <w:t xml:space="preserve">m4-p11 · Cosmetic, supplement, drug: three rulebooks.</w:t>
+        <w:t xml:space="preserve">m3-p12 · Counsel before, record during, refer when asked.</w:t>
       </w:r>
     </w:p>
     <w:p>
@@ -3534,7 +3407,7 @@
           <w:i/>
           <w:iCs/>
         </w:rPr>
-        <w:t xml:space="preserve">11 / 19 · What changes in practice · Lesson 4.2 · Signal peptides, oral collagen and SNAP-25 mimics</w:t>
+        <w:t xml:space="preserve">12 / 20 · What changes in practice · Lesson 3.2 · Incretin therapy and the changing face</w:t>
       </w:r>
     </w:p>
     <w:p>
@@ -3551,7 +3424,7 @@
               <a:graphicData uri="http://schemas.openxmlformats.org/drawingml/2006/picture">
                 <pic:pic>
                   <pic:nvPicPr>
-                    <pic:cNvPr descr="/var/folders/25/1742nktj7yl7th499b7g5g6h0000gn/T/media-preview-pcrpuilk/m4-p11-img.jpg" id="111" name="Picture"/>
+                    <pic:cNvPr descr="/var/folders/25/1742nktj7yl7th499b7g5g6h0000gn/T/media-preview-s9ncfumc/m3-p12-img.jpg" id="111" name="Picture"/>
                     <pic:cNvPicPr>
                       <a:picLocks noChangeArrowheads="1" noChangeAspect="1"/>
                     </pic:cNvPicPr>
@@ -3599,7 +3472,7 @@
         <w:t xml:space="preserve"> </w:t>
       </w:r>
       <w:r>
-        <w:t xml:space="preserve">Cosmetic, supplement, drug: in the US and UK, cosmetic peptides and oral collagen reach sale without proving efficacy; only drugs pass an approval gate.</w:t>
+        <w:t xml:space="preserve">On GLP-1 drugs: counsel before treatment, photograph with consent during, refer restoration requests; restoration advice is expert opinion.</w:t>
       </w:r>
       <w:r>
         <w:br/>
@@ -3615,7 +3488,7 @@
         <w:t xml:space="preserve"> </w:t>
       </w:r>
       <w:r>
-        <w:t xml:space="preserve">Three lanes: a droplet and a capsule pass freely, while a tablet waits at a violet barrier across the third lane.</w:t>
+        <w:t xml:space="preserve">A path passes two blank conversation cards, a camera pointed at a blank frame, and an open door into another room.</w:t>
       </w:r>
     </w:p>
     <w:p>
@@ -3626,7 +3499,7 @@
         <w:rPr>
           <w:rStyle w:val="VerbatimChar"/>
         </w:rPr>
-        <w:t xml:space="preserve">assets/hormones-peptides-skin/images/m4-p11-img.jpg</w:t>
+        <w:t xml:space="preserve">assets/hormones-peptides-skin/images/m3-p12-img.jpg</w:t>
       </w:r>
       <w:r>
         <w:t xml:space="preserve"> </w:t>
@@ -3636,13 +3509,13 @@
       </w:r>
     </w:p>
     <w:bookmarkEnd w:id="112"/>
-    <w:bookmarkStart w:id="116" w:name="Xee8f7bdc60b273ecfd355ae19b5e704bf5f6909"/>
+    <w:bookmarkStart w:id="116" w:name="X4ab4f687e5cabec0109670d196aba4068af56f7"/>
     <w:p>
       <w:pPr>
         <w:pStyle w:val="Heading3"/>
       </w:pPr>
       <w:r>
-        <w:t xml:space="preserve">m4-p13 · Rodents, a fragment, and a tripeptide.</w:t>
+        <w:t xml:space="preserve">m3-p13 · Ten months in, and unhappy with the mirror.</w:t>
       </w:r>
     </w:p>
     <w:p>
@@ -3654,7 +3527,7 @@
           <w:i/>
           <w:iCs/>
         </w:rPr>
-        <w:t xml:space="preserve">13 / 19 · Lesson 4.3 · Concept · Lesson 4.3 · Repair peptides and the compounding line</w:t>
+        <w:t xml:space="preserve">13 / 20 · Fictional case · Lesson 3.2 · Incretin therapy and the changing face</w:t>
       </w:r>
     </w:p>
     <w:p>
@@ -3671,7 +3544,7 @@
               <a:graphicData uri="http://schemas.openxmlformats.org/drawingml/2006/picture">
                 <pic:pic>
                   <pic:nvPicPr>
-                    <pic:cNvPr descr="/var/folders/25/1742nktj7yl7th499b7g5g6h0000gn/T/media-preview-pcrpuilk/m4-p13-img.jpg" id="115" name="Picture"/>
+                    <pic:cNvPr descr="/var/folders/25/1742nktj7yl7th499b7g5g6h0000gn/T/media-preview-s9ncfumc/m3-p13-img.jpg" id="115" name="Picture"/>
                     <pic:cNvPicPr>
                       <a:picLocks noChangeArrowheads="1" noChangeAspect="1"/>
                     </pic:cNvPicPr>
@@ -3719,7 +3592,7 @@
         <w:t xml:space="preserve"> </w:t>
       </w:r>
       <w:r>
-        <w:t xml:space="preserve">BPC-157 rests on rodent studies and case series; TB-500 is a seven-residue fragment of thymosin β4, never trialled; KPV is α-MSH’s end tripeptide with no human RCT.</w:t>
+        <w:t xml:space="preserve">Fictional case: facial volume loss and shedding on an effective, approved GLP-1 drug — counsel, record and refer; whether to stop belongs with her prescriber.</w:t>
       </w:r>
       <w:r>
         <w:br/>
@@ -3735,7 +3608,7 @@
         <w:t xml:space="preserve"> </w:t>
       </w:r>
       <w:r>
-        <w:t xml:space="preserve">A mouse on a lab plinth, a long peptide chain with a short fragment lifted out, and a shorter chain with its last three beads set apart.</w:t>
+        <w:t xml:space="preserve">Two cross-sections of cheek tissue over bone: one with a full fat pad under the skin, the other with a thinner pad and looser skin above it.</w:t>
       </w:r>
     </w:p>
     <w:p>
@@ -3753,7 +3626,7 @@
         <w:t xml:space="preserve"> </w:t>
       </w:r>
       <w:r>
-        <w:t xml:space="preserve">TB-500 drawn as a seven-bead fragment lifted from the first half of a long chain (residues 17–23 of thymosin β4); KPV as the last three beads of α-MSH.</w:t>
+        <w:t xml:space="preserve">Facial fat drawn as one pad over bone; real anatomy has separate superficial and deep compartments.</w:t>
       </w:r>
     </w:p>
     <w:p>
@@ -3764,7 +3637,7 @@
         <w:rPr>
           <w:rStyle w:val="VerbatimChar"/>
         </w:rPr>
-        <w:t xml:space="preserve">assets/hormones-peptides-skin/images/m4-p13-img.jpg</w:t>
+        <w:t xml:space="preserve">assets/hormones-peptides-skin/images/m3-p13-img.jpg</w:t>
       </w:r>
       <w:r>
         <w:t xml:space="preserve"> </w:t>
@@ -3774,22 +3647,13 @@
       </w:r>
     </w:p>
     <w:bookmarkEnd w:id="116"/>
-    <w:bookmarkStart w:id="120" w:name="X62ed4019cc36f0ec21462aa665e07c4a8b52b3e"/>
+    <w:bookmarkStart w:id="120" w:name="m3-p15-inflammation-that-comes-with-age."/>
     <w:p>
       <w:pPr>
         <w:pStyle w:val="Heading3"/>
       </w:pPr>
       <w:r>
-        <w:t xml:space="preserve">m4-p17 · New dark patches, three months into</w:t>
-      </w:r>
-      <w:r>
-        <w:t xml:space="preserve"> </w:t>
-      </w:r>
-      <w:r>
-        <w:t xml:space="preserve">‘GLOW’</w:t>
-      </w:r>
-      <w:r>
-        <w:t xml:space="preserve">.</w:t>
+        <w:t xml:space="preserve">m3-p15 · Inflammation that comes with age.</w:t>
       </w:r>
     </w:p>
     <w:p>
@@ -3801,7 +3665,7 @@
           <w:i/>
           <w:iCs/>
         </w:rPr>
-        <w:t xml:space="preserve">17 / 19 · Fictional case · Lesson 4.3 · Repair peptides and the compounding line</w:t>
+        <w:t xml:space="preserve">15 / 20 · Lesson 3.3 · Concept · Lesson 3.3 · Gut barrier, endotoxaemia and inflammaging</w:t>
       </w:r>
     </w:p>
     <w:p>
@@ -3818,7 +3682,7 @@
               <a:graphicData uri="http://schemas.openxmlformats.org/drawingml/2006/picture">
                 <pic:pic>
                   <pic:nvPicPr>
-                    <pic:cNvPr descr="/var/folders/25/1742nktj7yl7th499b7g5g6h0000gn/T/media-preview-pcrpuilk/m4-p17-img.jpg" id="119" name="Picture"/>
+                    <pic:cNvPr descr="/var/folders/25/1742nktj7yl7th499b7g5g6h0000gn/T/media-preview-s9ncfumc/m3-p15-img.jpg" id="119" name="Picture"/>
                     <pic:cNvPicPr>
                       <a:picLocks noChangeArrowheads="1" noChangeAspect="1"/>
                     </pic:cNvPicPr>
@@ -3866,7 +3730,7 @@
         <w:t xml:space="preserve"> </w:t>
       </w:r>
       <w:r>
-        <w:t xml:space="preserve">Fictional case: a research-use-only three-peptide blend and new patchy pigmentation; no trial tests the blend; impurity and mislabelling are documented.</w:t>
+        <w:t xml:space="preserve">Inflammaging and the gut hypothesis: bacterial LPS crossing a leaky barrier, shown in mice and briefly after a fatty meal; not shown to drive skin disease.</w:t>
       </w:r>
       <w:r>
         <w:br/>
@@ -3882,7 +3746,7 @@
         <w:t xml:space="preserve"> </w:t>
       </w:r>
       <w:r>
-        <w:t xml:space="preserve">A tangle of three different peptides with stray specks among them, linked to a skin cross-section where pigment cells at the base of the epidermis are crowded with dark granules.</w:t>
+        <w:t xml:space="preserve">Two views of the gut lining: one with closed junctions keeping small bacterial fragments out, the other with loosened junctions letting them pass into a blood vessel.</w:t>
       </w:r>
     </w:p>
     <w:p>
@@ -3893,7 +3757,7 @@
         <w:rPr>
           <w:rStyle w:val="VerbatimChar"/>
         </w:rPr>
-        <w:t xml:space="preserve">assets/hormones-peptides-skin/images/m4-p17-img.jpg</w:t>
+        <w:t xml:space="preserve">assets/hormones-peptides-skin/images/m3-p15-img.jpg</w:t>
       </w:r>
       <w:r>
         <w:t xml:space="preserve"> </w:t>
@@ -3903,23 +3767,13 @@
       </w:r>
     </w:p>
     <w:bookmarkEnd w:id="120"/>
-    <w:bookmarkEnd w:id="121"/>
-    <w:bookmarkStart w:id="150" w:name="Xb6c9d899536582710630f413dd7ae6abadd2278"/>
-    <w:p>
-      <w:pPr>
-        <w:pStyle w:val="Heading2"/>
-      </w:pPr>
-      <w:r>
-        <w:t xml:space="preserve">Module 05 · Follicular Dynamics, Cutaneous Pigmentation, and Melanocortin Signaling</w:t>
-      </w:r>
-    </w:p>
-    <w:bookmarkStart w:id="125" w:name="Xaadf49c205481f971fd4d45addb5a9ec901f270"/>
+    <w:bookmarkStart w:id="124" w:name="m3-p18-diet-first-a-bottle-last."/>
     <w:p>
       <w:pPr>
         <w:pStyle w:val="Heading3"/>
       </w:pPr>
       <w:r>
-        <w:t xml:space="preserve">m5-p02 · A follicle that runs its own hormones.</w:t>
+        <w:t xml:space="preserve">m3-p18 · Diet first, a bottle last.</w:t>
       </w:r>
     </w:p>
     <w:p>
@@ -3931,7 +3785,7 @@
           <w:i/>
           <w:iCs/>
         </w:rPr>
-        <w:t xml:space="preserve">02 / 19 · Mechanism · Lesson 5.1 · The hair follicle as an endocrine mini-organ</w:t>
+        <w:t xml:space="preserve">18 / 20 · What changes in practice · Lesson 3.3 · Gut barrier, endotoxaemia and inflammaging</w:t>
       </w:r>
     </w:p>
     <w:p>
@@ -3943,18 +3797,18 @@
           <wp:inline>
             <wp:extent cx="5334000" cy="2978150"/>
             <wp:effectExtent b="0" l="0" r="0" t="0"/>
-            <wp:docPr descr="" title="" id="123" name="Picture"/>
+            <wp:docPr descr="" title="" id="122" name="Picture"/>
             <a:graphic>
               <a:graphicData uri="http://schemas.openxmlformats.org/drawingml/2006/picture">
                 <pic:pic>
                   <pic:nvPicPr>
-                    <pic:cNvPr descr="/var/folders/25/1742nktj7yl7th499b7g5g6h0000gn/T/media-preview-pcrpuilk/m5-p02-img.jpg" id="124" name="Picture"/>
+                    <pic:cNvPr descr="/var/folders/25/1742nktj7yl7th499b7g5g6h0000gn/T/media-preview-s9ncfumc/m3-p18-img.jpg" id="123" name="Picture"/>
                     <pic:cNvPicPr>
                       <a:picLocks noChangeArrowheads="1" noChangeAspect="1"/>
                     </pic:cNvPicPr>
                   </pic:nvPicPr>
                   <pic:blipFill>
-                    <a:blip r:embed="rId122"/>
+                    <a:blip r:embed="rId121"/>
                     <a:stretch>
                       <a:fillRect/>
                     </a:stretch>
@@ -3996,7 +3850,7 @@
         <w:t xml:space="preserve"> </w:t>
       </w:r>
       <w:r>
-        <w:t xml:space="preserve">The follicle runs its own stress axis and GH/IGF-1 loop; local DHT drives pattern hair loss; alopecia areata follows the collapse of immune privilege.</w:t>
+        <w:t xml:space="preserve">Gut and skin: diet quality, metabolic care and established skin treatment come first; a zonulin test cannot show a leaky gut; gut-repair peptides last, if at all.</w:t>
       </w:r>
       <w:r>
         <w:br/>
@@ -4012,7 +3866,7 @@
         <w:t xml:space="preserve"> </w:t>
       </w:r>
       <w:r>
-        <w:t xml:space="preserve">A hair follicle with a closed feedback loop drawn around its bulb, which sits inside a faint protective shell that keeps nearby immune cells out.</w:t>
+        <w:t xml:space="preserve">A row of stepping stones leads from a plate of whole foods, past a small block of skin, to a single unmarked capsule on the last, smallest stone.</w:t>
       </w:r>
     </w:p>
     <w:p>
@@ -4023,7 +3877,7 @@
         <w:rPr>
           <w:rStyle w:val="VerbatimChar"/>
         </w:rPr>
-        <w:t xml:space="preserve">assets/hormones-peptides-skin/images/m5-p02-img.jpg</w:t>
+        <w:t xml:space="preserve">assets/hormones-peptides-skin/images/m3-p18-img.jpg</w:t>
       </w:r>
       <w:r>
         <w:t xml:space="preserve"> </w:t>
@@ -4032,14 +3886,24 @@
         <w:t xml:space="preserve">· draft</w:t>
       </w:r>
     </w:p>
+    <w:bookmarkEnd w:id="124"/>
     <w:bookmarkEnd w:id="125"/>
-    <w:bookmarkStart w:id="129" w:name="X33bca9da07555dc5a96f117eb583957d6a7d8fc"/>
+    <w:bookmarkStart w:id="150" w:name="X07cd5076ab666cd7fdc65d5583c76138d73cfdb"/>
+    <w:p>
+      <w:pPr>
+        <w:pStyle w:val="Heading2"/>
+      </w:pPr>
+      <w:r>
+        <w:t xml:space="preserve">Module 04 · Matrix peptides and wound healing</w:t>
+      </w:r>
+    </w:p>
+    <w:bookmarkStart w:id="129" w:name="X3d4f0b0a85b20800120e623e503162d8a06c971"/>
     <w:p>
       <w:pPr>
         <w:pStyle w:val="Heading3"/>
       </w:pPr>
       <w:r>
-        <w:t xml:space="preserve">m5-p05 · Work up the hair loss before anyone mentions a peptide.</w:t>
+        <w:t xml:space="preserve">m4-p03 · A plasma tripeptide with a copper habit.</w:t>
       </w:r>
     </w:p>
     <w:p>
@@ -4051,7 +3915,7 @@
           <w:i/>
           <w:iCs/>
         </w:rPr>
-        <w:t xml:space="preserve">05 / 19 · What changes in practice · Lesson 5.1 · The hair follicle as an endocrine mini-organ</w:t>
+        <w:t xml:space="preserve">03 / 19 · Mechanism · Lesson 4.1 · Copper peptides: GHK and GHK-Cu</w:t>
       </w:r>
     </w:p>
     <w:p>
@@ -4068,7 +3932,7 @@
               <a:graphicData uri="http://schemas.openxmlformats.org/drawingml/2006/picture">
                 <pic:pic>
                   <pic:nvPicPr>
-                    <pic:cNvPr descr="/var/folders/25/1742nktj7yl7th499b7g5g6h0000gn/T/media-preview-pcrpuilk/m5-p05-img.jpg" id="128" name="Picture"/>
+                    <pic:cNvPr descr="/var/folders/25/1742nktj7yl7th499b7g5g6h0000gn/T/media-preview-s9ncfumc/m4-p03-img.jpg" id="128" name="Picture"/>
                     <pic:cNvPicPr>
                       <a:picLocks noChangeArrowheads="1" noChangeAspect="1"/>
                     </pic:cNvPicPr>
@@ -4116,7 +3980,7 @@
         <w:t xml:space="preserve"> </w:t>
       </w:r>
       <w:r>
-        <w:t xml:space="preserve">Work up hair loss first — pattern, trigger, patches, androgens; minoxidil (men and women) and finasteride (men) have pooled trial support; refer severe alopecia areata.</w:t>
+        <w:t xml:space="preserve">GHK-Cu: a plasma tripeptide that binds copper; the proposed copper-delivery and gene-expression mechanism comes largely from its discoverer’s group.</w:t>
       </w:r>
       <w:r>
         <w:br/>
@@ -4132,7 +3996,7 @@
         <w:t xml:space="preserve"> </w:t>
       </w:r>
       <w:r>
-        <w:t xml:space="preserve">Four views of the scalp from above: thinning at the crown and front, even thinning everywhere, one round bare patch, and a widened central parting.</w:t>
+        <w:t xml:space="preserve">A three-bead peptide holds a copper ion, with fine lines toward the collagen fibres and enzymes it is proposed to supply.</w:t>
       </w:r>
     </w:p>
     <w:p>
@@ -4150,7 +4014,7 @@
         <w:t xml:space="preserve"> </w:t>
       </w:r>
       <w:r>
-        <w:t xml:space="preserve">Four hair-loss patterns seen from above: male pattern, diffuse shedding, an alopecia areata patch, female-pattern widened parting. The front of three ovals is bare (forehead).</w:t>
+        <w:t xml:space="preserve">GHK-Cu drawn as three beads with the copper ion against the first two (Gly-His). Schematic only; confirm.</w:t>
       </w:r>
     </w:p>
     <w:p>
@@ -4161,7 +4025,7 @@
         <w:rPr>
           <w:rStyle w:val="VerbatimChar"/>
         </w:rPr>
-        <w:t xml:space="preserve">assets/hormones-peptides-skin/images/m5-p05-img.jpg</w:t>
+        <w:t xml:space="preserve">assets/hormones-peptides-skin/images/m4-p03-img.jpg</w:t>
       </w:r>
       <w:r>
         <w:t xml:space="preserve"> </w:t>
@@ -4171,13 +4035,13 @@
       </w:r>
     </w:p>
     <w:bookmarkEnd w:id="129"/>
-    <w:bookmarkStart w:id="133" w:name="Xfbb48fedbed8146bb19e7f1ea2fb6866a8c70c6"/>
+    <w:bookmarkStart w:id="133" w:name="m4-p06-serum-yes-syringe-no."/>
     <w:p>
       <w:pPr>
         <w:pStyle w:val="Heading3"/>
       </w:pPr>
       <w:r>
-        <w:t xml:space="preserve">m5-p07 · Five receptors, one family of hormones.</w:t>
+        <w:t xml:space="preserve">m4-p06 · Serum yes, syringe no.</w:t>
       </w:r>
     </w:p>
     <w:p>
@@ -4189,7 +4053,7 @@
           <w:i/>
           <w:iCs/>
         </w:rPr>
-        <w:t xml:space="preserve">07 / 19 · Lesson 5.2 · Concept · Lesson 5.2 · Melanocortins: approved afamelanotide and gray-market Melanotan II</w:t>
+        <w:t xml:space="preserve">06 / 19 · What changes in practice · Lesson 4.1 · Copper peptides: GHK and GHK-Cu</w:t>
       </w:r>
     </w:p>
     <w:p>
@@ -4206,7 +4070,7 @@
               <a:graphicData uri="http://schemas.openxmlformats.org/drawingml/2006/picture">
                 <pic:pic>
                   <pic:nvPicPr>
-                    <pic:cNvPr descr="/var/folders/25/1742nktj7yl7th499b7g5g6h0000gn/T/media-preview-pcrpuilk/m5-p07-img.jpg" id="132" name="Picture"/>
+                    <pic:cNvPr descr="/var/folders/25/1742nktj7yl7th499b7g5g6h0000gn/T/media-preview-s9ncfumc/m4-p06-img.jpg" id="132" name="Picture"/>
                     <pic:cNvPicPr>
                       <a:picLocks noChangeArrowheads="1" noChangeAspect="1"/>
                     </pic:cNvPicPr>
@@ -4254,7 +4118,7 @@
         <w:t xml:space="preserve"> </w:t>
       </w:r>
       <w:r>
-        <w:t xml:space="preserve">POMC yields ACTH, α-MSH and β-endorphin; five melanocortin receptors (pigment, adrenal, two in the brain, sebum); which receptors a drug reaches decides its effects.</w:t>
+        <w:t xml:space="preserve">Topical GHK-Cu is a reasonable cosmetic conversation (C); injected GHK-Cu has no trials, irritates tissue, and in the US sits outside the Category 1 listing.</w:t>
       </w:r>
       <w:r>
         <w:br/>
@@ -4270,25 +4134,7 @@
         <w:t xml:space="preserve"> </w:t>
       </w:r>
       <w:r>
-        <w:t xml:space="preserve">A precursor peptide cut into three pieces above a row of five receptor tiles: a pigment cell, an adrenal gland, the brain twice, and a sebaceous gland.</w:t>
-      </w:r>
-    </w:p>
-    <w:p>
-      <w:pPr>
-        <w:pStyle w:val="BodyText"/>
-      </w:pPr>
-      <w:r>
-        <w:rPr>
-          <w:b/>
-          <w:bCs/>
-        </w:rPr>
-        <w:t xml:space="preserve">Check first:</w:t>
-      </w:r>
-      <w:r>
-        <w:t xml:space="preserve"> </w:t>
-      </w:r>
-      <w:r>
-        <w:t xml:space="preserve">Five receptor tiles: MC1R pigment cell, MC2R adrenal, MC3R and MC4R brain (drawn twice), MC5R sebaceous gland — the tidy map the moment itself qualifies.</w:t>
+        <w:t xml:space="preserve">Two skin cross-sections: drops resting on the surface on the left, and a deposit deep in the dermis with a ring of irritated tissue on the right.</w:t>
       </w:r>
     </w:p>
     <w:p>
@@ -4299,7 +4145,7 @@
         <w:rPr>
           <w:rStyle w:val="VerbatimChar"/>
         </w:rPr>
-        <w:t xml:space="preserve">assets/hormones-peptides-skin/images/m5-p07-img.jpg</w:t>
+        <w:t xml:space="preserve">assets/hormones-peptides-skin/images/m4-p06-img.jpg</w:t>
       </w:r>
       <w:r>
         <w:t xml:space="preserve"> </w:t>
@@ -4309,13 +4155,13 @@
       </w:r>
     </w:p>
     <w:bookmarkEnd w:id="133"/>
-    <w:bookmarkStart w:id="137" w:name="m5-p10-what-the-case-reports-show."/>
+    <w:bookmarkStart w:id="137" w:name="Xdf66463b9245f2b86e44943de47e17b5d1254dd"/>
     <w:p>
       <w:pPr>
         <w:pStyle w:val="Heading3"/>
       </w:pPr>
       <w:r>
-        <w:t xml:space="preserve">m5-p10 · What the case reports show.</w:t>
+        <w:t xml:space="preserve">m4-p08 · Three families, one question: who ran the trial?</w:t>
       </w:r>
     </w:p>
     <w:p>
@@ -4327,7 +4173,7 @@
           <w:i/>
           <w:iCs/>
         </w:rPr>
-        <w:t xml:space="preserve">10 / 19 · Safety signals · Lesson 5.2 · Melanocortins: approved afamelanotide and gray-market Melanotan II</w:t>
+        <w:t xml:space="preserve">08 / 19 · Lesson 4.2 · Concept · Lesson 4.2 · Signal peptides, oral collagen and SNAP-25 mimics</w:t>
       </w:r>
     </w:p>
     <w:p>
@@ -4344,7 +4190,7 @@
               <a:graphicData uri="http://schemas.openxmlformats.org/drawingml/2006/picture">
                 <pic:pic>
                   <pic:nvPicPr>
-                    <pic:cNvPr descr="/var/folders/25/1742nktj7yl7th499b7g5g6h0000gn/T/media-preview-pcrpuilk/m5-p10-img.jpg" id="136" name="Picture"/>
+                    <pic:cNvPr descr="/var/folders/25/1742nktj7yl7th499b7g5g6h0000gn/T/media-preview-s9ncfumc/m4-p08-img.jpg" id="136" name="Picture"/>
                     <pic:cNvPicPr>
                       <a:picLocks noChangeArrowheads="1" noChangeAspect="1"/>
                     </pic:cNvPicPr>
@@ -4392,7 +4238,7 @@
         <w:t xml:space="preserve"> </w:t>
       </w:r>
       <w:r>
-        <w:t xml:space="preserve">Melanotan II harms come from case reports: darkening and new naevi, nail bands, melanomas without proven causation, and systemic emergencies.</w:t>
+        <w:t xml:space="preserve">Three families — signal peptides, SNAP-25 mimics, oral collagen — all have trial records; the question that matters most is who funded them.</w:t>
       </w:r>
       <w:r>
         <w:br/>
@@ -4408,7 +4254,7 @@
         <w:t xml:space="preserve"> </w:t>
       </w:r>
       <w:r>
-        <w:t xml:space="preserve">A patch of skin with darkened, varied moles and a crop of new small ones, beside a fingernail with a dark band running along its length.</w:t>
+        <w:t xml:space="preserve">Three vignettes: a fatty-tailed peptide near a skin fibroblast, a peptide at a nerve-muscle junction, and a collagen chain breaking into small pieces in the gut.</w:t>
       </w:r>
     </w:p>
     <w:p>
@@ -4419,7 +4265,7 @@
         <w:rPr>
           <w:rStyle w:val="VerbatimChar"/>
         </w:rPr>
-        <w:t xml:space="preserve">assets/hormones-peptides-skin/images/m5-p10-img.jpg</w:t>
+        <w:t xml:space="preserve">assets/hormones-peptides-skin/images/m4-p08-img.jpg</w:t>
       </w:r>
       <w:r>
         <w:t xml:space="preserve"> </w:t>
@@ -4429,13 +4275,13 @@
       </w:r>
     </w:p>
     <w:bookmarkEnd w:id="137"/>
-    <w:bookmarkStart w:id="141" w:name="Xa0dc225cdfd63edf8d9c969f948125c5b0bbc00"/>
+    <w:bookmarkStart w:id="141" w:name="X4ce2d278fa151908a6313d7f19c30a3c8258341"/>
     <w:p>
       <w:pPr>
         <w:pStyle w:val="Heading3"/>
       </w:pPr>
       <w:r>
-        <w:t xml:space="preserve">m5-p11 · New moles after a summer of tanning shots.</w:t>
+        <w:t xml:space="preserve">m4-p11 · Cosmetic, supplement, drug: three rulebooks.</w:t>
       </w:r>
     </w:p>
     <w:p>
@@ -4447,7 +4293,7 @@
           <w:i/>
           <w:iCs/>
         </w:rPr>
-        <w:t xml:space="preserve">11 / 19 · Fictional case · Lesson 5.2 · Melanocortins: approved afamelanotide and gray-market Melanotan II</w:t>
+        <w:t xml:space="preserve">11 / 19 · What changes in practice · Lesson 4.2 · Signal peptides, oral collagen and SNAP-25 mimics</w:t>
       </w:r>
     </w:p>
     <w:p>
@@ -4464,7 +4310,7 @@
               <a:graphicData uri="http://schemas.openxmlformats.org/drawingml/2006/picture">
                 <pic:pic>
                   <pic:nvPicPr>
-                    <pic:cNvPr descr="/var/folders/25/1742nktj7yl7th499b7g5g6h0000gn/T/media-preview-pcrpuilk/m5-p11-img.jpg" id="140" name="Picture"/>
+                    <pic:cNvPr descr="/var/folders/25/1742nktj7yl7th499b7g5g6h0000gn/T/media-preview-s9ncfumc/m4-p11-img.jpg" id="140" name="Picture"/>
                     <pic:cNvPicPr>
                       <a:picLocks noChangeArrowheads="1" noChangeAspect="1"/>
                     </pic:cNvPicPr>
@@ -4512,7 +4358,7 @@
         <w:t xml:space="preserve"> </w:t>
       </w:r>
       <w:r>
-        <w:t xml:space="preserve">Fictional case: tanning-peptide injections, new and darker naevi, a nail band and a mother with melanoma — an absolute contraindication in the guide.</w:t>
+        <w:t xml:space="preserve">Cosmetic, supplement, drug: in the US and UK, cosmetic peptides and oral collagen reach sale without proving efficacy; only drugs pass an approval gate.</w:t>
       </w:r>
       <w:r>
         <w:br/>
@@ -4528,7 +4374,7 @@
         <w:t xml:space="preserve"> </w:t>
       </w:r>
       <w:r>
-        <w:t xml:space="preserve">A mother-and-daughter pedigree with the mother marked, a patch of skin with darker and new moles, and a fingernail with a dark band.</w:t>
+        <w:t xml:space="preserve">Three lanes: a droplet and a capsule pass freely, while a tablet waits at a violet barrier across the third lane.</w:t>
       </w:r>
     </w:p>
     <w:p>
@@ -4539,7 +4385,7 @@
         <w:rPr>
           <w:rStyle w:val="VerbatimChar"/>
         </w:rPr>
-        <w:t xml:space="preserve">assets/hormones-peptides-skin/images/m5-p11-img.jpg</w:t>
+        <w:t xml:space="preserve">assets/hormones-peptides-skin/images/m4-p11-img.jpg</w:t>
       </w:r>
       <w:r>
         <w:t xml:space="preserve"> </w:t>
@@ -4549,13 +4395,13 @@
       </w:r>
     </w:p>
     <w:bookmarkEnd w:id="141"/>
-    <w:bookmarkStart w:id="145" w:name="m5-p14-a-wnt-switch-and-a-zinc-question."/>
+    <w:bookmarkStart w:id="145" w:name="Xee8f7bdc60b273ecfd355ae19b5e704bf5f6909"/>
     <w:p>
       <w:pPr>
         <w:pStyle w:val="Heading3"/>
       </w:pPr>
       <w:r>
-        <w:t xml:space="preserve">m5-p14 · A Wnt switch and a zinc question.</w:t>
+        <w:t xml:space="preserve">m4-p13 · Rodents, a fragment, and a tripeptide.</w:t>
       </w:r>
     </w:p>
     <w:p>
@@ -4567,7 +4413,7 @@
           <w:i/>
           <w:iCs/>
         </w:rPr>
-        <w:t xml:space="preserve">14 / 19 · Lesson 5.3 · Concept · Lesson 5.3 · Investigational hair peptides and how to grade them</w:t>
+        <w:t xml:space="preserve">13 / 19 · Lesson 4.3 · Concept · Lesson 4.3 · Repair peptides and the compounding line</w:t>
       </w:r>
     </w:p>
     <w:p>
@@ -4584,7 +4430,7 @@
               <a:graphicData uri="http://schemas.openxmlformats.org/drawingml/2006/picture">
                 <pic:pic>
                   <pic:nvPicPr>
-                    <pic:cNvPr descr="/var/folders/25/1742nktj7yl7th499b7g5g6h0000gn/T/media-preview-pcrpuilk/m5-p14-img.jpg" id="144" name="Picture"/>
+                    <pic:cNvPr descr="/var/folders/25/1742nktj7yl7th499b7g5g6h0000gn/T/media-preview-s9ncfumc/m4-p13-img.jpg" id="144" name="Picture"/>
                     <pic:cNvPicPr>
                       <a:picLocks noChangeArrowheads="1" noChangeAspect="1"/>
                     </pic:cNvPicPr>
@@ -4632,7 +4478,7 @@
         <w:t xml:space="preserve"> </w:t>
       </w:r>
       <w:r>
-        <w:t xml:space="preserve">PTD-DBM keeps CXXC5 off Dishevelled so Wnt/β-catenin signalling rises; hair regrew in mice (developer’s group); zinc thymulin has no defined mechanism.</w:t>
+        <w:t xml:space="preserve">BPC-157 rests on rodent studies and case series; TB-500 is a seven-residue fragment of thymosin β4, never trialled; KPV is α-MSH’s end tripeptide with no human RCT.</w:t>
       </w:r>
       <w:r>
         <w:br/>
@@ -4648,7 +4494,7 @@
         <w:t xml:space="preserve"> </w:t>
       </w:r>
       <w:r>
-        <w:t xml:space="preserve">Inside a cell, a small decoy peptide keeps a brake protein from docking on a signalling protein, and small signal tokens move into the nucleus.</w:t>
+        <w:t xml:space="preserve">A mouse on a lab plinth, a long peptide chain with a short fragment lifted out, and a shorter chain with its last three beads set apart.</w:t>
       </w:r>
     </w:p>
     <w:p>
@@ -4666,19 +4512,7 @@
         <w:t xml:space="preserve"> </w:t>
       </w:r>
       <w:r>
-        <w:t xml:space="preserve">Most complex mechanism in the set: a cell-penetrating decoy peptide sits in the docking site so the grey</w:t>
-      </w:r>
-      <w:r>
-        <w:t xml:space="preserve"> </w:t>
-      </w:r>
-      <w:r>
-        <w:t xml:space="preserve">‘brake’</w:t>
-      </w:r>
-      <w:r>
-        <w:t xml:space="preserve"> </w:t>
-      </w:r>
-      <w:r>
-        <w:t xml:space="preserve">protein (CXXC5) cannot bind Dishevelled, and β-catenin tokens move into the nucleus. Confirm this reading of PTD-DBM (Lee 2017).</w:t>
+        <w:t xml:space="preserve">TB-500 drawn as a seven-bead fragment lifted from the first half of a long chain (residues 17–23 of thymosin β4); KPV as the last three beads of α-MSH.</w:t>
       </w:r>
     </w:p>
     <w:p>
@@ -4689,7 +4523,7 @@
         <w:rPr>
           <w:rStyle w:val="VerbatimChar"/>
         </w:rPr>
-        <w:t xml:space="preserve">assets/hormones-peptides-skin/images/m5-p14-img.jpg</w:t>
+        <w:t xml:space="preserve">assets/hormones-peptides-skin/images/m4-p13-img.jpg</w:t>
       </w:r>
       <w:r>
         <w:t xml:space="preserve"> </w:t>
@@ -4699,13 +4533,22 @@
       </w:r>
     </w:p>
     <w:bookmarkEnd w:id="145"/>
-    <w:bookmarkStart w:id="149" w:name="X14c26763765a155f52f4ccf29ecb3400126c991"/>
+    <w:bookmarkStart w:id="149" w:name="X62ed4019cc36f0ec21462aa665e07c4a8b52b3e"/>
     <w:p>
       <w:pPr>
         <w:pStyle w:val="Heading3"/>
       </w:pPr>
       <w:r>
-        <w:t xml:space="preserve">m5-p17 · When the request is a compounded hair spray.</w:t>
+        <w:t xml:space="preserve">m4-p17 · New dark patches, three months into</w:t>
+      </w:r>
+      <w:r>
+        <w:t xml:space="preserve"> </w:t>
+      </w:r>
+      <w:r>
+        <w:t xml:space="preserve">‘GLOW’</w:t>
+      </w:r>
+      <w:r>
+        <w:t xml:space="preserve">.</w:t>
       </w:r>
     </w:p>
     <w:p>
@@ -4717,7 +4560,7 @@
           <w:i/>
           <w:iCs/>
         </w:rPr>
-        <w:t xml:space="preserve">17 / 19 · What changes in practice · Lesson 5.3 · Investigational hair peptides and how to grade them</w:t>
+        <w:t xml:space="preserve">17 / 19 · Fictional case · Lesson 4.3 · Repair peptides and the compounding line</w:t>
       </w:r>
     </w:p>
     <w:p>
@@ -4734,7 +4577,7 @@
               <a:graphicData uri="http://schemas.openxmlformats.org/drawingml/2006/picture">
                 <pic:pic>
                   <pic:nvPicPr>
-                    <pic:cNvPr descr="/var/folders/25/1742nktj7yl7th499b7g5g6h0000gn/T/media-preview-pcrpuilk/m5-p17-img.jpg" id="148" name="Picture"/>
+                    <pic:cNvPr descr="/var/folders/25/1742nktj7yl7th499b7g5g6h0000gn/T/media-preview-s9ncfumc/m4-p17-img.jpg" id="148" name="Picture"/>
                     <pic:cNvPicPr>
                       <a:picLocks noChangeArrowheads="1" noChangeAspect="1"/>
                     </pic:cNvPicPr>
@@ -4782,7 +4625,7 @@
         <w:t xml:space="preserve"> </w:t>
       </w:r>
       <w:r>
-        <w:t xml:space="preserve">A compounded hair spray: thymulin is in US Category 3, PTD-DBM on no list, both grade D; in the UK an unlicensed special; return to diagnosis and approved options.</w:t>
+        <w:t xml:space="preserve">Fictional case: a research-use-only three-peptide blend and new patchy pigmentation; no trial tests the blend; impurity and mislabelling are documented.</w:t>
       </w:r>
       <w:r>
         <w:br/>
@@ -4798,7 +4641,7 @@
         <w:t xml:space="preserve"> </w:t>
       </w:r>
       <w:r>
-        <w:t xml:space="preserve">A violet path passes under a magnifying lens to an open doorway, while a dashed side branch stops at a closed gate.</w:t>
+        <w:t xml:space="preserve">A tangle of three different peptides with stray specks among them, linked to a skin cross-section where pigment cells at the base of the epidermis are crowded with dark granules.</w:t>
       </w:r>
     </w:p>
     <w:p>
@@ -4809,7 +4652,7 @@
         <w:rPr>
           <w:rStyle w:val="VerbatimChar"/>
         </w:rPr>
-        <w:t xml:space="preserve">assets/hormones-peptides-skin/images/m5-p17-img.jpg</w:t>
+        <w:t xml:space="preserve">assets/hormones-peptides-skin/images/m4-p17-img.jpg</w:t>
       </w:r>
       <w:r>
         <w:t xml:space="preserve"> </w:t>
@@ -4820,22 +4663,22 @@
     </w:p>
     <w:bookmarkEnd w:id="149"/>
     <w:bookmarkEnd w:id="150"/>
-    <w:bookmarkStart w:id="175" w:name="Xad7744ba6aceb03358daaedd8e497c4650556a7"/>
+    <w:bookmarkStart w:id="179" w:name="Xf6c0bee1b298219489d000085b0ebcdc02b9624"/>
     <w:p>
       <w:pPr>
         <w:pStyle w:val="Heading2"/>
       </w:pPr>
       <w:r>
-        <w:t xml:space="preserve">Module 06 · Somatotropic Axis Pharmacology and Cutaneous Tissue Manifestations</w:t>
-      </w:r>
-    </w:p>
-    <w:bookmarkStart w:id="154" w:name="m6-p02-two-hormones-two-layers-of-skin."/>
+        <w:t xml:space="preserve">Module 05 · Follicle, pigment and melanocortins</w:t>
+      </w:r>
+    </w:p>
+    <w:bookmarkStart w:id="154" w:name="Xaadf49c205481f971fd4d45addb5a9ec901f270"/>
     <w:p>
       <w:pPr>
         <w:pStyle w:val="Heading3"/>
       </w:pPr>
       <w:r>
-        <w:t xml:space="preserve">m6-p02 · Two hormones, two layers of skin.</w:t>
+        <w:t xml:space="preserve">m5-p02 · A follicle that runs its own hormones.</w:t>
       </w:r>
     </w:p>
     <w:p>
@@ -4847,7 +4690,7 @@
           <w:i/>
           <w:iCs/>
         </w:rPr>
-        <w:t xml:space="preserve">02 / 19 · Lesson 6.1 · Mechanism · Lesson 6.1 · Growth hormone and IGF-1 in skin homeostasis</w:t>
+        <w:t xml:space="preserve">02 / 19 · Mechanism · Lesson 5.1 · The hair follicle as an endocrine mini-organ</w:t>
       </w:r>
     </w:p>
     <w:p>
@@ -4864,7 +4707,7 @@
               <a:graphicData uri="http://schemas.openxmlformats.org/drawingml/2006/picture">
                 <pic:pic>
                   <pic:nvPicPr>
-                    <pic:cNvPr descr="/var/folders/25/1742nktj7yl7th499b7g5g6h0000gn/T/media-preview-pcrpuilk/m6-p02-img.jpg" id="153" name="Picture"/>
+                    <pic:cNvPr descr="/var/folders/25/1742nktj7yl7th499b7g5g6h0000gn/T/media-preview-s9ncfumc/m5-p02-img.jpg" id="153" name="Picture"/>
                     <pic:cNvPicPr>
                       <a:picLocks noChangeArrowheads="1" noChangeAspect="1"/>
                     </pic:cNvPicPr>
@@ -4912,7 +4755,7 @@
         <w:t xml:space="preserve"> </w:t>
       </w:r>
       <w:r>
-        <w:t xml:space="preserve">GH acts mainly on dermal fibroblasts; fibroblast-made IGF-1 drives keratinocytes to divide; GH and IGF-1 fall steadily with age (the somatopause).</w:t>
+        <w:t xml:space="preserve">The follicle runs its own stress axis and GH/IGF-1 loop; local DHT drives pattern hair loss; alopecia areata follows the collapse of immune privilege.</w:t>
       </w:r>
       <w:r>
         <w:br/>
@@ -4928,7 +4771,7 @@
         <w:t xml:space="preserve"> </w:t>
       </w:r>
       <w:r>
-        <w:t xml:space="preserve">A skin cross-section where growth hormone from a capillary reaches fibroblasts in the dermis, which send smaller signals up to dividing cells at the base of the epidermis.</w:t>
+        <w:t xml:space="preserve">A hair follicle with a closed feedback loop drawn around its bulb, which sits inside a faint protective shell that keeps nearby immune cells out.</w:t>
       </w:r>
     </w:p>
     <w:p>
@@ -4939,7 +4782,7 @@
         <w:rPr>
           <w:rStyle w:val="VerbatimChar"/>
         </w:rPr>
-        <w:t xml:space="preserve">assets/hormones-peptides-skin/images/m6-p02-img.jpg</w:t>
+        <w:t xml:space="preserve">assets/hormones-peptides-skin/images/m5-p02-img.jpg</w:t>
       </w:r>
       <w:r>
         <w:t xml:space="preserve"> </w:t>
@@ -4949,13 +4792,13 @@
       </w:r>
     </w:p>
     <w:bookmarkEnd w:id="154"/>
-    <w:bookmarkStart w:id="158" w:name="Xb58024c086dcc46447b260044498fa3d2d60362"/>
+    <w:bookmarkStart w:id="158" w:name="X33bca9da07555dc5a96f117eb583957d6a7d8fc"/>
     <w:p>
       <w:pPr>
         <w:pStyle w:val="Heading3"/>
       </w:pPr>
       <w:r>
-        <w:t xml:space="preserve">m6-p05 · Deficiency is a diagnosis. Decline is ageing.</w:t>
+        <w:t xml:space="preserve">m5-p05 · Work up the hair loss before anyone mentions a peptide.</w:t>
       </w:r>
     </w:p>
     <w:p>
@@ -4967,7 +4810,7 @@
           <w:i/>
           <w:iCs/>
         </w:rPr>
-        <w:t xml:space="preserve">05 / 19 · What changes in practice · Lesson 6.1 · Growth hormone and IGF-1 in skin homeostasis</w:t>
+        <w:t xml:space="preserve">05 / 19 · What changes in practice · Lesson 5.1 · The hair follicle as an endocrine mini-organ</w:t>
       </w:r>
     </w:p>
     <w:p>
@@ -4984,7 +4827,7 @@
               <a:graphicData uri="http://schemas.openxmlformats.org/drawingml/2006/picture">
                 <pic:pic>
                   <pic:nvPicPr>
-                    <pic:cNvPr descr="/var/folders/25/1742nktj7yl7th499b7g5g6h0000gn/T/media-preview-pcrpuilk/m6-p05-img.jpg" id="157" name="Picture"/>
+                    <pic:cNvPr descr="/var/folders/25/1742nktj7yl7th499b7g5g6h0000gn/T/media-preview-s9ncfumc/m5-p05-img.jpg" id="157" name="Picture"/>
                     <pic:cNvPicPr>
                       <a:picLocks noChangeArrowheads="1" noChangeAspect="1"/>
                     </pic:cNvPicPr>
@@ -5032,7 +4875,7 @@
         <w:t xml:space="preserve"> </w:t>
       </w:r>
       <w:r>
-        <w:t xml:space="preserve">GH deficiency is a diagnosis; the fall with age is not. In healthy older adults GH brings small body-composition shifts and more side effects; distributing it for anti-ageing is a US federal offence.</w:t>
+        <w:t xml:space="preserve">Work up hair loss first — pattern, trigger, patches, androgens; minoxidil (men and women) and finasteride (men) have pooled trial support; refer severe alopecia areata.</w:t>
       </w:r>
       <w:r>
         <w:br/>
@@ -5048,7 +4891,7 @@
         <w:t xml:space="preserve"> </w:t>
       </w:r>
       <w:r>
-        <w:t xml:space="preserve">Two views of the pituitary: one pressed by a mass and releasing nothing, the other intact but releasing only a few small droplets.</w:t>
+        <w:t xml:space="preserve">Four views of the scalp from above: thinning at the crown and front, even thinning everywhere, one round bare patch, and a widened central parting.</w:t>
       </w:r>
     </w:p>
     <w:p>
@@ -5066,7 +4909,7 @@
         <w:t xml:space="preserve"> </w:t>
       </w:r>
       <w:r>
-        <w:t xml:space="preserve">Deficiency drawn as a pituitary mass (one cause among several); normal ageing drawn as an intact gland releasing less.</w:t>
+        <w:t xml:space="preserve">Four hair-loss patterns seen from above: male pattern, diffuse shedding, an alopecia areata patch, female-pattern widened parting. The front of three ovals is bare (forehead).</w:t>
       </w:r>
     </w:p>
     <w:p>
@@ -5077,7 +4920,7 @@
         <w:rPr>
           <w:rStyle w:val="VerbatimChar"/>
         </w:rPr>
-        <w:t xml:space="preserve">assets/hormones-peptides-skin/images/m6-p05-img.jpg</w:t>
+        <w:t xml:space="preserve">assets/hormones-peptides-skin/images/m5-p05-img.jpg</w:t>
       </w:r>
       <w:r>
         <w:t xml:space="preserve"> </w:t>
@@ -5087,13 +4930,13 @@
       </w:r>
     </w:p>
     <w:bookmarkEnd w:id="158"/>
-    <w:bookmarkStart w:id="162" w:name="m6-p07-one-axis-four-ways-in."/>
+    <w:bookmarkStart w:id="162" w:name="Xfbb48fedbed8146bb19e7f1ea2fb6866a8c70c6"/>
     <w:p>
       <w:pPr>
         <w:pStyle w:val="Heading3"/>
       </w:pPr>
       <w:r>
-        <w:t xml:space="preserve">m6-p07 · One axis, four ways in.</w:t>
+        <w:t xml:space="preserve">m5-p07 · Five receptors, one family of hormones.</w:t>
       </w:r>
     </w:p>
     <w:p>
@@ -5105,7 +4948,7 @@
           <w:i/>
           <w:iCs/>
         </w:rPr>
-        <w:t xml:space="preserve">07 / 19 · Lesson 6.2 · Concept · Lesson 6.2 · GHRH analogues and secretagogues: clinical pharmacology</w:t>
+        <w:t xml:space="preserve">07 / 19 · Lesson 5.2 · Concept · Lesson 5.2 · Melanocortins: approved afamelanotide and gray-market Melanotan II</w:t>
       </w:r>
     </w:p>
     <w:p>
@@ -5122,7 +4965,7 @@
               <a:graphicData uri="http://schemas.openxmlformats.org/drawingml/2006/picture">
                 <pic:pic>
                   <pic:nvPicPr>
-                    <pic:cNvPr descr="/var/folders/25/1742nktj7yl7th499b7g5g6h0000gn/T/media-preview-pcrpuilk/m6-p07-img.jpg" id="161" name="Picture"/>
+                    <pic:cNvPr descr="/var/folders/25/1742nktj7yl7th499b7g5g6h0000gn/T/media-preview-s9ncfumc/m5-p07-img.jpg" id="161" name="Picture"/>
                     <pic:cNvPicPr>
                       <a:picLocks noChangeArrowheads="1" noChangeAspect="1"/>
                     </pic:cNvPicPr>
@@ -5170,7 +5013,7 @@
         <w:t xml:space="preserve"> </w:t>
       </w:r>
       <w:r>
-        <w:t xml:space="preserve">One axis, four ways in: replace (somatropin), stimulate through the GHRH or ghrelin receptor, or bypass the pituitary with an IGF-1 analogue.</w:t>
+        <w:t xml:space="preserve">POMC yields ACTH, α-MSH and β-endorphin; five melanocortin receptors (pigment, adrenal, two in the brain, sebum); which receptors a drug reaches decides its effects.</w:t>
       </w:r>
       <w:r>
         <w:br/>
@@ -5186,7 +5029,25 @@
         <w:t xml:space="preserve"> </w:t>
       </w:r>
       <w:r>
-        <w:t xml:space="preserve">A hormone axis from the brain to the pituitary, liver and tissue, with four violet entry points: two on the pituitary, one in the bloodstream and one at the tissue itself.</w:t>
+        <w:t xml:space="preserve">A precursor peptide cut into three pieces above a row of five receptor tiles: a pigment cell, an adrenal gland, the brain twice, and a sebaceous gland.</w:t>
+      </w:r>
+    </w:p>
+    <w:p>
+      <w:pPr>
+        <w:pStyle w:val="BodyText"/>
+      </w:pPr>
+      <w:r>
+        <w:rPr>
+          <w:b/>
+          <w:bCs/>
+        </w:rPr>
+        <w:t xml:space="preserve">Check first:</w:t>
+      </w:r>
+      <w:r>
+        <w:t xml:space="preserve"> </w:t>
+      </w:r>
+      <w:r>
+        <w:t xml:space="preserve">Five receptor tiles: MC1R pigment cell, MC2R adrenal, MC3R and MC4R brain (drawn twice), MC5R sebaceous gland — the tidy map the moment itself qualifies.</w:t>
       </w:r>
     </w:p>
     <w:p>
@@ -5197,7 +5058,7 @@
         <w:rPr>
           <w:rStyle w:val="VerbatimChar"/>
         </w:rPr>
-        <w:t xml:space="preserve">assets/hormones-peptides-skin/images/m6-p07-img.jpg</w:t>
+        <w:t xml:space="preserve">assets/hormones-peptides-skin/images/m5-p07-img.jpg</w:t>
       </w:r>
       <w:r>
         <w:t xml:space="preserve"> </w:t>
@@ -5207,13 +5068,13 @@
       </w:r>
     </w:p>
     <w:bookmarkEnd w:id="162"/>
-    <w:bookmarkStart w:id="166" w:name="Xe2db60492315ba00c8c41080034505b44d36036"/>
+    <w:bookmarkStart w:id="166" w:name="m5-p10-what-the-case-reports-show."/>
     <w:p>
       <w:pPr>
         <w:pStyle w:val="Heading3"/>
       </w:pPr>
       <w:r>
-        <w:t xml:space="preserve">m6-p12 · Name the indication before the molecule.</w:t>
+        <w:t xml:space="preserve">m5-p10 · What the case reports show.</w:t>
       </w:r>
     </w:p>
     <w:p>
@@ -5225,7 +5086,7 @@
           <w:i/>
           <w:iCs/>
         </w:rPr>
-        <w:t xml:space="preserve">12 / 19 · What changes in practice · Lesson 6.2 · GHRH analogues and secretagogues: clinical pharmacology</w:t>
+        <w:t xml:space="preserve">10 / 19 · Safety signals · Lesson 5.2 · Melanocortins: approved afamelanotide and gray-market Melanotan II</w:t>
       </w:r>
     </w:p>
     <w:p>
@@ -5242,7 +5103,7 @@
               <a:graphicData uri="http://schemas.openxmlformats.org/drawingml/2006/picture">
                 <pic:pic>
                   <pic:nvPicPr>
-                    <pic:cNvPr descr="/var/folders/25/1742nktj7yl7th499b7g5g6h0000gn/T/media-preview-pcrpuilk/m6-p12-img.jpg" id="165" name="Picture"/>
+                    <pic:cNvPr descr="/var/folders/25/1742nktj7yl7th499b7g5g6h0000gn/T/media-preview-s9ncfumc/m5-p10-img.jpg" id="165" name="Picture"/>
                     <pic:cNvPicPr>
                       <a:picLocks noChangeArrowheads="1" noChangeAspect="1"/>
                     </pic:cNvPicPr>
@@ -5290,7 +5151,7 @@
         <w:t xml:space="preserve"> </w:t>
       </w:r>
       <w:r>
-        <w:t xml:space="preserve">Name the molecule (CJC-1295 with or without DAC), what evidence stands behind it, and where it stands legally; tesamorelin’s A is for one HIV indication.</w:t>
+        <w:t xml:space="preserve">Melanotan II harms come from case reports: darkening and new naevi, nail bands, melanomas without proven causation, and systemic emergencies.</w:t>
       </w:r>
       <w:r>
         <w:br/>
@@ -5306,7 +5167,7 @@
         <w:t xml:space="preserve"> </w:t>
       </w:r>
       <w:r>
-        <w:t xml:space="preserve">Three cards in order: a bead-chain molecule, two columns of tokens standing for trial evidence, and a closed gate for regulatory status.</w:t>
+        <w:t xml:space="preserve">A patch of skin with darkened, varied moles and a crop of new small ones, beside a fingernail with a dark band running along its length.</w:t>
       </w:r>
     </w:p>
     <w:p>
@@ -5317,7 +5178,7 @@
         <w:rPr>
           <w:rStyle w:val="VerbatimChar"/>
         </w:rPr>
-        <w:t xml:space="preserve">assets/hormones-peptides-skin/images/m6-p12-img.jpg</w:t>
+        <w:t xml:space="preserve">assets/hormones-peptides-skin/images/m5-p10-img.jpg</w:t>
       </w:r>
       <w:r>
         <w:t xml:space="preserve"> </w:t>
@@ -5327,13 +5188,13 @@
       </w:r>
     </w:p>
     <w:bookmarkEnd w:id="166"/>
-    <w:bookmarkStart w:id="170" w:name="X832fe08fd972c74cd94532d4f7953bee9b967fb"/>
+    <w:bookmarkStart w:id="170" w:name="Xa0dc225cdfd63edf8d9c969f948125c5b0bbc00"/>
     <w:p>
       <w:pPr>
         <w:pStyle w:val="Heading3"/>
       </w:pPr>
       <w:r>
-        <w:t xml:space="preserve">m6-p14 · What too much growth hormone looks like.</w:t>
+        <w:t xml:space="preserve">m5-p11 · New moles after a summer of tanning shots.</w:t>
       </w:r>
     </w:p>
     <w:p>
@@ -5345,7 +5206,7 @@
           <w:i/>
           <w:iCs/>
         </w:rPr>
-        <w:t xml:space="preserve">14 / 19 · Lesson 6.3 · Recognition · Lesson 6.3 · GH excess, oedema and mitogenic risk</w:t>
+        <w:t xml:space="preserve">11 / 19 · Fictional case · Lesson 5.2 · Melanocortins: approved afamelanotide and gray-market Melanotan II</w:t>
       </w:r>
     </w:p>
     <w:p>
@@ -5362,7 +5223,7 @@
               <a:graphicData uri="http://schemas.openxmlformats.org/drawingml/2006/picture">
                 <pic:pic>
                   <pic:nvPicPr>
-                    <pic:cNvPr descr="/var/folders/25/1742nktj7yl7th499b7g5g6h0000gn/T/media-preview-pcrpuilk/m6-p14-img.jpg" id="169" name="Picture"/>
+                    <pic:cNvPr descr="/var/folders/25/1742nktj7yl7th499b7g5g6h0000gn/T/media-preview-s9ncfumc/m5-p11-img.jpg" id="169" name="Picture"/>
                     <pic:cNvPicPr>
                       <a:picLocks noChangeArrowheads="1" noChangeAspect="1"/>
                     </pic:cNvPicPr>
@@ -5410,7 +5271,7 @@
         <w:t xml:space="preserve"> </w:t>
       </w:r>
       <w:r>
-        <w:t xml:space="preserve">Sustained GH excess: thick, oily, sweaty skin, skin tags, acanthosis nigricans, enlarging hands and feet; the Endocrine Society advises IGF-1 when typical features appear.</w:t>
+        <w:t xml:space="preserve">Fictional case: tanning-peptide injections, new and darker naevi, a nail band and a mother with melanoma — an absolute contraindication in the guide.</w:t>
       </w:r>
       <w:r>
         <w:br/>
@@ -5426,7 +5287,7 @@
         <w:t xml:space="preserve"> </w:t>
       </w:r>
       <w:r>
-        <w:t xml:space="preserve">Two hands seen from the back, one of ordinary size and one broad and thick-fingered, each above a small skin section — the second thicker, with a swollen dermis and large pores.</w:t>
+        <w:t xml:space="preserve">A mother-and-daughter pedigree with the mother marked, a patch of skin with darker and new moles, and a fingernail with a dark band.</w:t>
       </w:r>
     </w:p>
     <w:p>
@@ -5437,7 +5298,7 @@
         <w:rPr>
           <w:rStyle w:val="VerbatimChar"/>
         </w:rPr>
-        <w:t xml:space="preserve">assets/hormones-peptides-skin/images/m6-p14-img.jpg</w:t>
+        <w:t xml:space="preserve">assets/hormones-peptides-skin/images/m5-p11-img.jpg</w:t>
       </w:r>
       <w:r>
         <w:t xml:space="preserve"> </w:t>
@@ -5447,22 +5308,13 @@
       </w:r>
     </w:p>
     <w:bookmarkEnd w:id="170"/>
-    <w:bookmarkStart w:id="174" w:name="Xc4692064d4bd183475d1f95058853a8460edc51"/>
+    <w:bookmarkStart w:id="174" w:name="m5-p14-a-wnt-switch-and-a-zinc-question."/>
     <w:p>
       <w:pPr>
         <w:pStyle w:val="Heading3"/>
       </w:pPr>
       <w:r>
-        <w:t xml:space="preserve">m6-p17 · Tight rings, eight months into</w:t>
-      </w:r>
-      <w:r>
-        <w:t xml:space="preserve"> </w:t>
-      </w:r>
-      <w:r>
-        <w:t xml:space="preserve">‘CJC/ipa’</w:t>
-      </w:r>
-      <w:r>
-        <w:t xml:space="preserve">.</w:t>
+        <w:t xml:space="preserve">m5-p14 · A Wnt switch and a zinc question.</w:t>
       </w:r>
     </w:p>
     <w:p>
@@ -5474,7 +5326,7 @@
           <w:i/>
           <w:iCs/>
         </w:rPr>
-        <w:t xml:space="preserve">17 / 19 · Fictional case · Lesson 6.3 · GH excess, oedema and mitogenic risk</w:t>
+        <w:t xml:space="preserve">14 / 19 · Lesson 5.3 · Concept · Lesson 5.3 · Investigational hair peptides and how to grade them</w:t>
       </w:r>
     </w:p>
     <w:p>
@@ -5491,7 +5343,7 @@
               <a:graphicData uri="http://schemas.openxmlformats.org/drawingml/2006/picture">
                 <pic:pic>
                   <pic:nvPicPr>
-                    <pic:cNvPr descr="/var/folders/25/1742nktj7yl7th499b7g5g6h0000gn/T/media-preview-pcrpuilk/m6-p17-img.jpg" id="173" name="Picture"/>
+                    <pic:cNvPr descr="/var/folders/25/1742nktj7yl7th499b7g5g6h0000gn/T/media-preview-s9ncfumc/m5-p14-img.jpg" id="173" name="Picture"/>
                     <pic:cNvPicPr>
                       <a:picLocks noChangeArrowheads="1" noChangeAspect="1"/>
                     </pic:cNvPicPr>
@@ -5539,19 +5391,7 @@
         <w:t xml:space="preserve"> </w:t>
       </w:r>
       <w:r>
-        <w:t xml:space="preserve">Fictional case: tight rings, puffiness, night-time tingling, sweating and skin tags on a clinic</w:t>
-      </w:r>
-      <w:r>
-        <w:t xml:space="preserve"> </w:t>
-      </w:r>
-      <w:r>
-        <w:t xml:space="preserve">‘CJC/ipamorelin’</w:t>
-      </w:r>
-      <w:r>
-        <w:t xml:space="preserve"> </w:t>
-      </w:r>
-      <w:r>
-        <w:t xml:space="preserve">product — the soft-tissue pattern of GH excess.</w:t>
+        <w:t xml:space="preserve">PTD-DBM keeps CXXC5 off Dishevelled so Wnt/β-catenin signalling rises; hair regrew in mice (developer’s group); zinc thymulin has no defined mechanism.</w:t>
       </w:r>
       <w:r>
         <w:br/>
@@ -5567,7 +5407,7 @@
         <w:t xml:space="preserve"> </w:t>
       </w:r>
       <w:r>
-        <w:t xml:space="preserve">An open, puffy hand with a ring pressing into a swollen finger and fine wavy lines along the thumb, index and middle fingers suggesting tingling.</w:t>
+        <w:t xml:space="preserve">Inside a cell, a small decoy peptide keeps a brake protein from docking on a signalling protein, and small signal tokens move into the nucleus.</w:t>
       </w:r>
     </w:p>
     <w:p>
@@ -5585,7 +5425,19 @@
         <w:t xml:space="preserve"> </w:t>
       </w:r>
       <w:r>
-        <w:t xml:space="preserve">Tingling drawn along the thumb, index and middle fingers (median nerve) to match carpal tunnel symptoms.</w:t>
+        <w:t xml:space="preserve">Most complex mechanism in the set: a cell-penetrating decoy peptide sits in the docking site so the grey</w:t>
+      </w:r>
+      <w:r>
+        <w:t xml:space="preserve"> </w:t>
+      </w:r>
+      <w:r>
+        <w:t xml:space="preserve">‘brake’</w:t>
+      </w:r>
+      <w:r>
+        <w:t xml:space="preserve"> </w:t>
+      </w:r>
+      <w:r>
+        <w:t xml:space="preserve">protein (CXXC5) cannot bind Dishevelled, and β-catenin tokens move into the nucleus. Confirm this reading of PTD-DBM (Lee 2017).</w:t>
       </w:r>
     </w:p>
     <w:p>
@@ -5596,7 +5448,7 @@
         <w:rPr>
           <w:rStyle w:val="VerbatimChar"/>
         </w:rPr>
-        <w:t xml:space="preserve">assets/hormones-peptides-skin/images/m6-p17-img.jpg</w:t>
+        <w:t xml:space="preserve">assets/hormones-peptides-skin/images/m5-p14-img.jpg</w:t>
       </w:r>
       <w:r>
         <w:t xml:space="preserve"> </w:t>
@@ -5606,23 +5458,13 @@
       </w:r>
     </w:p>
     <w:bookmarkEnd w:id="174"/>
-    <w:bookmarkEnd w:id="175"/>
-    <w:bookmarkStart w:id="208" w:name="X9d497e3e5b5b411ac10227ae7d61c635d6d78fd"/>
-    <w:p>
-      <w:pPr>
-        <w:pStyle w:val="Heading2"/>
-      </w:pPr>
-      <w:r>
-        <w:t xml:space="preserve">Module 07 · Evidence Appraisal, Regulatory Frameworks, and Prescriber Compliance</w:t>
-      </w:r>
-    </w:p>
-    <w:bookmarkStart w:id="179" w:name="X82f89a8d1cf22fd5eef8f16aec56047152f8d40"/>
+    <w:bookmarkStart w:id="178" w:name="X14c26763765a155f52f4ccf29ecb3400126c991"/>
     <w:p>
       <w:pPr>
         <w:pStyle w:val="Heading3"/>
       </w:pPr>
       <w:r>
-        <w:t xml:space="preserve">m7-p02 · GRADE rates certainty in an effect, one outcome at a time.</w:t>
+        <w:t xml:space="preserve">m5-p17 · When the request is a compounded hair spray.</w:t>
       </w:r>
     </w:p>
     <w:p>
@@ -5634,7 +5476,7 @@
           <w:i/>
           <w:iCs/>
         </w:rPr>
-        <w:t xml:space="preserve">02 / 22 · Lesson 7.1 · Concept · Lesson 7.1 · Grading the evidence behind an aesthetic claim</w:t>
+        <w:t xml:space="preserve">17 / 19 · What changes in practice · Lesson 5.3 · Investigational hair peptides and how to grade them</w:t>
       </w:r>
     </w:p>
     <w:p>
@@ -5646,18 +5488,18 @@
           <wp:inline>
             <wp:extent cx="5334000" cy="2978150"/>
             <wp:effectExtent b="0" l="0" r="0" t="0"/>
-            <wp:docPr descr="" title="" id="177" name="Picture"/>
+            <wp:docPr descr="" title="" id="176" name="Picture"/>
             <a:graphic>
               <a:graphicData uri="http://schemas.openxmlformats.org/drawingml/2006/picture">
                 <pic:pic>
                   <pic:nvPicPr>
-                    <pic:cNvPr descr="/var/folders/25/1742nktj7yl7th499b7g5g6h0000gn/T/media-preview-pcrpuilk/m7-p02-img.jpg" id="178" name="Picture"/>
+                    <pic:cNvPr descr="/var/folders/25/1742nktj7yl7th499b7g5g6h0000gn/T/media-preview-s9ncfumc/m5-p17-img.jpg" id="177" name="Picture"/>
                     <pic:cNvPicPr>
                       <a:picLocks noChangeArrowheads="1" noChangeAspect="1"/>
                     </pic:cNvPicPr>
                   </pic:nvPicPr>
                   <pic:blipFill>
-                    <a:blip r:embed="rId176"/>
+                    <a:blip r:embed="rId175"/>
                     <a:stretch>
                       <a:fillRect/>
                     </a:stretch>
@@ -5699,7 +5541,7 @@
         <w:t xml:space="preserve"> </w:t>
       </w:r>
       <w:r>
-        <w:t xml:space="preserve">GRADE rates certainty for one outcome across the evidence: four levels; randomized trials start high, observational studies low; ratings move for named reasons.</w:t>
+        <w:t xml:space="preserve">A compounded hair spray: thymulin is in US Category 3, PTD-DBM on no list, both grade D; in the UK an unlicensed special; return to diagnosis and approved options.</w:t>
       </w:r>
       <w:r>
         <w:br/>
@@ -5715,25 +5557,7 @@
         <w:t xml:space="preserve"> </w:t>
       </w:r>
       <w:r>
-        <w:t xml:space="preserve">Four shelves of certainty: randomized trials start on the top shelf with one dot stepping down, observational studies lie on the third shelf, and a small cluster rests on the lowest.</w:t>
-      </w:r>
-    </w:p>
-    <w:p>
-      <w:pPr>
-        <w:pStyle w:val="BodyText"/>
-      </w:pPr>
-      <w:r>
-        <w:rPr>
-          <w:b/>
-          <w:bCs/>
-        </w:rPr>
-        <w:t xml:space="preserve">Check first:</w:t>
-      </w:r>
-      <w:r>
-        <w:t xml:space="preserve"> </w:t>
-      </w:r>
-      <w:r>
-        <w:t xml:space="preserve">GRADE: randomized trials on the top shelf, observational studies on the third; the model also put a small cluster on the lowest shelf (very low). Keep, or redraw with the lowest shelf empty?</w:t>
+        <w:t xml:space="preserve">A violet path passes under a magnifying lens to an open doorway, while a dashed side branch stops at a closed gate.</w:t>
       </w:r>
     </w:p>
     <w:p>
@@ -5744,7 +5568,7 @@
         <w:rPr>
           <w:rStyle w:val="VerbatimChar"/>
         </w:rPr>
-        <w:t xml:space="preserve">assets/hormones-peptides-skin/images/m7-p02-img.jpg</w:t>
+        <w:t xml:space="preserve">assets/hormones-peptides-skin/images/m5-p17-img.jpg</w:t>
       </w:r>
       <w:r>
         <w:t xml:space="preserve"> </w:t>
@@ -5753,14 +5577,24 @@
         <w:t xml:space="preserve">· draft</w:t>
       </w:r>
     </w:p>
+    <w:bookmarkEnd w:id="178"/>
     <w:bookmarkEnd w:id="179"/>
-    <w:bookmarkStart w:id="183" w:name="m7-p05-two-checks-never-one."/>
+    <w:bookmarkStart w:id="204" w:name="X8bdb0a30f997c47acec49bd462327e1cbba3566"/>
+    <w:p>
+      <w:pPr>
+        <w:pStyle w:val="Heading2"/>
+      </w:pPr>
+      <w:r>
+        <w:t xml:space="preserve">Module 06 · The growth-hormone axis and the skin</w:t>
+      </w:r>
+    </w:p>
+    <w:bookmarkStart w:id="183" w:name="m6-p02-two-hormones-two-layers-of-skin."/>
     <w:p>
       <w:pPr>
         <w:pStyle w:val="Heading3"/>
       </w:pPr>
       <w:r>
-        <w:t xml:space="preserve">m7-p05 · Two checks, never one.</w:t>
+        <w:t xml:space="preserve">m6-p02 · Two hormones, two layers of skin.</w:t>
       </w:r>
     </w:p>
     <w:p>
@@ -5772,7 +5606,7 @@
           <w:i/>
           <w:iCs/>
         </w:rPr>
-        <w:t xml:space="preserve">05 / 22 · What changes in practice · Lesson 7.1 · Grading the evidence behind an aesthetic claim</w:t>
+        <w:t xml:space="preserve">02 / 19 · Lesson 6.1 · Mechanism · Lesson 6.1 · Growth hormone and IGF-1 in skin homeostasis</w:t>
       </w:r>
     </w:p>
     <w:p>
@@ -5789,7 +5623,7 @@
               <a:graphicData uri="http://schemas.openxmlformats.org/drawingml/2006/picture">
                 <pic:pic>
                   <pic:nvPicPr>
-                    <pic:cNvPr descr="/var/folders/25/1742nktj7yl7th499b7g5g6h0000gn/T/media-preview-pcrpuilk/m7-p05-img.jpg" id="182" name="Picture"/>
+                    <pic:cNvPr descr="/var/folders/25/1742nktj7yl7th499b7g5g6h0000gn/T/media-preview-s9ncfumc/m6-p02-img.jpg" id="182" name="Picture"/>
                     <pic:cNvPicPr>
                       <a:picLocks noChangeArrowheads="1" noChangeAspect="1"/>
                     </pic:cNvPicPr>
@@ -5837,7 +5671,7 @@
         <w:t xml:space="preserve"> </w:t>
       </w:r>
       <w:r>
-        <w:t xml:space="preserve">Evidence grade and regulatory status are separate checks: an approval says nothing about the grade for an unapproved use, and a mechanism never raises a grade.</w:t>
+        <w:t xml:space="preserve">GH acts mainly on dermal fibroblasts; fibroblast-made IGF-1 drives keratinocytes to divide; GH and IGF-1 fall steadily with age (the somatopause).</w:t>
       </w:r>
       <w:r>
         <w:br/>
@@ -5853,7 +5687,7 @@
         <w:t xml:space="preserve"> </w:t>
       </w:r>
       <w:r>
-        <w:t xml:space="preserve">A token travels a path through two different checkpoints in turn: a lens over trial evidence, then a gate bearing a blank seal.</w:t>
+        <w:t xml:space="preserve">A skin cross-section where growth hormone from a capillary reaches fibroblasts in the dermis, which send smaller signals up to dividing cells at the base of the epidermis.</w:t>
       </w:r>
     </w:p>
     <w:p>
@@ -5864,7 +5698,7 @@
         <w:rPr>
           <w:rStyle w:val="VerbatimChar"/>
         </w:rPr>
-        <w:t xml:space="preserve">assets/hormones-peptides-skin/images/m7-p05-img.jpg</w:t>
+        <w:t xml:space="preserve">assets/hormones-peptides-skin/images/m6-p02-img.jpg</w:t>
       </w:r>
       <w:r>
         <w:t xml:space="preserve"> </w:t>
@@ -5874,13 +5708,13 @@
       </w:r>
     </w:p>
     <w:bookmarkEnd w:id="183"/>
-    <w:bookmarkStart w:id="187" w:name="X61bad294154cc39cf7a7d51ff3c1c4a73010804"/>
+    <w:bookmarkStart w:id="187" w:name="Xb58024c086dcc46447b260044498fa3d2d60362"/>
     <w:p>
       <w:pPr>
         <w:pStyle w:val="Heading3"/>
       </w:pPr>
       <w:r>
-        <w:t xml:space="preserve">m7-p07 · Two compounding routes, one strict order.</w:t>
+        <w:t xml:space="preserve">m6-p05 · Deficiency is a diagnosis. Decline is ageing.</w:t>
       </w:r>
     </w:p>
     <w:p>
@@ -5892,7 +5726,7 @@
           <w:i/>
           <w:iCs/>
         </w:rPr>
-        <w:t xml:space="preserve">07 / 22 · Lesson 7.2 · Concept · Lesson 7.2 · Compounding law, the 40-amino-acid line and certificates of analysis</w:t>
+        <w:t xml:space="preserve">05 / 19 · What changes in practice · Lesson 6.1 · Growth hormone and IGF-1 in skin homeostasis</w:t>
       </w:r>
     </w:p>
     <w:p>
@@ -5909,7 +5743,7 @@
               <a:graphicData uri="http://schemas.openxmlformats.org/drawingml/2006/picture">
                 <pic:pic>
                   <pic:nvPicPr>
-                    <pic:cNvPr descr="/var/folders/25/1742nktj7yl7th499b7g5g6h0000gn/T/media-preview-pcrpuilk/m7-p07-img.jpg" id="186" name="Picture"/>
+                    <pic:cNvPr descr="/var/folders/25/1742nktj7yl7th499b7g5g6h0000gn/T/media-preview-s9ncfumc/m6-p05-img.jpg" id="186" name="Picture"/>
                     <pic:cNvPicPr>
                       <a:picLocks noChangeArrowheads="1" noChangeAspect="1"/>
                     </pic:cNvPicPr>
@@ -5957,7 +5791,7 @@
         <w:t xml:space="preserve"> </w:t>
       </w:r>
       <w:r>
-        <w:t xml:space="preserve">US compounding: 503A is patient-specific, with a strict order for bulk substances (monograph, approved-drug component, bulks list); 503B facilities are GMP-inspected; both stay unapproved.</w:t>
+        <w:t xml:space="preserve">GH deficiency is a diagnosis; the fall with age is not. In healthy older adults GH brings small body-composition shifts and more side effects; distributing it for anti-ageing is a US federal offence.</w:t>
       </w:r>
       <w:r>
         <w:br/>
@@ -5973,7 +5807,25 @@
         <w:t xml:space="preserve"> </w:t>
       </w:r>
       <w:r>
-        <w:t xml:space="preserve">A small counter preparing one item for one waiting person, beside a larger facility producing trays of identical items under an inspecting lens.</w:t>
+        <w:t xml:space="preserve">Two views of the pituitary: one pressed by a mass and releasing nothing, the other intact but releasing only a few small droplets.</w:t>
+      </w:r>
+    </w:p>
+    <w:p>
+      <w:pPr>
+        <w:pStyle w:val="BodyText"/>
+      </w:pPr>
+      <w:r>
+        <w:rPr>
+          <w:b/>
+          <w:bCs/>
+        </w:rPr>
+        <w:t xml:space="preserve">Check first:</w:t>
+      </w:r>
+      <w:r>
+        <w:t xml:space="preserve"> </w:t>
+      </w:r>
+      <w:r>
+        <w:t xml:space="preserve">Deficiency drawn as a pituitary mass (one cause among several); normal ageing drawn as an intact gland releasing less.</w:t>
       </w:r>
     </w:p>
     <w:p>
@@ -5984,7 +5836,7 @@
         <w:rPr>
           <w:rStyle w:val="VerbatimChar"/>
         </w:rPr>
-        <w:t xml:space="preserve">assets/hormones-peptides-skin/images/m7-p07-img.jpg</w:t>
+        <w:t xml:space="preserve">assets/hormones-peptides-skin/images/m6-p05-img.jpg</w:t>
       </w:r>
       <w:r>
         <w:t xml:space="preserve"> </w:t>
@@ -5994,13 +5846,13 @@
       </w:r>
     </w:p>
     <w:bookmarkEnd w:id="187"/>
-    <w:bookmarkStart w:id="191" w:name="X9012b58b5f31d38a81f2d5f6c8c6fb26e54a0ea"/>
+    <w:bookmarkStart w:id="191" w:name="m6-p07-one-axis-four-ways-in."/>
     <w:p>
       <w:pPr>
         <w:pStyle w:val="Heading3"/>
       </w:pPr>
       <w:r>
-        <w:t xml:space="preserve">m7-p10 · What a certificate can and cannot prove.</w:t>
+        <w:t xml:space="preserve">m6-p07 · One axis, four ways in.</w:t>
       </w:r>
     </w:p>
     <w:p>
@@ -6012,7 +5864,7 @@
           <w:i/>
           <w:iCs/>
         </w:rPr>
-        <w:t xml:space="preserve">11 / 22 · Concept · Lesson 7.2 · Compounding law, the 40-amino-acid line and certificates of analysis</w:t>
+        <w:t xml:space="preserve">07 / 19 · Lesson 6.2 · Concept · Lesson 6.2 · GHRH analogues and secretagogues: clinical pharmacology</w:t>
       </w:r>
     </w:p>
     <w:p>
@@ -6029,7 +5881,7 @@
               <a:graphicData uri="http://schemas.openxmlformats.org/drawingml/2006/picture">
                 <pic:pic>
                   <pic:nvPicPr>
-                    <pic:cNvPr descr="/var/folders/25/1742nktj7yl7th499b7g5g6h0000gn/T/media-preview-pcrpuilk/m7-p10-img.jpg" id="190" name="Picture"/>
+                    <pic:cNvPr descr="/var/folders/25/1742nktj7yl7th499b7g5g6h0000gn/T/media-preview-s9ncfumc/m6-p07-img.jpg" id="190" name="Picture"/>
                     <pic:cNvPicPr>
                       <a:picLocks noChangeArrowheads="1" noChangeAspect="1"/>
                     </pic:cNvPicPr>
@@ -6077,7 +5929,7 @@
         <w:t xml:space="preserve"> </w:t>
       </w:r>
       <w:r>
-        <w:t xml:space="preserve">A certificate of analysis is the supplier’s report on one lot — identity by mass spectrometry, purity by HPLC — and cannot prove origin, storage or sterility.</w:t>
+        <w:t xml:space="preserve">One axis, four ways in: replace (somatropin), stimulate through the GHRH or ghrelin receptor, or bypass the pituitary with an IGF-1 analogue.</w:t>
       </w:r>
       <w:r>
         <w:br/>
@@ -6093,7 +5945,7 @@
         <w:t xml:space="preserve"> </w:t>
       </w:r>
       <w:r>
-        <w:t xml:space="preserve">A blank certificate linked to one tray of identical items, a lens revealing the molecule inside one of them, and a loose item whose link back to the tray is broken.</w:t>
+        <w:t xml:space="preserve">A hormone axis from the brain to the pituitary, liver and tissue, with four violet entry points: two on the pituitary, one in the bloodstream and one at the tissue itself.</w:t>
       </w:r>
     </w:p>
     <w:p>
@@ -6104,7 +5956,7 @@
         <w:rPr>
           <w:rStyle w:val="VerbatimChar"/>
         </w:rPr>
-        <w:t xml:space="preserve">assets/hormones-peptides-skin/images/m7-p10-img.jpg</w:t>
+        <w:t xml:space="preserve">assets/hormones-peptides-skin/images/m6-p07-img.jpg</w:t>
       </w:r>
       <w:r>
         <w:t xml:space="preserve"> </w:t>
@@ -6114,13 +5966,13 @@
       </w:r>
     </w:p>
     <w:bookmarkEnd w:id="191"/>
-    <w:bookmarkStart w:id="195" w:name="X1a787261f96c7b11491d12220079350d0b0d506"/>
+    <w:bookmarkStart w:id="195" w:name="Xe2db60492315ba00c8c41080034505b44d36036"/>
     <w:p>
       <w:pPr>
         <w:pStyle w:val="Heading3"/>
       </w:pPr>
       <w:r>
-        <w:t xml:space="preserve">m7-p13 · Research use only is a label, and never a route.</w:t>
+        <w:t xml:space="preserve">m6-p12 · Name the indication before the molecule.</w:t>
       </w:r>
     </w:p>
     <w:p>
@@ -6132,7 +5984,7 @@
           <w:i/>
           <w:iCs/>
         </w:rPr>
-        <w:t xml:space="preserve">14 / 22 · What changes in practice · Lesson 7.2 · Compounding law, the 40-amino-acid line and certificates of analysis</w:t>
+        <w:t xml:space="preserve">12 / 19 · What changes in practice · Lesson 6.2 · GHRH analogues and secretagogues: clinical pharmacology</w:t>
       </w:r>
     </w:p>
     <w:p>
@@ -6149,7 +6001,7 @@
               <a:graphicData uri="http://schemas.openxmlformats.org/drawingml/2006/picture">
                 <pic:pic>
                   <pic:nvPicPr>
-                    <pic:cNvPr descr="/var/folders/25/1742nktj7yl7th499b7g5g6h0000gn/T/media-preview-pcrpuilk/m7-p13-img.jpg" id="194" name="Picture"/>
+                    <pic:cNvPr descr="/var/folders/25/1742nktj7yl7th499b7g5g6h0000gn/T/media-preview-s9ncfumc/m6-p12-img.jpg" id="194" name="Picture"/>
                     <pic:cNvPicPr>
                       <a:picLocks noChangeArrowheads="1" noChangeAspect="1"/>
                     </pic:cNvPicPr>
@@ -6197,13 +6049,7 @@
         <w:t xml:space="preserve"> </w:t>
       </w:r>
       <w:r>
-        <w:t xml:space="preserve">‘Research use only’</w:t>
-      </w:r>
-      <w:r>
-        <w:t xml:space="preserve"> </w:t>
-      </w:r>
-      <w:r>
-        <w:t xml:space="preserve">is a US shipping permission for laboratory research; FDA reads intended use from claims and sale; it never makes a route to patients.</w:t>
+        <w:t xml:space="preserve">Name the molecule (CJC-1295 with or without DAC), what evidence stands behind it, and where it stands legally; tesamorelin’s A is for one HIV indication.</w:t>
       </w:r>
       <w:r>
         <w:br/>
@@ -6219,7 +6065,7 @@
         <w:t xml:space="preserve"> </w:t>
       </w:r>
       <w:r>
-        <w:t xml:space="preserve">A path from a laboratory bench ends at a closed gate with a blank tag hanging on it, before a clinic room with an empty couch.</w:t>
+        <w:t xml:space="preserve">Three cards in order: a bead-chain molecule, two columns of tokens standing for trial evidence, and a closed gate for regulatory status.</w:t>
       </w:r>
     </w:p>
     <w:p>
@@ -6230,7 +6076,7 @@
         <w:rPr>
           <w:rStyle w:val="VerbatimChar"/>
         </w:rPr>
-        <w:t xml:space="preserve">assets/hormones-peptides-skin/images/m7-p13-img.jpg</w:t>
+        <w:t xml:space="preserve">assets/hormones-peptides-skin/images/m6-p12-img.jpg</w:t>
       </w:r>
       <w:r>
         <w:t xml:space="preserve"> </w:t>
@@ -6240,13 +6086,13 @@
       </w:r>
     </w:p>
     <w:bookmarkEnd w:id="195"/>
-    <w:bookmarkStart w:id="199" w:name="X2281c410649e87fd51caf145075ea0f4edfad8b"/>
+    <w:bookmarkStart w:id="199" w:name="X832fe08fd972c74cd94532d4f7953bee9b967fb"/>
     <w:p>
       <w:pPr>
         <w:pStyle w:val="Heading3"/>
       </w:pPr>
       <w:r>
-        <w:t xml:space="preserve">m7-p22 · Selling and advertising peptides in the UK.</w:t>
+        <w:t xml:space="preserve">m6-p14 · What too much growth hormone looks like.</w:t>
       </w:r>
     </w:p>
     <w:p>
@@ -6258,7 +6104,7 @@
           <w:i/>
           <w:iCs/>
         </w:rPr>
-        <w:t xml:space="preserve">15 / 22 · Regulatory status (UK) · Lesson 7.2 · Compounding law, the 40-amino-acid line and certificates of analysis</w:t>
+        <w:t xml:space="preserve">14 / 19 · Lesson 6.3 · Recognition · Lesson 6.3 · GH excess, oedema and mitogenic risk</w:t>
       </w:r>
     </w:p>
     <w:p>
@@ -6275,7 +6121,7 @@
               <a:graphicData uri="http://schemas.openxmlformats.org/drawingml/2006/picture">
                 <pic:pic>
                   <pic:nvPicPr>
-                    <pic:cNvPr descr="/var/folders/25/1742nktj7yl7th499b7g5g6h0000gn/T/media-preview-pcrpuilk/m7-p22-img.jpg" id="198" name="Picture"/>
+                    <pic:cNvPr descr="/var/folders/25/1742nktj7yl7th499b7g5g6h0000gn/T/media-preview-s9ncfumc/m6-p14-img.jpg" id="198" name="Picture"/>
                     <pic:cNvPicPr>
                       <a:picLocks noChangeArrowheads="1" noChangeAspect="1"/>
                     </pic:cNvPicPr>
@@ -6323,7 +6169,7 @@
         <w:t xml:space="preserve"> </w:t>
       </w:r>
       <w:r>
-        <w:t xml:space="preserve">In the UK, MHRA judges medicine status from claims, form and use; an unlicensed medicine may not be sold or advertised, and prescription-only medicines are never advertised to the public.</w:t>
+        <w:t xml:space="preserve">Sustained GH excess: thick, oily, sweaty skin, skin tags, acanthosis nigricans, enlarging hands and feet; the Endocrine Society advises IGF-1 when typical features appear.</w:t>
       </w:r>
       <w:r>
         <w:br/>
@@ -6339,7 +6185,7 @@
         <w:t xml:space="preserve"> </w:t>
       </w:r>
       <w:r>
-        <w:t xml:space="preserve">A magnifying lens examines a plain phone screen showing a generic post, beside a megaphone blocked by a bar.</w:t>
+        <w:t xml:space="preserve">Two hands seen from the back, one of ordinary size and one broad and thick-fingered, each above a small skin section — the second thicker, with a swollen dermis and large pores.</w:t>
       </w:r>
     </w:p>
     <w:p>
@@ -6350,7 +6196,7 @@
         <w:rPr>
           <w:rStyle w:val="VerbatimChar"/>
         </w:rPr>
-        <w:t xml:space="preserve">assets/hormones-peptides-skin/images/m7-p22-img.jpg</w:t>
+        <w:t xml:space="preserve">assets/hormones-peptides-skin/images/m6-p14-img.jpg</w:t>
       </w:r>
       <w:r>
         <w:t xml:space="preserve"> </w:t>
@@ -6360,13 +6206,22 @@
       </w:r>
     </w:p>
     <w:bookmarkEnd w:id="199"/>
-    <w:bookmarkStart w:id="203" w:name="m7-p15-off-label-needs-a-label."/>
+    <w:bookmarkStart w:id="203" w:name="Xc4692064d4bd183475d1f95058853a8460edc51"/>
     <w:p>
       <w:pPr>
         <w:pStyle w:val="Heading3"/>
       </w:pPr>
       <w:r>
-        <w:t xml:space="preserve">m7-p15 · Off-label needs a label.</w:t>
+        <w:t xml:space="preserve">m6-p17 · Tight rings, eight months into</w:t>
+      </w:r>
+      <w:r>
+        <w:t xml:space="preserve"> </w:t>
+      </w:r>
+      <w:r>
+        <w:t xml:space="preserve">‘CJC/ipa’</w:t>
+      </w:r>
+      <w:r>
+        <w:t xml:space="preserve">.</w:t>
       </w:r>
     </w:p>
     <w:p>
@@ -6378,7 +6233,7 @@
           <w:i/>
           <w:iCs/>
         </w:rPr>
-        <w:t xml:space="preserve">17 / 22 · Lesson 7.3 · Concept · Lesson 7.3 · Cosmetic, compounded or investigational: consent and the chart</w:t>
+        <w:t xml:space="preserve">17 / 19 · Fictional case · Lesson 6.3 · GH excess, oedema and mitogenic risk</w:t>
       </w:r>
     </w:p>
     <w:p>
@@ -6395,7 +6250,7 @@
               <a:graphicData uri="http://schemas.openxmlformats.org/drawingml/2006/picture">
                 <pic:pic>
                   <pic:nvPicPr>
-                    <pic:cNvPr descr="/var/folders/25/1742nktj7yl7th499b7g5g6h0000gn/T/media-preview-pcrpuilk/m7-p15-img.jpg" id="202" name="Picture"/>
+                    <pic:cNvPr descr="/var/folders/25/1742nktj7yl7th499b7g5g6h0000gn/T/media-preview-s9ncfumc/m6-p17-img.jpg" id="202" name="Picture"/>
                     <pic:cNvPicPr>
                       <a:picLocks noChangeArrowheads="1" noChangeAspect="1"/>
                     </pic:cNvPicPr>
@@ -6443,7 +6298,19 @@
         <w:t xml:space="preserve"> </w:t>
       </w:r>
       <w:r>
-        <w:t xml:space="preserve">Off-label means an approved drug used outside its labelling; a never-approved peptide has no label to depart from; compounded products are also unapproved.</w:t>
+        <w:t xml:space="preserve">Fictional case: tight rings, puffiness, night-time tingling, sweating and skin tags on a clinic</w:t>
+      </w:r>
+      <w:r>
+        <w:t xml:space="preserve"> </w:t>
+      </w:r>
+      <w:r>
+        <w:t xml:space="preserve">‘CJC/ipamorelin’</w:t>
+      </w:r>
+      <w:r>
+        <w:t xml:space="preserve"> </w:t>
+      </w:r>
+      <w:r>
+        <w:t xml:space="preserve">product — the soft-tissue pattern of GH excess.</w:t>
       </w:r>
       <w:r>
         <w:br/>
@@ -6459,7 +6326,25 @@
         <w:t xml:space="preserve"> </w:t>
       </w:r>
       <w:r>
-        <w:t xml:space="preserve">On the left, a tablet with its leaflet steps just outside the leaflet’s boundary; on the right, a tablet stands alone with no leaflet and no boundary.</w:t>
+        <w:t xml:space="preserve">An open, puffy hand with a ring pressing into a swollen finger and fine wavy lines along the thumb, index and middle fingers suggesting tingling.</w:t>
+      </w:r>
+    </w:p>
+    <w:p>
+      <w:pPr>
+        <w:pStyle w:val="BodyText"/>
+      </w:pPr>
+      <w:r>
+        <w:rPr>
+          <w:b/>
+          <w:bCs/>
+        </w:rPr>
+        <w:t xml:space="preserve">Check first:</w:t>
+      </w:r>
+      <w:r>
+        <w:t xml:space="preserve"> </w:t>
+      </w:r>
+      <w:r>
+        <w:t xml:space="preserve">Tingling drawn along the thumb, index and middle fingers (median nerve) to match carpal tunnel symptoms.</w:t>
       </w:r>
     </w:p>
     <w:p>
@@ -6470,7 +6355,7 @@
         <w:rPr>
           <w:rStyle w:val="VerbatimChar"/>
         </w:rPr>
-        <w:t xml:space="preserve">assets/hormones-peptides-skin/images/m7-p15-img.jpg</w:t>
+        <w:t xml:space="preserve">assets/hormones-peptides-skin/images/m6-p17-img.jpg</w:t>
       </w:r>
       <w:r>
         <w:t xml:space="preserve"> </w:t>
@@ -6480,19 +6365,23 @@
       </w:r>
     </w:p>
     <w:bookmarkEnd w:id="203"/>
-    <w:bookmarkStart w:id="207" w:name="m7-p17-just-prescribe-it-off-label."/>
+    <w:bookmarkEnd w:id="204"/>
+    <w:bookmarkStart w:id="237" w:name="X7f121a788d5ede4555333899da6a6733c631f64"/>
+    <w:p>
+      <w:pPr>
+        <w:pStyle w:val="Heading2"/>
+      </w:pPr>
+      <w:r>
+        <w:t xml:space="preserve">Module 07 · Evidence, regulation and compliance</w:t>
+      </w:r>
+    </w:p>
+    <w:bookmarkStart w:id="208" w:name="X82f89a8d1cf22fd5eef8f16aec56047152f8d40"/>
     <w:p>
       <w:pPr>
         <w:pStyle w:val="Heading3"/>
       </w:pPr>
       <w:r>
-        <w:t xml:space="preserve">m7-p17 ·</w:t>
-      </w:r>
-      <w:r>
-        <w:t xml:space="preserve"> </w:t>
-      </w:r>
-      <w:r>
-        <w:t xml:space="preserve">‘Just prescribe it off-label.’</w:t>
+        <w:t xml:space="preserve">m7-p02 · GRADE rates certainty in an effect, one outcome at a time.</w:t>
       </w:r>
     </w:p>
     <w:p>
@@ -6504,7 +6393,7 @@
           <w:i/>
           <w:iCs/>
         </w:rPr>
-        <w:t xml:space="preserve">19 / 22 · Fictional case · Lesson 7.3 · Cosmetic, compounded or investigational: consent and the chart</w:t>
+        <w:t xml:space="preserve">02 / 22 · Lesson 7.1 · Concept · Lesson 7.1 · Grading the evidence behind an aesthetic claim</w:t>
       </w:r>
     </w:p>
     <w:p>
@@ -6516,18 +6405,18 @@
           <wp:inline>
             <wp:extent cx="5334000" cy="2978150"/>
             <wp:effectExtent b="0" l="0" r="0" t="0"/>
-            <wp:docPr descr="" title="" id="205" name="Picture"/>
+            <wp:docPr descr="" title="" id="206" name="Picture"/>
             <a:graphic>
               <a:graphicData uri="http://schemas.openxmlformats.org/drawingml/2006/picture">
                 <pic:pic>
                   <pic:nvPicPr>
-                    <pic:cNvPr descr="/var/folders/25/1742nktj7yl7th499b7g5g6h0000gn/T/media-preview-pcrpuilk/m7-p17-img.jpg" id="206" name="Picture"/>
+                    <pic:cNvPr descr="/var/folders/25/1742nktj7yl7th499b7g5g6h0000gn/T/media-preview-s9ncfumc/m7-p02-img.jpg" id="207" name="Picture"/>
                     <pic:cNvPicPr>
                       <a:picLocks noChangeArrowheads="1" noChangeAspect="1"/>
                     </pic:cNvPicPr>
                   </pic:nvPicPr>
                   <pic:blipFill>
-                    <a:blip r:embed="rId204"/>
+                    <a:blip r:embed="rId205"/>
                     <a:stretch>
                       <a:fillRect/>
                     </a:stretch>
@@ -6569,6 +6458,876 @@
         <w:t xml:space="preserve"> </w:t>
       </w:r>
       <w:r>
+        <w:t xml:space="preserve">GRADE rates certainty for one outcome across the evidence: four levels; randomized trials start high, observational studies low; ratings move for named reasons.</w:t>
+      </w:r>
+      <w:r>
+        <w:br/>
+      </w:r>
+      <w:r>
+        <w:rPr>
+          <w:b/>
+          <w:bCs/>
+        </w:rPr>
+        <w:t xml:space="preserve">Alt text:</w:t>
+      </w:r>
+      <w:r>
+        <w:t xml:space="preserve"> </w:t>
+      </w:r>
+      <w:r>
+        <w:t xml:space="preserve">Four shelves of certainty: randomized trials start on the top shelf with one dot stepping down, observational studies lie on the third shelf, and a small cluster rests on the lowest.</w:t>
+      </w:r>
+    </w:p>
+    <w:p>
+      <w:pPr>
+        <w:pStyle w:val="BodyText"/>
+      </w:pPr>
+      <w:r>
+        <w:rPr>
+          <w:b/>
+          <w:bCs/>
+        </w:rPr>
+        <w:t xml:space="preserve">Check first:</w:t>
+      </w:r>
+      <w:r>
+        <w:t xml:space="preserve"> </w:t>
+      </w:r>
+      <w:r>
+        <w:t xml:space="preserve">GRADE: randomized trials on the top shelf, observational studies on the third; the model also put a small cluster on the lowest shelf (very low). Keep, or redraw with the lowest shelf empty?</w:t>
+      </w:r>
+    </w:p>
+    <w:p>
+      <w:pPr>
+        <w:pStyle w:val="BodyText"/>
+      </w:pPr>
+      <w:r>
+        <w:rPr>
+          <w:rStyle w:val="VerbatimChar"/>
+        </w:rPr>
+        <w:t xml:space="preserve">assets/hormones-peptides-skin/images/m7-p02-img.jpg</w:t>
+      </w:r>
+      <w:r>
+        <w:t xml:space="preserve"> </w:t>
+      </w:r>
+      <w:r>
+        <w:t xml:space="preserve">· draft</w:t>
+      </w:r>
+    </w:p>
+    <w:bookmarkEnd w:id="208"/>
+    <w:bookmarkStart w:id="212" w:name="m7-p05-two-checks-never-one."/>
+    <w:p>
+      <w:pPr>
+        <w:pStyle w:val="Heading3"/>
+      </w:pPr>
+      <w:r>
+        <w:t xml:space="preserve">m7-p05 · Two checks, never one.</w:t>
+      </w:r>
+    </w:p>
+    <w:p>
+      <w:pPr>
+        <w:pStyle w:val="FirstParagraph"/>
+      </w:pPr>
+      <w:r>
+        <w:rPr>
+          <w:i/>
+          <w:iCs/>
+        </w:rPr>
+        <w:t xml:space="preserve">05 / 22 · What changes in practice · Lesson 7.1 · Grading the evidence behind an aesthetic claim</w:t>
+      </w:r>
+    </w:p>
+    <w:p>
+      <w:pPr>
+        <w:pStyle w:val="BodyText"/>
+      </w:pPr>
+      <w:r>
+        <w:drawing>
+          <wp:inline>
+            <wp:extent cx="5334000" cy="2978150"/>
+            <wp:effectExtent b="0" l="0" r="0" t="0"/>
+            <wp:docPr descr="" title="" id="210" name="Picture"/>
+            <a:graphic>
+              <a:graphicData uri="http://schemas.openxmlformats.org/drawingml/2006/picture">
+                <pic:pic>
+                  <pic:nvPicPr>
+                    <pic:cNvPr descr="/var/folders/25/1742nktj7yl7th499b7g5g6h0000gn/T/media-preview-s9ncfumc/m7-p05-img.jpg" id="211" name="Picture"/>
+                    <pic:cNvPicPr>
+                      <a:picLocks noChangeArrowheads="1" noChangeAspect="1"/>
+                    </pic:cNvPicPr>
+                  </pic:nvPicPr>
+                  <pic:blipFill>
+                    <a:blip r:embed="rId209"/>
+                    <a:stretch>
+                      <a:fillRect/>
+                    </a:stretch>
+                  </pic:blipFill>
+                  <pic:spPr bwMode="auto">
+                    <a:xfrm>
+                      <a:off x="0" y="0"/>
+                      <a:ext cx="5334000" cy="2978150"/>
+                    </a:xfrm>
+                    <a:prstGeom prst="rect">
+                      <a:avLst/>
+                    </a:prstGeom>
+                    <a:noFill/>
+                    <a:ln w="9525">
+                      <a:noFill/>
+                      <a:headEnd/>
+                      <a:tailEnd/>
+                    </a:ln>
+                  </pic:spPr>
+                </pic:pic>
+              </a:graphicData>
+            </a:graphic>
+          </wp:inline>
+        </w:drawing>
+      </w:r>
+    </w:p>
+    <w:p>
+      <w:pPr>
+        <w:pStyle w:val="BodyText"/>
+      </w:pPr>
+      <w:r>
+        <w:rPr>
+          <w:b/>
+          <w:bCs/>
+        </w:rPr>
+        <w:t xml:space="preserve">Teaches:</w:t>
+      </w:r>
+      <w:r>
+        <w:t xml:space="preserve"> </w:t>
+      </w:r>
+      <w:r>
+        <w:t xml:space="preserve">Evidence grade and regulatory status are separate checks: an approval says nothing about the grade for an unapproved use, and a mechanism never raises a grade.</w:t>
+      </w:r>
+      <w:r>
+        <w:br/>
+      </w:r>
+      <w:r>
+        <w:rPr>
+          <w:b/>
+          <w:bCs/>
+        </w:rPr>
+        <w:t xml:space="preserve">Alt text:</w:t>
+      </w:r>
+      <w:r>
+        <w:t xml:space="preserve"> </w:t>
+      </w:r>
+      <w:r>
+        <w:t xml:space="preserve">A token travels a path through two different checkpoints in turn: a lens over trial evidence, then a gate bearing a blank seal.</w:t>
+      </w:r>
+    </w:p>
+    <w:p>
+      <w:pPr>
+        <w:pStyle w:val="BodyText"/>
+      </w:pPr>
+      <w:r>
+        <w:rPr>
+          <w:rStyle w:val="VerbatimChar"/>
+        </w:rPr>
+        <w:t xml:space="preserve">assets/hormones-peptides-skin/images/m7-p05-img.jpg</w:t>
+      </w:r>
+      <w:r>
+        <w:t xml:space="preserve"> </w:t>
+      </w:r>
+      <w:r>
+        <w:t xml:space="preserve">· draft</w:t>
+      </w:r>
+    </w:p>
+    <w:bookmarkEnd w:id="212"/>
+    <w:bookmarkStart w:id="216" w:name="X61bad294154cc39cf7a7d51ff3c1c4a73010804"/>
+    <w:p>
+      <w:pPr>
+        <w:pStyle w:val="Heading3"/>
+      </w:pPr>
+      <w:r>
+        <w:t xml:space="preserve">m7-p07 · Two compounding routes, one strict order.</w:t>
+      </w:r>
+    </w:p>
+    <w:p>
+      <w:pPr>
+        <w:pStyle w:val="FirstParagraph"/>
+      </w:pPr>
+      <w:r>
+        <w:rPr>
+          <w:i/>
+          <w:iCs/>
+        </w:rPr>
+        <w:t xml:space="preserve">07 / 22 · Lesson 7.2 · Concept · Lesson 7.2 · Compounding law, the 40-amino-acid line and certificates of analysis</w:t>
+      </w:r>
+    </w:p>
+    <w:p>
+      <w:pPr>
+        <w:pStyle w:val="BodyText"/>
+      </w:pPr>
+      <w:r>
+        <w:drawing>
+          <wp:inline>
+            <wp:extent cx="5334000" cy="2978150"/>
+            <wp:effectExtent b="0" l="0" r="0" t="0"/>
+            <wp:docPr descr="" title="" id="214" name="Picture"/>
+            <a:graphic>
+              <a:graphicData uri="http://schemas.openxmlformats.org/drawingml/2006/picture">
+                <pic:pic>
+                  <pic:nvPicPr>
+                    <pic:cNvPr descr="/var/folders/25/1742nktj7yl7th499b7g5g6h0000gn/T/media-preview-s9ncfumc/m7-p07-img.jpg" id="215" name="Picture"/>
+                    <pic:cNvPicPr>
+                      <a:picLocks noChangeArrowheads="1" noChangeAspect="1"/>
+                    </pic:cNvPicPr>
+                  </pic:nvPicPr>
+                  <pic:blipFill>
+                    <a:blip r:embed="rId213"/>
+                    <a:stretch>
+                      <a:fillRect/>
+                    </a:stretch>
+                  </pic:blipFill>
+                  <pic:spPr bwMode="auto">
+                    <a:xfrm>
+                      <a:off x="0" y="0"/>
+                      <a:ext cx="5334000" cy="2978150"/>
+                    </a:xfrm>
+                    <a:prstGeom prst="rect">
+                      <a:avLst/>
+                    </a:prstGeom>
+                    <a:noFill/>
+                    <a:ln w="9525">
+                      <a:noFill/>
+                      <a:headEnd/>
+                      <a:tailEnd/>
+                    </a:ln>
+                  </pic:spPr>
+                </pic:pic>
+              </a:graphicData>
+            </a:graphic>
+          </wp:inline>
+        </w:drawing>
+      </w:r>
+    </w:p>
+    <w:p>
+      <w:pPr>
+        <w:pStyle w:val="BodyText"/>
+      </w:pPr>
+      <w:r>
+        <w:rPr>
+          <w:b/>
+          <w:bCs/>
+        </w:rPr>
+        <w:t xml:space="preserve">Teaches:</w:t>
+      </w:r>
+      <w:r>
+        <w:t xml:space="preserve"> </w:t>
+      </w:r>
+      <w:r>
+        <w:t xml:space="preserve">US compounding: 503A is patient-specific, with a strict order for bulk substances (monograph, approved-drug component, bulks list); 503B facilities are GMP-inspected; both stay unapproved.</w:t>
+      </w:r>
+      <w:r>
+        <w:br/>
+      </w:r>
+      <w:r>
+        <w:rPr>
+          <w:b/>
+          <w:bCs/>
+        </w:rPr>
+        <w:t xml:space="preserve">Alt text:</w:t>
+      </w:r>
+      <w:r>
+        <w:t xml:space="preserve"> </w:t>
+      </w:r>
+      <w:r>
+        <w:t xml:space="preserve">A small counter preparing one item for one waiting person, beside a larger facility producing trays of identical items under an inspecting lens.</w:t>
+      </w:r>
+    </w:p>
+    <w:p>
+      <w:pPr>
+        <w:pStyle w:val="BodyText"/>
+      </w:pPr>
+      <w:r>
+        <w:rPr>
+          <w:rStyle w:val="VerbatimChar"/>
+        </w:rPr>
+        <w:t xml:space="preserve">assets/hormones-peptides-skin/images/m7-p07-img.jpg</w:t>
+      </w:r>
+      <w:r>
+        <w:t xml:space="preserve"> </w:t>
+      </w:r>
+      <w:r>
+        <w:t xml:space="preserve">· draft</w:t>
+      </w:r>
+    </w:p>
+    <w:bookmarkEnd w:id="216"/>
+    <w:bookmarkStart w:id="220" w:name="X9012b58b5f31d38a81f2d5f6c8c6fb26e54a0ea"/>
+    <w:p>
+      <w:pPr>
+        <w:pStyle w:val="Heading3"/>
+      </w:pPr>
+      <w:r>
+        <w:t xml:space="preserve">m7-p10 · What a certificate can and cannot prove.</w:t>
+      </w:r>
+    </w:p>
+    <w:p>
+      <w:pPr>
+        <w:pStyle w:val="FirstParagraph"/>
+      </w:pPr>
+      <w:r>
+        <w:rPr>
+          <w:i/>
+          <w:iCs/>
+        </w:rPr>
+        <w:t xml:space="preserve">11 / 22 · Concept · Lesson 7.2 · Compounding law, the 40-amino-acid line and certificates of analysis</w:t>
+      </w:r>
+    </w:p>
+    <w:p>
+      <w:pPr>
+        <w:pStyle w:val="BodyText"/>
+      </w:pPr>
+      <w:r>
+        <w:drawing>
+          <wp:inline>
+            <wp:extent cx="5334000" cy="2978150"/>
+            <wp:effectExtent b="0" l="0" r="0" t="0"/>
+            <wp:docPr descr="" title="" id="218" name="Picture"/>
+            <a:graphic>
+              <a:graphicData uri="http://schemas.openxmlformats.org/drawingml/2006/picture">
+                <pic:pic>
+                  <pic:nvPicPr>
+                    <pic:cNvPr descr="/var/folders/25/1742nktj7yl7th499b7g5g6h0000gn/T/media-preview-s9ncfumc/m7-p10-img.jpg" id="219" name="Picture"/>
+                    <pic:cNvPicPr>
+                      <a:picLocks noChangeArrowheads="1" noChangeAspect="1"/>
+                    </pic:cNvPicPr>
+                  </pic:nvPicPr>
+                  <pic:blipFill>
+                    <a:blip r:embed="rId217"/>
+                    <a:stretch>
+                      <a:fillRect/>
+                    </a:stretch>
+                  </pic:blipFill>
+                  <pic:spPr bwMode="auto">
+                    <a:xfrm>
+                      <a:off x="0" y="0"/>
+                      <a:ext cx="5334000" cy="2978150"/>
+                    </a:xfrm>
+                    <a:prstGeom prst="rect">
+                      <a:avLst/>
+                    </a:prstGeom>
+                    <a:noFill/>
+                    <a:ln w="9525">
+                      <a:noFill/>
+                      <a:headEnd/>
+                      <a:tailEnd/>
+                    </a:ln>
+                  </pic:spPr>
+                </pic:pic>
+              </a:graphicData>
+            </a:graphic>
+          </wp:inline>
+        </w:drawing>
+      </w:r>
+    </w:p>
+    <w:p>
+      <w:pPr>
+        <w:pStyle w:val="BodyText"/>
+      </w:pPr>
+      <w:r>
+        <w:rPr>
+          <w:b/>
+          <w:bCs/>
+        </w:rPr>
+        <w:t xml:space="preserve">Teaches:</w:t>
+      </w:r>
+      <w:r>
+        <w:t xml:space="preserve"> </w:t>
+      </w:r>
+      <w:r>
+        <w:t xml:space="preserve">A certificate of analysis is the supplier’s report on one lot — identity by mass spectrometry, purity by HPLC — and cannot prove origin, storage or sterility.</w:t>
+      </w:r>
+      <w:r>
+        <w:br/>
+      </w:r>
+      <w:r>
+        <w:rPr>
+          <w:b/>
+          <w:bCs/>
+        </w:rPr>
+        <w:t xml:space="preserve">Alt text:</w:t>
+      </w:r>
+      <w:r>
+        <w:t xml:space="preserve"> </w:t>
+      </w:r>
+      <w:r>
+        <w:t xml:space="preserve">A blank certificate linked to one tray of identical items, a lens revealing the molecule inside one of them, and a loose item whose link back to the tray is broken.</w:t>
+      </w:r>
+    </w:p>
+    <w:p>
+      <w:pPr>
+        <w:pStyle w:val="BodyText"/>
+      </w:pPr>
+      <w:r>
+        <w:rPr>
+          <w:rStyle w:val="VerbatimChar"/>
+        </w:rPr>
+        <w:t xml:space="preserve">assets/hormones-peptides-skin/images/m7-p10-img.jpg</w:t>
+      </w:r>
+      <w:r>
+        <w:t xml:space="preserve"> </w:t>
+      </w:r>
+      <w:r>
+        <w:t xml:space="preserve">· draft</w:t>
+      </w:r>
+    </w:p>
+    <w:bookmarkEnd w:id="220"/>
+    <w:bookmarkStart w:id="224" w:name="X1a787261f96c7b11491d12220079350d0b0d506"/>
+    <w:p>
+      <w:pPr>
+        <w:pStyle w:val="Heading3"/>
+      </w:pPr>
+      <w:r>
+        <w:t xml:space="preserve">m7-p13 · Research use only is a label, and never a route.</w:t>
+      </w:r>
+    </w:p>
+    <w:p>
+      <w:pPr>
+        <w:pStyle w:val="FirstParagraph"/>
+      </w:pPr>
+      <w:r>
+        <w:rPr>
+          <w:i/>
+          <w:iCs/>
+        </w:rPr>
+        <w:t xml:space="preserve">14 / 22 · What changes in practice · Lesson 7.2 · Compounding law, the 40-amino-acid line and certificates of analysis</w:t>
+      </w:r>
+    </w:p>
+    <w:p>
+      <w:pPr>
+        <w:pStyle w:val="BodyText"/>
+      </w:pPr>
+      <w:r>
+        <w:drawing>
+          <wp:inline>
+            <wp:extent cx="5334000" cy="2978150"/>
+            <wp:effectExtent b="0" l="0" r="0" t="0"/>
+            <wp:docPr descr="" title="" id="222" name="Picture"/>
+            <a:graphic>
+              <a:graphicData uri="http://schemas.openxmlformats.org/drawingml/2006/picture">
+                <pic:pic>
+                  <pic:nvPicPr>
+                    <pic:cNvPr descr="/var/folders/25/1742nktj7yl7th499b7g5g6h0000gn/T/media-preview-s9ncfumc/m7-p13-img.jpg" id="223" name="Picture"/>
+                    <pic:cNvPicPr>
+                      <a:picLocks noChangeArrowheads="1" noChangeAspect="1"/>
+                    </pic:cNvPicPr>
+                  </pic:nvPicPr>
+                  <pic:blipFill>
+                    <a:blip r:embed="rId221"/>
+                    <a:stretch>
+                      <a:fillRect/>
+                    </a:stretch>
+                  </pic:blipFill>
+                  <pic:spPr bwMode="auto">
+                    <a:xfrm>
+                      <a:off x="0" y="0"/>
+                      <a:ext cx="5334000" cy="2978150"/>
+                    </a:xfrm>
+                    <a:prstGeom prst="rect">
+                      <a:avLst/>
+                    </a:prstGeom>
+                    <a:noFill/>
+                    <a:ln w="9525">
+                      <a:noFill/>
+                      <a:headEnd/>
+                      <a:tailEnd/>
+                    </a:ln>
+                  </pic:spPr>
+                </pic:pic>
+              </a:graphicData>
+            </a:graphic>
+          </wp:inline>
+        </w:drawing>
+      </w:r>
+    </w:p>
+    <w:p>
+      <w:pPr>
+        <w:pStyle w:val="BodyText"/>
+      </w:pPr>
+      <w:r>
+        <w:rPr>
+          <w:b/>
+          <w:bCs/>
+        </w:rPr>
+        <w:t xml:space="preserve">Teaches:</w:t>
+      </w:r>
+      <w:r>
+        <w:t xml:space="preserve"> </w:t>
+      </w:r>
+      <w:r>
+        <w:t xml:space="preserve">‘Research use only’</w:t>
+      </w:r>
+      <w:r>
+        <w:t xml:space="preserve"> </w:t>
+      </w:r>
+      <w:r>
+        <w:t xml:space="preserve">is a US shipping permission for laboratory research; FDA reads intended use from claims and sale; it never makes a route to patients.</w:t>
+      </w:r>
+      <w:r>
+        <w:br/>
+      </w:r>
+      <w:r>
+        <w:rPr>
+          <w:b/>
+          <w:bCs/>
+        </w:rPr>
+        <w:t xml:space="preserve">Alt text:</w:t>
+      </w:r>
+      <w:r>
+        <w:t xml:space="preserve"> </w:t>
+      </w:r>
+      <w:r>
+        <w:t xml:space="preserve">A path from a laboratory bench ends at a closed gate with a blank tag hanging on it, before a clinic room with an empty couch.</w:t>
+      </w:r>
+    </w:p>
+    <w:p>
+      <w:pPr>
+        <w:pStyle w:val="BodyText"/>
+      </w:pPr>
+      <w:r>
+        <w:rPr>
+          <w:rStyle w:val="VerbatimChar"/>
+        </w:rPr>
+        <w:t xml:space="preserve">assets/hormones-peptides-skin/images/m7-p13-img.jpg</w:t>
+      </w:r>
+      <w:r>
+        <w:t xml:space="preserve"> </w:t>
+      </w:r>
+      <w:r>
+        <w:t xml:space="preserve">· draft</w:t>
+      </w:r>
+    </w:p>
+    <w:bookmarkEnd w:id="224"/>
+    <w:bookmarkStart w:id="228" w:name="X87df228d4a678559fc3355a47fec7a71f7fce96"/>
+    <w:p>
+      <w:pPr>
+        <w:pStyle w:val="Heading3"/>
+      </w:pPr>
+      <w:r>
+        <w:t xml:space="preserve">m7-p22 · Selling and advertising peptides outside the US.</w:t>
+      </w:r>
+    </w:p>
+    <w:p>
+      <w:pPr>
+        <w:pStyle w:val="FirstParagraph"/>
+      </w:pPr>
+      <w:r>
+        <w:rPr>
+          <w:i/>
+          <w:iCs/>
+        </w:rPr>
+        <w:t xml:space="preserve">15 / 22 · Regulatory status (outside the US) · Lesson 7.2 · Compounding law, the 40-amino-acid line and certificates of analysis</w:t>
+      </w:r>
+    </w:p>
+    <w:p>
+      <w:pPr>
+        <w:pStyle w:val="BodyText"/>
+      </w:pPr>
+      <w:r>
+        <w:drawing>
+          <wp:inline>
+            <wp:extent cx="5334000" cy="2978150"/>
+            <wp:effectExtent b="0" l="0" r="0" t="0"/>
+            <wp:docPr descr="" title="" id="226" name="Picture"/>
+            <a:graphic>
+              <a:graphicData uri="http://schemas.openxmlformats.org/drawingml/2006/picture">
+                <pic:pic>
+                  <pic:nvPicPr>
+                    <pic:cNvPr descr="/var/folders/25/1742nktj7yl7th499b7g5g6h0000gn/T/media-preview-s9ncfumc/m7-p22-img.jpg" id="227" name="Picture"/>
+                    <pic:cNvPicPr>
+                      <a:picLocks noChangeArrowheads="1" noChangeAspect="1"/>
+                    </pic:cNvPicPr>
+                  </pic:nvPicPr>
+                  <pic:blipFill>
+                    <a:blip r:embed="rId225"/>
+                    <a:stretch>
+                      <a:fillRect/>
+                    </a:stretch>
+                  </pic:blipFill>
+                  <pic:spPr bwMode="auto">
+                    <a:xfrm>
+                      <a:off x="0" y="0"/>
+                      <a:ext cx="5334000" cy="2978150"/>
+                    </a:xfrm>
+                    <a:prstGeom prst="rect">
+                      <a:avLst/>
+                    </a:prstGeom>
+                    <a:noFill/>
+                    <a:ln w="9525">
+                      <a:noFill/>
+                      <a:headEnd/>
+                      <a:tailEnd/>
+                    </a:ln>
+                  </pic:spPr>
+                </pic:pic>
+              </a:graphicData>
+            </a:graphic>
+          </wp:inline>
+        </w:drawing>
+      </w:r>
+    </w:p>
+    <w:p>
+      <w:pPr>
+        <w:pStyle w:val="BodyText"/>
+      </w:pPr>
+      <w:r>
+        <w:rPr>
+          <w:b/>
+          <w:bCs/>
+        </w:rPr>
+        <w:t xml:space="preserve">Teaches:</w:t>
+      </w:r>
+      <w:r>
+        <w:t xml:space="preserve"> </w:t>
+      </w:r>
+      <w:r>
+        <w:t xml:space="preserve">In the UK, MHRA judges medicine status from claims, form and use; an unlicensed medicine may not be sold or advertised, and prescription-only medicines are never advertised to the public.</w:t>
+      </w:r>
+      <w:r>
+        <w:br/>
+      </w:r>
+      <w:r>
+        <w:rPr>
+          <w:b/>
+          <w:bCs/>
+        </w:rPr>
+        <w:t xml:space="preserve">Alt text:</w:t>
+      </w:r>
+      <w:r>
+        <w:t xml:space="preserve"> </w:t>
+      </w:r>
+      <w:r>
+        <w:t xml:space="preserve">A magnifying lens examines a plain phone screen showing a generic post, beside a megaphone blocked by a bar.</w:t>
+      </w:r>
+    </w:p>
+    <w:p>
+      <w:pPr>
+        <w:pStyle w:val="BodyText"/>
+      </w:pPr>
+      <w:r>
+        <w:rPr>
+          <w:rStyle w:val="VerbatimChar"/>
+        </w:rPr>
+        <w:t xml:space="preserve">assets/hormones-peptides-skin/images/m7-p22-img.jpg</w:t>
+      </w:r>
+      <w:r>
+        <w:t xml:space="preserve"> </w:t>
+      </w:r>
+      <w:r>
+        <w:t xml:space="preserve">· draft</w:t>
+      </w:r>
+    </w:p>
+    <w:bookmarkEnd w:id="228"/>
+    <w:bookmarkStart w:id="232" w:name="m7-p15-off-label-needs-a-label."/>
+    <w:p>
+      <w:pPr>
+        <w:pStyle w:val="Heading3"/>
+      </w:pPr>
+      <w:r>
+        <w:t xml:space="preserve">m7-p15 · Off-label needs a label.</w:t>
+      </w:r>
+    </w:p>
+    <w:p>
+      <w:pPr>
+        <w:pStyle w:val="FirstParagraph"/>
+      </w:pPr>
+      <w:r>
+        <w:rPr>
+          <w:i/>
+          <w:iCs/>
+        </w:rPr>
+        <w:t xml:space="preserve">17 / 22 · Lesson 7.3 · Concept · Lesson 7.3 · Cosmetic, compounded or investigational: consent and the chart</w:t>
+      </w:r>
+    </w:p>
+    <w:p>
+      <w:pPr>
+        <w:pStyle w:val="BodyText"/>
+      </w:pPr>
+      <w:r>
+        <w:drawing>
+          <wp:inline>
+            <wp:extent cx="5334000" cy="2978150"/>
+            <wp:effectExtent b="0" l="0" r="0" t="0"/>
+            <wp:docPr descr="" title="" id="230" name="Picture"/>
+            <a:graphic>
+              <a:graphicData uri="http://schemas.openxmlformats.org/drawingml/2006/picture">
+                <pic:pic>
+                  <pic:nvPicPr>
+                    <pic:cNvPr descr="/var/folders/25/1742nktj7yl7th499b7g5g6h0000gn/T/media-preview-s9ncfumc/m7-p15-img.jpg" id="231" name="Picture"/>
+                    <pic:cNvPicPr>
+                      <a:picLocks noChangeArrowheads="1" noChangeAspect="1"/>
+                    </pic:cNvPicPr>
+                  </pic:nvPicPr>
+                  <pic:blipFill>
+                    <a:blip r:embed="rId229"/>
+                    <a:stretch>
+                      <a:fillRect/>
+                    </a:stretch>
+                  </pic:blipFill>
+                  <pic:spPr bwMode="auto">
+                    <a:xfrm>
+                      <a:off x="0" y="0"/>
+                      <a:ext cx="5334000" cy="2978150"/>
+                    </a:xfrm>
+                    <a:prstGeom prst="rect">
+                      <a:avLst/>
+                    </a:prstGeom>
+                    <a:noFill/>
+                    <a:ln w="9525">
+                      <a:noFill/>
+                      <a:headEnd/>
+                      <a:tailEnd/>
+                    </a:ln>
+                  </pic:spPr>
+                </pic:pic>
+              </a:graphicData>
+            </a:graphic>
+          </wp:inline>
+        </w:drawing>
+      </w:r>
+    </w:p>
+    <w:p>
+      <w:pPr>
+        <w:pStyle w:val="BodyText"/>
+      </w:pPr>
+      <w:r>
+        <w:rPr>
+          <w:b/>
+          <w:bCs/>
+        </w:rPr>
+        <w:t xml:space="preserve">Teaches:</w:t>
+      </w:r>
+      <w:r>
+        <w:t xml:space="preserve"> </w:t>
+      </w:r>
+      <w:r>
+        <w:t xml:space="preserve">Off-label means an approved drug used outside its labelling; a never-approved peptide has no label to depart from; compounded products are also unapproved.</w:t>
+      </w:r>
+      <w:r>
+        <w:br/>
+      </w:r>
+      <w:r>
+        <w:rPr>
+          <w:b/>
+          <w:bCs/>
+        </w:rPr>
+        <w:t xml:space="preserve">Alt text:</w:t>
+      </w:r>
+      <w:r>
+        <w:t xml:space="preserve"> </w:t>
+      </w:r>
+      <w:r>
+        <w:t xml:space="preserve">On the left, a tablet with its leaflet steps just outside the leaflet’s boundary; on the right, a tablet stands alone with no leaflet and no boundary.</w:t>
+      </w:r>
+    </w:p>
+    <w:p>
+      <w:pPr>
+        <w:pStyle w:val="BodyText"/>
+      </w:pPr>
+      <w:r>
+        <w:rPr>
+          <w:rStyle w:val="VerbatimChar"/>
+        </w:rPr>
+        <w:t xml:space="preserve">assets/hormones-peptides-skin/images/m7-p15-img.jpg</w:t>
+      </w:r>
+      <w:r>
+        <w:t xml:space="preserve"> </w:t>
+      </w:r>
+      <w:r>
+        <w:t xml:space="preserve">· draft</w:t>
+      </w:r>
+    </w:p>
+    <w:bookmarkEnd w:id="232"/>
+    <w:bookmarkStart w:id="236" w:name="m7-p17-just-prescribe-it-off-label."/>
+    <w:p>
+      <w:pPr>
+        <w:pStyle w:val="Heading3"/>
+      </w:pPr>
+      <w:r>
+        <w:t xml:space="preserve">m7-p17 ·</w:t>
+      </w:r>
+      <w:r>
+        <w:t xml:space="preserve"> </w:t>
+      </w:r>
+      <w:r>
+        <w:t xml:space="preserve">‘Just prescribe it off-label.’</w:t>
+      </w:r>
+    </w:p>
+    <w:p>
+      <w:pPr>
+        <w:pStyle w:val="FirstParagraph"/>
+      </w:pPr>
+      <w:r>
+        <w:rPr>
+          <w:i/>
+          <w:iCs/>
+        </w:rPr>
+        <w:t xml:space="preserve">19 / 22 · Fictional case · Lesson 7.3 · Cosmetic, compounded or investigational: consent and the chart</w:t>
+      </w:r>
+    </w:p>
+    <w:p>
+      <w:pPr>
+        <w:pStyle w:val="BodyText"/>
+      </w:pPr>
+      <w:r>
+        <w:drawing>
+          <wp:inline>
+            <wp:extent cx="5334000" cy="2978150"/>
+            <wp:effectExtent b="0" l="0" r="0" t="0"/>
+            <wp:docPr descr="" title="" id="234" name="Picture"/>
+            <a:graphic>
+              <a:graphicData uri="http://schemas.openxmlformats.org/drawingml/2006/picture">
+                <pic:pic>
+                  <pic:nvPicPr>
+                    <pic:cNvPr descr="/var/folders/25/1742nktj7yl7th499b7g5g6h0000gn/T/media-preview-s9ncfumc/m7-p17-img.jpg" id="235" name="Picture"/>
+                    <pic:cNvPicPr>
+                      <a:picLocks noChangeArrowheads="1" noChangeAspect="1"/>
+                    </pic:cNvPicPr>
+                  </pic:nvPicPr>
+                  <pic:blipFill>
+                    <a:blip r:embed="rId233"/>
+                    <a:stretch>
+                      <a:fillRect/>
+                    </a:stretch>
+                  </pic:blipFill>
+                  <pic:spPr bwMode="auto">
+                    <a:xfrm>
+                      <a:off x="0" y="0"/>
+                      <a:ext cx="5334000" cy="2978150"/>
+                    </a:xfrm>
+                    <a:prstGeom prst="rect">
+                      <a:avLst/>
+                    </a:prstGeom>
+                    <a:noFill/>
+                    <a:ln w="9525">
+                      <a:noFill/>
+                      <a:headEnd/>
+                      <a:tailEnd/>
+                    </a:ln>
+                  </pic:spPr>
+                </pic:pic>
+              </a:graphicData>
+            </a:graphic>
+          </wp:inline>
+        </w:drawing>
+      </w:r>
+    </w:p>
+    <w:p>
+      <w:pPr>
+        <w:pStyle w:val="BodyText"/>
+      </w:pPr>
+      <w:r>
+        <w:rPr>
+          <w:b/>
+          <w:bCs/>
+        </w:rPr>
+        <w:t xml:space="preserve">Teaches:</w:t>
+      </w:r>
+      <w:r>
+        <w:t xml:space="preserve"> </w:t>
+      </w:r>
+      <w:r>
         <w:t xml:space="preserve">Fictional case:</w:t>
       </w:r>
       <w:r>
@@ -6617,9 +7376,9 @@
         <w:t xml:space="preserve">· draft</w:t>
       </w:r>
     </w:p>
-    <w:bookmarkEnd w:id="207"/>
-    <w:bookmarkEnd w:id="208"/>
-    <w:bookmarkEnd w:id="209"/>
+    <w:bookmarkEnd w:id="236"/>
+    <w:bookmarkEnd w:id="237"/>
+    <w:bookmarkEnd w:id="238"/>
     <w:sectPr>
       <w:footnotePr>
         <w:numRestart w:val="eachSect"/>
